--- a/docs/manuscript/submission/sampling_uncertainty_mpm_main.docx
+++ b/docs/manuscript/submission/sampling_uncertainty_mpm_main.docx
@@ -299,7 +299,7 @@
         <w:pStyle w:val="FirstParagraph"/>
       </w:pPr>
       <w:r>
-        <w:t xml:space="preserve">We used the COMPADRE database to identify an initial group of 91 studies from which we sought data. The initial search criteria were: studies published from 2010 onwards; species of common perennial growth forms (herbaceous, shrub, tree, palm, and succulent); wild populations not subjected to experimental treatments; and MPMs with three or more stage classes and a one-year projection interval. Of these, we obtained the data required to model sampling uncertainty for 28: most exclusions reflected insufficient reporting of transition-specific sample sizes, and a small number used estimation methods incompatible with our bootstrapping approach (e.g. mark-recapture or multi-stage vital rate products). We cannot rule out selection bias, but have no strong reason to expect systematic differences between included and excluded studies. The 28 studies yielded 298 MPMs for 73 populations of 27 species. We supplemented this set with 5 additional studies published before 2010 for which we had previously obtained data (targeted based on a criterion of at least 4 years of temporal replication), giving a final set of 33 studies representing 325 MPMs for 82 populations of 32 species.</w:t>
+        <w:t xml:space="preserve">We used COMPADRE version 6.26.3.0 (created Mar_11_2026) to identify an initial group of 91 studies from which we sought data. The initial search criteria were: studies published from 2010 onwards; species of common perennial growth forms (herbaceous, shrub, tree, palm, and succulent); wild populations not subjected to experimental treatments; and MPMs with three or more stage classes and a one-year projection interval. Of these, we obtained the data required to model sampling uncertainty for 28: most exclusions reflected insufficient reporting of transition-specific sample sizes, and a small number used estimation methods incompatible with our bootstrapping approach (e.g. mark-recapture or multi-stage vital rate products). We cannot rule out selection bias, but have no strong reason to expect systematic differences between included and excluded studies. The 28 studies yielded 298 MPMs for 73 populations of 27 species. We supplemented this set with 5 additional studies published before 2010 for which we had previously obtained data (targeted based on a criterion of at least 4 years of temporal replication), giving a final set of 33 studies representing 325 MPMs for 82 populations of 32 species.</w:t>
       </w:r>
     </w:p>
     <w:bookmarkEnd w:id="27"/>
@@ -1119,7 +1119,7 @@
         <w:pStyle w:val="FirstParagraph"/>
       </w:pPr>
       <w:r>
-        <w:t xml:space="preserve">We chose parametric bootstrapping because the sampling distributions of survival and reproductive transitions follow well-characterised probability models (multinomial and Poisson, respectively) whose parameters can be directly estimated from the transition frequencies reported in source studies. This makes parametric bootstrapping more tractable than MCMC for our scale of analysis and more principled than the empirical bootstrap, which cannot generate variation when all individuals in a stage class experience the same outcome (e.g. all survive), a situation common in published matrices.</w:t>
+        <w:t xml:space="preserve">We chose parametric bootstrapping because the sampling distributions of survival and reproductive transitions follow well-characterised probability models (multinomial and Poisson, respectively) whose parameters can be directly estimated from the transition frequencies reported in source studies. This makes parametric bootstrapping more tractable than MCMC for our scale of analysis and more principled than the empirical bootstrap, which cannot generate variation when all individuals in a stage class experience the same outcome (e.g. all survive), a situation common in published matrices. When a stage-specific sample size was recovered as zero, we retained the published point-estimate transition column unchanged in all bootstrap draws rather than treating it as a structural zero. In such cases, the matrix remains usable in the same way it would be in a comparative database analysis, but no additional sampling variation is propagated for that unsupported column.</w:t>
       </w:r>
     </w:p>
     <w:bookmarkStart w:id="30" w:name="illustrative-example"/>
@@ -3027,7 +3027,7 @@
         <w:pStyle w:val="BodyText"/>
       </w:pPr>
       <w:r>
-        <w:t xml:space="preserve">We calculated life expectancy and shape at the population level, as defined in COMPADRE. For populations with temporal replication (i.e., MPMs across multiple time periods), we used the pooled population MPM in our analysis, if available; otherwise, we used the population mean MPM. To model sampling uncertainty for pooled or mean MPMs, we pooled stage-specific sample sizes across years (see Supplementary Methods section S1.3). This approach ignores uncertainty arising from temporal variation in transition rates and therefore underestimates overall uncertainty in the pooled estimates. The degree of underestimation depends on how much transition rates vary across years relative to within-year sampling error; for species with high interannual variability, the bias could be substantial. Results should therefore be interpreted conservatively with respect to the influence of sampling uncertainty.</w:t>
+        <w:t xml:space="preserve">We calculated life expectancy and shape at the population level, using one population-level MPM per population. For populations with temporal replication, we used a pooled population MPM if available; otherwise, we used a population mean MPM; if neither was available, we constructed a population-level matrix by taking the element-wise mean of the available annual individual MPMs. When database records included both site-specific populations and aggregate population labels (e.g. combined multi-site entries), we retained the site-specific populations and excluded the aggregate rows to avoid double counting. To model sampling uncertainty for pooled or mean population-level MPMs, we pooled stage-specific sample sizes across years (see Supplementary Methods section S1.3). This approach ignores uncertainty arising from temporal variation in transition rates and therefore underestimates overall uncertainty in the pooled estimates. The degree of underestimation depends on how much transition rates vary across years relative to within-year sampling error; for species with high interannual variability, the bias could be substantial. Results should therefore be interpreted conservatively with respect to the influence of sampling uncertainty.</w:t>
       </w:r>
     </w:p>
     <w:p>
@@ -6019,7 +6019,7 @@
         <w:pStyle w:val="BodyText"/>
       </w:pPr>
       <w:r>
-        <w:t xml:space="preserve">For our parameters of interest, life expectancy and shape, the estimated sampling-to-other variance ratios across population-level MPM entries in analysis 1 were 2.00 and 3.28, respectively (Table</w:t>
+        <w:t xml:space="preserve">For our parameters of interest, life expectancy and shape, the estimated sampling-to-other variance ratios across population-level MPM entries in analysis 1 were 1.93 and 3.31, respectively (Table</w:t>
       </w:r>
       <w:r>
         <w:t xml:space="preserve"> </w:t>
@@ -6054,7 +6054,7 @@
         <w:t xml:space="preserve">4</w:t>
       </w:r>
       <w:r>
-        <w:t xml:space="preserve">). For the slope parameter β, the posterior distribution from the point-estimate model was centred slightly to the left of zero (P[β &gt; 0] = 0.258), whereas the corresponding posterior from the sampling-uncertainty model was shifted somewhat to the right (P[β &gt; 0] = 0.646), indicating stronger evidence for a positive relationship between life expectancy and shape.</w:t>
+        <w:t xml:space="preserve">). For the slope parameter β, the posterior distribution from the point-estimate model was centred slightly to the left of zero (P[β &gt; 0] = 0.146), whereas the corresponding posterior from the sampling-uncertainty model was shifted somewhat to the right (P[β &gt; 0] = 0.770), indicating stronger evidence for a positive relationship between life expectancy and shape.</w:t>
       </w:r>
     </w:p>
     <w:p>
@@ -6181,7 +6181,7 @@
         <w:pStyle w:val="BodyText"/>
       </w:pPr>
       <w:r>
-        <w:t xml:space="preserve">For spring-temperature models, posterior medians differed only slightly between formulations (maximum absolute within-site difference: 0.026 on the linear predictor scale), and 95% interval widths changed by only -5.3% to 4.7% across sites (Supplementary Table S8). Monthly-lag coefficient profiles were likewise highly concordant between formulations, with within-site correlations of posterior medians ranging from 0.986 to 0.995 and a maximum lag-specific median difference of 0.039 (Fig.</w:t>
+        <w:t xml:space="preserve">For spring-temperature models, posterior medians differed only slightly between formulations (maximum absolute within-site difference: 0.026 on the linear predictor scale), and 95% interval widths changed by only -5.3% to 4.7% across sites (Supplementary Table S8). Monthly-lag coefficient profiles were likewise highly concordant between formulations, with within-site correlations of posterior medians ranging from 0.992 to 0.997 and a maximum lag-specific median difference of 0.042 (Fig.</w:t>
       </w:r>
       <w:r>
         <w:t xml:space="preserve"> </w:t>
@@ -6285,14 +6285,14 @@
           <m:t>=</m:t>
         </m:r>
         <m:r>
-          <m:t>67</m:t>
+          <m:t>68</m:t>
         </m:r>
       </m:oMath>
       <w:r>
         <w:t xml:space="preserve"> </w:t>
       </w:r>
       <w:r>
-        <w:t xml:space="preserve">matrices), 35% (23/67) contain only a single reproductive stage class, 28% (19/67) reach their quasi-stable distribution in less than one life expectancy, and 24% (16/67) contain at least one stage-specific survival estimate of exactly 100%. These are not rare edge cases; they are routine features of published matrices that systematically displace derived trait estimates from the centre of their sampling distributions.</w:t>
+        <w:t xml:space="preserve">population-level matrices), 47% (32/68) contain only a single reproductive stage class, 69% (47/68) reach their quasi-stable distribution in less than one life expectancy, and 46% (31/68) contain at least one stage-specific survival estimate of exactly 100%. These are not rare edge cases; they are routine features of published matrices that systematically displace derived trait estimates from the centre of their sampling distributions.</w:t>
       </w:r>
     </w:p>
     <w:bookmarkEnd w:id="41"/>
@@ -8482,7 +8482,7 @@
                 <w:szCs w:val="22"/>
                 <w:color w:val="000000"/>
               </w:rPr>
-              <w:t xml:space="preserve">3.28</w:t>
+              <w:t xml:space="preserve">3.31</w:t>
             </w:r>
           </w:p>
         </w:tc>
@@ -8596,7 +8596,7 @@
                 <w:szCs w:val="22"/>
                 <w:color w:val="000000"/>
               </w:rPr>
-              <w:t xml:space="preserve">2.00</w:t>
+              <w:t xml:space="preserve">1.93</w:t>
             </w:r>
           </w:p>
         </w:tc>
@@ -8824,7 +8824,7 @@
                 <w:szCs w:val="22"/>
                 <w:color w:val="000000"/>
               </w:rPr>
-              <w:t xml:space="preserve">1.06</w:t>
+              <w:t xml:space="preserve">1.12</w:t>
             </w:r>
           </w:p>
         </w:tc>
@@ -8938,7 +8938,7 @@
                 <w:szCs w:val="22"/>
                 <w:color w:val="000000"/>
               </w:rPr>
-              <w:t xml:space="preserve">1.62</w:t>
+              <w:t xml:space="preserve">1.63</w:t>
             </w:r>
           </w:p>
         </w:tc>
@@ -9052,7 +9052,7 @@
                 <w:szCs w:val="22"/>
                 <w:color w:val="000000"/>
               </w:rPr>
-              <w:t xml:space="preserve">1.58</w:t>
+              <w:t xml:space="preserve">1.62</w:t>
             </w:r>
           </w:p>
         </w:tc>

--- a/docs/manuscript/submission/sampling_uncertainty_mpm_main.docx
+++ b/docs/manuscript/submission/sampling_uncertainty_mpm_main.docx
@@ -160,7 +160,7 @@
         </w:numPr>
       </w:pPr>
       <w:r>
-        <w:t xml:space="preserve">The effects of sampling uncertainty were strongly trait-dependent. It had little influence on integrated demographic metrics such as population growth rate, but accounted for a substantial fraction of the total variation in traits related to mortality trajectories, particularly the shape of the mortality distribution. In these cases, point estimates were often systematically displaced from their underlying sampling distributions due to boundary estimates of stage-specific survival (i.e. survival probabilities near 0 or 1), which are common in published matrices. By contrast, inference in a within-species analysis of weather effects on recruitment was largely unaffected.</w:t>
+        <w:t xml:space="preserve">The effects of sampling uncertainty were strongly trait-dependent. It had little influence on integrated demographic metrics such as population growth rate, but accounted for a substantial fraction of the total variation in traits related to mortality trajectories, particularly the shape of the mortality distribution. In these cases, point estimates were often systematically displaced from their underlying sampling distributions due to boundary estimates of stage-specific survival (i.e. survival probabilities near 0 or 1), which are common in published matrices. By contrast, inference in a within-species analysis of weather effects on vital rates was largely unaffected.</w:t>
       </w:r>
     </w:p>
     <w:p>
@@ -242,7 +242,7 @@
         <w:pStyle w:val="BodyText"/>
       </w:pPr>
       <w:r>
-        <w:t xml:space="preserve">Our aim is to examine how sampling uncertainty in published projection matrices propagates to specific MPM-derived quantities and to explore when point estimates are robust or fragile. We expect sensitivity to vary systematically across traits, reflecting a spectrum from highly integrated metrics — such as population growth rate, which averages over many transitions and should be buffered against uncertainty in any single element — to traits that depend on long-term survivorship inferred indirectly via age-from-stage methods, such as life expectancy and mortality shape, where small errors in late-stage survival can amplify into large errors in derived quantities. We structure our three analyses to bracket this spectrum deliberately. The focal quantities are mature life expectancy, the shape of the mortality trajectory, log population growth rate, and recruitment-climate regression coefficients. Because COMPADRE does not routinely include transition-level sample sizes, our analysis is restricted to the subset for which these data could be assembled (325 MPMs from 33 studies; details in Methods). We illustrate trait-dependent uncertainty effects using a multi-species comparative analysis of life expectancy-shape relationships (analysis 1), a single-species time-series analysis of weather effects on recruitment (analysis 2), and a multi-site extension of the same climate-demography framework (analysis 3), and use these to identify diagnostic features that help researchers assess robustness in their own work.</w:t>
+        <w:t xml:space="preserve">Our aim is to examine how sampling uncertainty in published projection matrices propagates to specific MPM-derived quantities and to explore when point estimates are robust or fragile. We expect sensitivity to vary systematically across traits, reflecting a spectrum from highly integrated metrics — such as population growth rate, which averages over many transitions and should be buffered against uncertainty in any single element — to traits that depend on long-term survivorship inferred indirectly via age-from-stage methods, such as life expectancy and mortality shape, where small errors in late-stage survival can amplify into large errors in derived quantities. We structure our three analyses to bracket this spectrum deliberately. The focal quantities are mature life expectancy, the shape of the mortality trajectory, log population growth rate, and recruitment-climate regression coefficients. Because COMPADRE does not routinely include transition-level sample sizes, our analysis is restricted to the subset for which these data could be assembled (695 MPMs from 31 studies; details in Methods). We illustrate trait-dependent uncertainty effects using a multi-species comparative analysis of life expectancy-shape relationships (analysis 1), a single-species time-series analysis of weather effects on recruitment (analysis 2), and a multi-site extension of the same climate-demography framework (analysis 3), and use these to identify diagnostic features that help researchers assess robustness in their own work.</w:t>
       </w:r>
     </w:p>
     <w:bookmarkEnd w:id="25"/>
@@ -299,7 +299,7 @@
         <w:pStyle w:val="FirstParagraph"/>
       </w:pPr>
       <w:r>
-        <w:t xml:space="preserve">We used COMPADRE version 6.26.3.0 (created Mar_11_2026) to identify an initial group of 91 studies from which we sought data. The initial search criteria were: studies published from 2010 onwards; species of common perennial growth forms (herbaceous, shrub, tree, palm, and succulent); wild populations not subjected to experimental treatments; and MPMs with three or more stage classes and a one-year projection interval. Of these, we obtained the data required to model sampling uncertainty for 28: most exclusions reflected insufficient reporting of transition-specific sample sizes, and a small number used estimation methods incompatible with our bootstrapping approach (e.g. mark-recapture or multi-stage vital rate products). We cannot rule out selection bias, but have no strong reason to expect systematic differences between included and excluded studies. The 28 studies yielded 298 MPMs for 73 populations of 27 species. We supplemented this set with 5 additional studies published before 2010 for which we had previously obtained data (targeted based on a criterion of at least 4 years of temporal replication), giving a final set of 33 studies representing 325 MPMs for 82 populations of 32 species.</w:t>
+        <w:t xml:space="preserve">We used an earlier version of COMPADRE to identify an initial group of 86 studies from which we sought data, applying the following criteria: studies published from 2010 onwards; species of common perennial growth forms (herbaceous, shrub, tree, palm, and succulent); wild populations not subjected to experimental treatments; and MPMs with three or more stage classes and a one-year projection interval. Data collection and analysis were subsequently conducted using COMPADRE version 6.26.3.0 (created Mar_11_2026). Of the 86 initially identified studies, we obtained the data required to model sampling uncertainty for 26: most exclusions reflected insufficient reporting of transition-specific sample sizes, and a small number used estimation methods incompatible with our bootstrapping approach (e.g. mark-recapture or multi-stage vital rate products). We cannot rule out selection bias, but have no strong reason to expect systematic differences between included and excluded studies. The 26 studies yielded 580 MPMs for 116 populations of 25 species. We supplemented this set with 5 additional studies published before 2010 for which we had previously obtained data (targeted based on a criterion of at least 4 years of temporal replication), giving a final set of 31 studies representing 695 MPMs for 132 populations of 30 species.</w:t>
       </w:r>
     </w:p>
     <w:bookmarkEnd w:id="27"/>
@@ -4082,7 +4082,7 @@
         <w:pStyle w:val="FirstParagraph"/>
       </w:pPr>
       <w:r>
-        <w:t xml:space="preserve">We fit the models described above using RStan (Stan Development Team 2025; Carpenter et al. 2017), with priors and settings as described in Supplementary Methods section S1.4.</w:t>
+        <w:t xml:space="preserve">For these models, we used priors and settings as described in Supplementary Methods section S1.4.</w:t>
       </w:r>
     </w:p>
     <w:p>
@@ -5774,7 +5774,7 @@
         </m:sSub>
       </m:oMath>
       <w:r>
-        <w:t xml:space="preserve">), rather than a single model intercept as before. We fit the above-described models again using RStan, with priors and settings as described in Supplementary Methods section S1.4.</w:t>
+        <w:t xml:space="preserve">), rather than a single model intercept as before. We fit the above-described models again, with priors and settings as described in Supplementary Methods section S1.4.</w:t>
       </w:r>
     </w:p>
     <w:p>
@@ -5973,7 +5973,7 @@
         <w:pStyle w:val="BodyText"/>
       </w:pPr>
       <w:r>
-        <w:t xml:space="preserve">All analyses were run in R (4.5.2) using RStan (2.32.7), with data handling and plotting in tidyverse packages.</w:t>
+        <w:t xml:space="preserve">All analyses were run in R (4.5.3) using RStan (2.32.7), with data handling and plotting in tidyverse packages.</w:t>
       </w:r>
     </w:p>
     <w:bookmarkEnd w:id="33"/>
@@ -6130,7 +6130,16 @@
         <w:t xml:space="preserve">5</w:t>
       </w:r>
       <w:r>
-        <w:t xml:space="preserve">C), temperature coefficients were estimable for stages 2 and 3; for stage 1 we show a descriptive open-circle marker at mean survival across years, and for stage 4 (all years at 100% survival) we show a descriptive open-circle marker at survival = 1, both without interval bars.</w:t>
+        <w:t xml:space="preserve">C), temperature coefficients were estimable for stages 2 and 3; for stage 1 we show a descriptive open-circle marker at mean survival across years, and for stage 4 (all years at 100% survival) we show a descriptive open-circle marker at survival = 1, both without interval bars. This is analogous to the pattern in Figure</w:t>
+      </w:r>
+      <w:r>
+        <w:t xml:space="preserve"> </w:t>
+      </w:r>
+      <w:r>
+        <w:t xml:space="preserve">4</w:t>
+      </w:r>
+      <w:r>
+        <w:t xml:space="preserve">: once sampling variation in the annual survival estimates is modelled explicitly, part of the apparent between-year spread is reallocated from biological signal to measurement noise, which can yield more precise coefficient estimates.</w:t>
       </w:r>
     </w:p>
     <w:bookmarkEnd w:id="37"/>
@@ -6354,7 +6363,7 @@
         <w:pStyle w:val="FirstParagraph"/>
       </w:pPr>
       <w:r>
-        <w:t xml:space="preserve">Incorporating transition-rate sampling uncertainty into analyses of published MPMs remains challenging, primarily because the data required to reconstruct sampling distributions are rarely reported. Of the 91 source publications we initially targeted, only a small subset provided sufficient information to model uncertainty in survival or reproductive transitions. Improved reporting of transition-specific sample sizes or standard errors, particularly on the scale of the linear predictor, would greatly enhance future researchers’ ability to assess robustness and propagate uncertainty where necessary (see Supplementary Methods section S1.7 for detailed recommendations). At the same time, the absence of a single, universally</w:t>
+        <w:t xml:space="preserve">Incorporating transition-rate sampling uncertainty into analyses of published MPMs remains challenging, primarily because the data required to reconstruct sampling distributions are rarely reported. Of the 86 source publications we initially targeted, only a small subset provided sufficient information to model uncertainty in survival or reproductive transitions. Improved reporting of transition-specific sample sizes or standard errors, particularly on the scale of the linear predictor, would greatly enhance future researchers’ ability to assess robustness and propagate uncertainty where necessary (see Supplementary Methods section S1.7 for detailed recommendations). At the same time, the absence of a single, universally</w:t>
       </w:r>
       <w:r>
         <w:t xml:space="preserve"> </w:t>
@@ -6437,7 +6446,7 @@
         <w:pStyle w:val="FirstParagraph"/>
       </w:pPr>
       <w:r>
-        <w:t xml:space="preserve">ORJ conceived and designed the study, curated data from the COMPADRE database and data provided by authors of papers selected as case studies, conducted the analysis, and wrote the first draft of the manuscript. EGS contributed to conceptualization and interpretation of results, and reviewed and edited the manuscript. Both authors approved the final version for submission.</w:t>
+        <w:t xml:space="preserve">ORJ conceived and designed the study, curated data from the COMPADRE database and data provided by authors of papers selected for the analyses, conducted the analysis, and wrote the first draft of the manuscript. EGS contributed to conceptualization and interpretation of results, and reviewed and edited the manuscript. Both authors approved the final version for submission.</w:t>
       </w:r>
     </w:p>
     <w:bookmarkEnd w:id="48"/>
@@ -6459,7 +6468,7 @@
       </w:r>
     </w:p>
     <w:bookmarkEnd w:id="49"/>
-    <w:bookmarkStart w:id="50" w:name="data-availability"/>
+    <w:bookmarkStart w:id="51" w:name="data-availability"/>
     <w:p>
       <w:pPr>
         <w:pStyle w:val="Heading1"/>
@@ -6473,11 +6482,25 @@
         <w:pStyle w:val="FirstParagraph"/>
       </w:pPr>
       <w:r>
-        <w:t xml:space="preserve">Data and code required to reproduce our analyses are archived on Zenodo [DOI to be inserted].</w:t>
-      </w:r>
-    </w:p>
-    <w:bookmarkEnd w:id="50"/>
-    <w:bookmarkStart w:id="51" w:name="supplementary-materials"/>
+        <w:t xml:space="preserve">Data and code required to reproduce our analyses are archived on Zenodo:</w:t>
+      </w:r>
+      <w:r>
+        <w:t xml:space="preserve"> </w:t>
+      </w:r>
+      <w:hyperlink r:id="rId50">
+        <w:r>
+          <w:rPr>
+            <w:rStyle w:val="Hyperlink"/>
+          </w:rPr>
+          <w:t xml:space="preserve">https://doi.org/10.5281/zenodo.19474729</w:t>
+        </w:r>
+      </w:hyperlink>
+      <w:r>
+        <w:t xml:space="preserve">.</w:t>
+      </w:r>
+    </w:p>
+    <w:bookmarkEnd w:id="51"/>
+    <w:bookmarkStart w:id="52" w:name="supplementary-materials"/>
     <w:p>
       <w:pPr>
         <w:pStyle w:val="Heading1"/>
@@ -6972,8 +6995,8 @@
         <w:br w:type="page"/>
       </w:r>
     </w:p>
-    <w:bookmarkEnd w:id="51"/>
-    <w:bookmarkStart w:id="90" w:name="references"/>
+    <w:bookmarkEnd w:id="52"/>
+    <w:bookmarkStart w:id="91" w:name="references"/>
     <w:p>
       <w:pPr>
         <w:pStyle w:val="Heading1"/>
@@ -7005,7 +7028,7 @@
       <w:r>
         <w:t xml:space="preserve"> </w:t>
       </w:r>
-      <w:hyperlink r:id="rId52">
+      <w:hyperlink r:id="rId53">
         <w:r>
           <w:rPr>
             <w:rStyle w:val="Hyperlink"/>
@@ -7037,7 +7060,7 @@
       <w:r>
         <w:t xml:space="preserve"> </w:t>
       </w:r>
-      <w:hyperlink r:id="rId53">
+      <w:hyperlink r:id="rId54">
         <w:r>
           <w:rPr>
             <w:rStyle w:val="Hyperlink"/>
@@ -7069,7 +7092,7 @@
       <w:r>
         <w:t xml:space="preserve"> </w:t>
       </w:r>
-      <w:hyperlink r:id="rId54">
+      <w:hyperlink r:id="rId55">
         <w:r>
           <w:rPr>
             <w:rStyle w:val="Hyperlink"/>
@@ -7101,7 +7124,7 @@
       <w:r>
         <w:t xml:space="preserve"> </w:t>
       </w:r>
-      <w:hyperlink r:id="rId55">
+      <w:hyperlink r:id="rId56">
         <w:r>
           <w:rPr>
             <w:rStyle w:val="Hyperlink"/>
@@ -7154,7 +7177,7 @@
       <w:r>
         <w:t xml:space="preserve"> </w:t>
       </w:r>
-      <w:hyperlink r:id="rId56">
+      <w:hyperlink r:id="rId57">
         <w:r>
           <w:rPr>
             <w:rStyle w:val="Hyperlink"/>
@@ -7186,7 +7209,7 @@
       <w:r>
         <w:t xml:space="preserve"> </w:t>
       </w:r>
-      <w:hyperlink r:id="rId57">
+      <w:hyperlink r:id="rId58">
         <w:r>
           <w:rPr>
             <w:rStyle w:val="Hyperlink"/>
@@ -7231,7 +7254,7 @@
       <w:r>
         <w:t xml:space="preserve"> </w:t>
       </w:r>
-      <w:hyperlink r:id="rId58">
+      <w:hyperlink r:id="rId59">
         <w:r>
           <w:rPr>
             <w:rStyle w:val="Hyperlink"/>
@@ -7263,7 +7286,7 @@
       <w:r>
         <w:t xml:space="preserve"> </w:t>
       </w:r>
-      <w:hyperlink r:id="rId59">
+      <w:hyperlink r:id="rId60">
         <w:r>
           <w:rPr>
             <w:rStyle w:val="Hyperlink"/>
@@ -7295,7 +7318,7 @@
       <w:r>
         <w:t xml:space="preserve"> </w:t>
       </w:r>
-      <w:hyperlink r:id="rId60">
+      <w:hyperlink r:id="rId61">
         <w:r>
           <w:rPr>
             <w:rStyle w:val="Hyperlink"/>
@@ -7327,7 +7350,7 @@
       <w:r>
         <w:t xml:space="preserve"> </w:t>
       </w:r>
-      <w:hyperlink r:id="rId61">
+      <w:hyperlink r:id="rId62">
         <w:r>
           <w:rPr>
             <w:rStyle w:val="Hyperlink"/>
@@ -7359,7 +7382,7 @@
       <w:r>
         <w:t xml:space="preserve"> </w:t>
       </w:r>
-      <w:hyperlink r:id="rId62">
+      <w:hyperlink r:id="rId63">
         <w:r>
           <w:rPr>
             <w:rStyle w:val="Hyperlink"/>
@@ -7391,7 +7414,7 @@
       <w:r>
         <w:t xml:space="preserve"> </w:t>
       </w:r>
-      <w:hyperlink r:id="rId63">
+      <w:hyperlink r:id="rId64">
         <w:r>
           <w:rPr>
             <w:rStyle w:val="Hyperlink"/>
@@ -7423,7 +7446,7 @@
       <w:r>
         <w:t xml:space="preserve"> </w:t>
       </w:r>
-      <w:hyperlink r:id="rId64">
+      <w:hyperlink r:id="rId65">
         <w:r>
           <w:rPr>
             <w:rStyle w:val="Hyperlink"/>
@@ -7455,7 +7478,7 @@
       <w:r>
         <w:t xml:space="preserve"> </w:t>
       </w:r>
-      <w:hyperlink r:id="rId65">
+      <w:hyperlink r:id="rId66">
         <w:r>
           <w:rPr>
             <w:rStyle w:val="Hyperlink"/>
@@ -7487,7 +7510,7 @@
       <w:r>
         <w:t xml:space="preserve"> </w:t>
       </w:r>
-      <w:hyperlink r:id="rId66">
+      <w:hyperlink r:id="rId67">
         <w:r>
           <w:rPr>
             <w:rStyle w:val="Hyperlink"/>
@@ -7519,7 +7542,7 @@
       <w:r>
         <w:t xml:space="preserve"> </w:t>
       </w:r>
-      <w:hyperlink r:id="rId67">
+      <w:hyperlink r:id="rId68">
         <w:r>
           <w:rPr>
             <w:rStyle w:val="Hyperlink"/>
@@ -7551,7 +7574,7 @@
       <w:r>
         <w:t xml:space="preserve"> </w:t>
       </w:r>
-      <w:hyperlink r:id="rId68">
+      <w:hyperlink r:id="rId69">
         <w:r>
           <w:rPr>
             <w:rStyle w:val="Hyperlink"/>
@@ -7583,7 +7606,7 @@
       <w:r>
         <w:t xml:space="preserve"> </w:t>
       </w:r>
-      <w:hyperlink r:id="rId69">
+      <w:hyperlink r:id="rId70">
         <w:r>
           <w:rPr>
             <w:rStyle w:val="Hyperlink"/>
@@ -7615,7 +7638,7 @@
       <w:r>
         <w:t xml:space="preserve"> </w:t>
       </w:r>
-      <w:hyperlink r:id="rId70">
+      <w:hyperlink r:id="rId71">
         <w:r>
           <w:rPr>
             <w:rStyle w:val="Hyperlink"/>
@@ -7647,7 +7670,7 @@
       <w:r>
         <w:t xml:space="preserve"> </w:t>
       </w:r>
-      <w:hyperlink r:id="rId71">
+      <w:hyperlink r:id="rId72">
         <w:r>
           <w:rPr>
             <w:rStyle w:val="Hyperlink"/>
@@ -7679,7 +7702,7 @@
       <w:r>
         <w:t xml:space="preserve"> </w:t>
       </w:r>
-      <w:hyperlink r:id="rId72">
+      <w:hyperlink r:id="rId73">
         <w:r>
           <w:rPr>
             <w:rStyle w:val="Hyperlink"/>
@@ -7740,7 +7763,7 @@
       <w:r>
         <w:t xml:space="preserve"> </w:t>
       </w:r>
-      <w:hyperlink r:id="rId73">
+      <w:hyperlink r:id="rId74">
         <w:r>
           <w:rPr>
             <w:rStyle w:val="Hyperlink"/>
@@ -7785,7 +7808,7 @@
       <w:r>
         <w:t xml:space="preserve"> </w:t>
       </w:r>
-      <w:hyperlink r:id="rId74">
+      <w:hyperlink r:id="rId75">
         <w:r>
           <w:rPr>
             <w:rStyle w:val="Hyperlink"/>
@@ -7817,7 +7840,7 @@
       <w:r>
         <w:t xml:space="preserve"> </w:t>
       </w:r>
-      <w:hyperlink r:id="rId75">
+      <w:hyperlink r:id="rId76">
         <w:r>
           <w:rPr>
             <w:rStyle w:val="Hyperlink"/>
@@ -7836,7 +7859,7 @@
       <w:r>
         <w:t xml:space="preserve"> </w:t>
       </w:r>
-      <w:hyperlink r:id="rId76">
+      <w:hyperlink r:id="rId77">
         <w:r>
           <w:rPr>
             <w:rStyle w:val="Hyperlink"/>
@@ -7868,7 +7891,7 @@
       <w:r>
         <w:t xml:space="preserve"> </w:t>
       </w:r>
-      <w:hyperlink r:id="rId77">
+      <w:hyperlink r:id="rId78">
         <w:r>
           <w:rPr>
             <w:rStyle w:val="Hyperlink"/>
@@ -7900,7 +7923,7 @@
       <w:r>
         <w:t xml:space="preserve"> </w:t>
       </w:r>
-      <w:hyperlink r:id="rId78">
+      <w:hyperlink r:id="rId79">
         <w:r>
           <w:rPr>
             <w:rStyle w:val="Hyperlink"/>
@@ -7919,7 +7942,7 @@
       <w:r>
         <w:t xml:space="preserve"> </w:t>
       </w:r>
-      <w:hyperlink r:id="rId79">
+      <w:hyperlink r:id="rId80">
         <w:r>
           <w:rPr>
             <w:rStyle w:val="Hyperlink"/>
@@ -7954,7 +7977,7 @@
       <w:r>
         <w:t xml:space="preserve"> </w:t>
       </w:r>
-      <w:hyperlink r:id="rId80">
+      <w:hyperlink r:id="rId81">
         <w:r>
           <w:rPr>
             <w:rStyle w:val="Hyperlink"/>
@@ -7986,7 +8009,7 @@
       <w:r>
         <w:t xml:space="preserve"> </w:t>
       </w:r>
-      <w:hyperlink r:id="rId81">
+      <w:hyperlink r:id="rId82">
         <w:r>
           <w:rPr>
             <w:rStyle w:val="Hyperlink"/>
@@ -8018,7 +8041,7 @@
       <w:r>
         <w:t xml:space="preserve"> </w:t>
       </w:r>
-      <w:hyperlink r:id="rId82">
+      <w:hyperlink r:id="rId83">
         <w:r>
           <w:rPr>
             <w:rStyle w:val="Hyperlink"/>
@@ -8050,7 +8073,7 @@
       <w:r>
         <w:t xml:space="preserve"> </w:t>
       </w:r>
-      <w:hyperlink r:id="rId83">
+      <w:hyperlink r:id="rId84">
         <w:r>
           <w:rPr>
             <w:rStyle w:val="Hyperlink"/>
@@ -8082,7 +8105,7 @@
       <w:r>
         <w:t xml:space="preserve"> </w:t>
       </w:r>
-      <w:hyperlink r:id="rId84">
+      <w:hyperlink r:id="rId85">
         <w:r>
           <w:rPr>
             <w:rStyle w:val="Hyperlink"/>
@@ -8114,7 +8137,7 @@
       <w:r>
         <w:t xml:space="preserve"> </w:t>
       </w:r>
-      <w:hyperlink r:id="rId85">
+      <w:hyperlink r:id="rId86">
         <w:r>
           <w:rPr>
             <w:rStyle w:val="Hyperlink"/>
@@ -8133,7 +8156,7 @@
       <w:r>
         <w:t xml:space="preserve"> </w:t>
       </w:r>
-      <w:hyperlink r:id="rId86">
+      <w:hyperlink r:id="rId87">
         <w:r>
           <w:rPr>
             <w:rStyle w:val="Hyperlink"/>
@@ -8144,7 +8167,7 @@
       <w:r>
         <w:t xml:space="preserve"> </w:t>
       </w:r>
-      <w:hyperlink r:id="rId87">
+      <w:hyperlink r:id="rId88">
         <w:r>
           <w:rPr>
             <w:rStyle w:val="Hyperlink"/>
@@ -8176,7 +8199,7 @@
       <w:r>
         <w:t xml:space="preserve"> </w:t>
       </w:r>
-      <w:hyperlink r:id="rId88">
+      <w:hyperlink r:id="rId89">
         <w:r>
           <w:rPr>
             <w:rStyle w:val="Hyperlink"/>
@@ -8208,7 +8231,7 @@
       <w:r>
         <w:t xml:space="preserve"> </w:t>
       </w:r>
-      <w:hyperlink r:id="rId89">
+      <w:hyperlink r:id="rId90">
         <w:r>
           <w:rPr>
             <w:rStyle w:val="Hyperlink"/>
@@ -8222,8 +8245,8 @@
         <w:br w:type="page"/>
       </w:r>
     </w:p>
-    <w:bookmarkEnd w:id="90"/>
-    <w:bookmarkStart w:id="92" w:name="tables"/>
+    <w:bookmarkEnd w:id="91"/>
+    <w:bookmarkStart w:id="93" w:name="tables"/>
     <w:p>
       <w:pPr>
         <w:pStyle w:val="Heading1"/>
@@ -8236,8 +8259,8 @@
       <w:pPr>
         <w:pStyle w:val="TableCaption"/>
       </w:pPr>
-      <w:bookmarkStart w:id="91" w:name="tab:table-case1-var"/>
-      <w:bookmarkEnd w:id="91"/>
+      <w:bookmarkStart w:id="92" w:name="tab:table-case1-var"/>
+      <w:bookmarkEnd w:id="92"/>
       <w:r>
         <w:t xml:space="preserve">Table 1:</w:t>
       </w:r>
@@ -9063,8 +9086,8 @@
         <w:br w:type="page"/>
       </w:r>
     </w:p>
-    <w:bookmarkEnd w:id="92"/>
-    <w:bookmarkStart w:id="117" w:name="figures"/>
+    <w:bookmarkEnd w:id="93"/>
+    <w:bookmarkStart w:id="118" w:name="figures"/>
     <w:p>
       <w:pPr>
         <w:pStyle w:val="Heading1"/>
@@ -9082,18 +9105,18 @@
           <wp:inline>
             <wp:extent cx="5727700" cy="1908334"/>
             <wp:effectExtent b="0" l="0" r="0" t="0"/>
-            <wp:docPr descr="Figure 1: Sampling distributions of transition rates for the focal single-MPM example (Agrimonia eupatoria, population B), showing transition rates as reported in COMPADRE (A), the underlying transition counts used for estimation (B), and bootstrap-based sampling distributions (C). In panel C, green density ribbons show transition-rate sampling distributions, red dashed vertical lines show point estimates, and grey dotted vertical lines show posterior medians. Transition rates are probabilities (bounded 0-1). Together, these panels show that several matrix elements are weakly estimated from finite samples." title="" id="94" name="Picture"/>
+            <wp:docPr descr="Figure 1: Sampling distributions of transition rates for the focal single-MPM example (Agrimonia eupatoria, population B), showing transition rates as reported in COMPADRE (A), the underlying transition counts used for estimation (B), and bootstrap-based sampling distributions (C). In panel C, green density ribbons show transition-rate sampling distributions, red dashed vertical lines show point estimates, and grey dotted vertical lines show posterior medians. Transition rates are probabilities (bounded 0-1). Together, these panels show that several matrix elements are weakly estimated from finite samples." title="" id="95" name="Picture"/>
             <a:graphic>
               <a:graphicData uri="http://schemas.openxmlformats.org/drawingml/2006/picture">
                 <pic:pic>
                   <pic:nvPicPr>
-                    <pic:cNvPr descr="../../figures/Figure_1_transition_rates_single_mpm.png" id="95" name="Picture"/>
+                    <pic:cNvPr descr="../../figures/Figure_1_transition_rates_single_mpm.png" id="96" name="Picture"/>
                     <pic:cNvPicPr>
                       <a:picLocks noChangeArrowheads="1" noChangeAspect="1"/>
                     </pic:cNvPicPr>
                   </pic:nvPicPr>
                   <pic:blipFill>
-                    <a:blip r:embed="rId93"/>
+                    <a:blip r:embed="rId94"/>
                     <a:stretch>
                       <a:fillRect/>
                     </a:stretch>
@@ -9124,8 +9147,8 @@
       <w:pPr>
         <w:pStyle w:val="ImageCaption"/>
       </w:pPr>
-      <w:bookmarkStart w:id="96" w:name="fig:fig-main-1a"/>
-      <w:bookmarkEnd w:id="96"/>
+      <w:bookmarkStart w:id="97" w:name="fig:fig-main-1a"/>
+      <w:bookmarkEnd w:id="97"/>
       <w:r>
         <w:t xml:space="preserve">Figure 1: Sampling distributions of transition rates for the focal single-MPM example (</w:t>
       </w:r>
@@ -9154,18 +9177,18 @@
           <wp:inline>
             <wp:extent cx="5727700" cy="2355769"/>
             <wp:effectExtent b="0" l="0" r="0" t="0"/>
-            <wp:docPr descr="Figure 2: Sampling distributions of demographic quantities derived from the focal single MPM, including population growth rate (λ), damping ratio (ρ), generation time (T), and life expectancy (l₀). Orange density ribbons show derived-quantity sampling distributions; red dashed vertical lines show point estimates; grey dotted vertical lines show posterior medians. Quantities are shown on their natural scales (T and l₀ are in years). Uncertainty in transition rates propagates to substantial uncertainty in these derived parameters, with the largest spread in quantities that depend on long-term survivorship and reproduction." title="" id="98" name="Picture"/>
+            <wp:docPr descr="Figure 2: Sampling distributions of demographic quantities derived from the focal single MPM, including population growth rate (λ), damping ratio (ρ), generation time (T), and life expectancy (l₀). Orange density ribbons show derived-quantity sampling distributions; red dashed vertical lines show point estimates; grey dotted vertical lines show posterior medians. Quantities are shown on their natural scales (T and l₀ are in years). Uncertainty in transition rates propagates to substantial uncertainty in these derived parameters, with the largest spread in quantities that depend on long-term survivorship and reproduction." title="" id="99" name="Picture"/>
             <a:graphic>
               <a:graphicData uri="http://schemas.openxmlformats.org/drawingml/2006/picture">
                 <pic:pic>
                   <pic:nvPicPr>
-                    <pic:cNvPr descr="../../figures/Figure_2_derived_parameters_single_mpm.png" id="99" name="Picture"/>
+                    <pic:cNvPr descr="../../figures/Figure_2_derived_parameters_single_mpm.png" id="100" name="Picture"/>
                     <pic:cNvPicPr>
                       <a:picLocks noChangeArrowheads="1" noChangeAspect="1"/>
                     </pic:cNvPicPr>
                   </pic:nvPicPr>
                   <pic:blipFill>
-                    <a:blip r:embed="rId97"/>
+                    <a:blip r:embed="rId98"/>
                     <a:stretch>
                       <a:fillRect/>
                     </a:stretch>
@@ -9196,8 +9219,8 @@
       <w:pPr>
         <w:pStyle w:val="ImageCaption"/>
       </w:pPr>
-      <w:bookmarkStart w:id="100" w:name="fig:fig-main-1b"/>
-      <w:bookmarkEnd w:id="100"/>
+      <w:bookmarkStart w:id="101" w:name="fig:fig-main-1b"/>
+      <w:bookmarkEnd w:id="101"/>
       <w:r>
         <w:t xml:space="preserve">Figure 2: Sampling distributions of demographic quantities derived from the focal single MPM, including population growth rate (λ), damping ratio (ρ), generation time (T), and life expectancy (l₀). Orange density ribbons show derived-quantity sampling distributions; red dashed vertical lines show point estimates; grey dotted vertical lines show posterior medians. Quantities are shown on their natural scales (T and l₀ are in years). Uncertainty in transition rates propagates to substantial uncertainty in these derived parameters, with the largest spread in quantities that depend on long-term survivorship and reproduction.</w:t>
       </w:r>
@@ -9216,18 +9239,18 @@
           <wp:inline>
             <wp:extent cx="3247802" cy="4440497"/>
             <wp:effectExtent b="0" l="0" r="0" t="0"/>
-            <wp:docPr descr="Figure 3: Analysis 1 comparison of point estimates versus sampling-distribution summaries for population-level life expectancy and shape. Panel A shows mortality-trajectory shape, and panel B shows mature life expectancy (years). Purple distributions/points correspond to estimates from matrix point estimates, and green distributions/points correspond to uncertainty-aware summaries from transition-rate sampling distributions. The figure shows systematic shifts and shrinkage in extreme values when sampling uncertainty is propagated." title="" id="102" name="Picture"/>
+            <wp:docPr descr="Figure 3: Analysis 1 comparison of point estimates versus sampling-distribution summaries for population-level life expectancy and shape. Panel A shows mortality-trajectory shape, and panel B shows mature life expectancy (years). Purple distributions/points correspond to estimates from matrix point estimates, and green distributions/points correspond to uncertainty-aware summaries from transition-rate sampling distributions. The figure shows systematic shifts and shrinkage in extreme values when sampling uncertainty is propagated." title="" id="103" name="Picture"/>
             <a:graphic>
               <a:graphicData uri="http://schemas.openxmlformats.org/drawingml/2006/picture">
                 <pic:pic>
                   <pic:nvPicPr>
-                    <pic:cNvPr descr="../../figures/Figure_3_analysis1_point_vs_sampling_distributions.png" id="103" name="Picture"/>
+                    <pic:cNvPr descr="../../figures/Figure_3_analysis1_point_vs_sampling_distributions.png" id="104" name="Picture"/>
                     <pic:cNvPicPr>
                       <a:picLocks noChangeArrowheads="1" noChangeAspect="1"/>
                     </pic:cNvPicPr>
                   </pic:nvPicPr>
                   <pic:blipFill>
-                    <a:blip r:embed="rId101"/>
+                    <a:blip r:embed="rId102"/>
                     <a:stretch>
                       <a:fillRect/>
                     </a:stretch>
@@ -9258,8 +9281,8 @@
       <w:pPr>
         <w:pStyle w:val="ImageCaption"/>
       </w:pPr>
-      <w:bookmarkStart w:id="104" w:name="fig:fig-main-2"/>
-      <w:bookmarkEnd w:id="104"/>
+      <w:bookmarkStart w:id="105" w:name="fig:fig-main-2"/>
+      <w:bookmarkEnd w:id="105"/>
       <w:r>
         <w:t xml:space="preserve">Figure 3: Analysis 1 comparison of point estimates versus sampling-distribution summaries for population-level life expectancy and shape. Panel A shows mortality-trajectory shape, and panel B shows mature life expectancy (years). Purple distributions/points correspond to estimates from matrix point estimates, and green distributions/points correspond to uncertainty-aware summaries from transition-rate sampling distributions. The figure shows systematic shifts and shrinkage in extreme values when sampling uncertainty is propagated.</w:t>
       </w:r>
@@ -9278,18 +9301,18 @@
           <wp:inline>
             <wp:extent cx="5727700" cy="2832853"/>
             <wp:effectExtent b="0" l="0" r="0" t="0"/>
-            <wp:docPr descr="Figure 4: Analysis 1 relationship between life expectancy and shape under models with and without sampling uncertainty propagation. In panel A, purple points/line/ribbon show the model using point estimates. Green crosses/line/ribbon show the uncertainty-aware model; crosses are centred on sampling-distribution medians with horizontal and vertical bars showing 95% intervals. The displacement between faint reference points and crosses indicates that propagated sampling distributions can shift central tendency away from point estimates, consistent with the offsets between dashed lines and density peaks in Figure 3. Axes are mature life expectancy (years, log scale) and mortality-trajectory shape. Panel B shows posterior densities for the slope parameter β (unit change in shape per unit change in log life expectancy). This figure shows that accounting for sampling uncertainty shifts posterior support towards a positive association." title="" id="106" name="Picture"/>
+            <wp:docPr descr="Figure 4: Analysis 1 relationship between life expectancy and shape under models with and without sampling uncertainty propagation. In panel A, purple points/line/ribbon show the model using point estimates. Green crosses/line/ribbon show the uncertainty-aware model; crosses are centred on sampling-distribution medians with horizontal and vertical bars showing 95% intervals. The displacement between faint reference points and crosses indicates that propagated sampling distributions can shift central tendency away from point estimates, consistent with the offsets between dashed lines and density peaks in Figure 3. Axes are mature life expectancy (years, log scale) and mortality-trajectory shape. Panel B shows posterior densities for the slope parameter β (unit change in shape per unit change in log life expectancy). This figure shows that accounting for sampling uncertainty shifts posterior support towards a positive association." title="" id="107" name="Picture"/>
             <a:graphic>
               <a:graphicData uri="http://schemas.openxmlformats.org/drawingml/2006/picture">
                 <pic:pic>
                   <pic:nvPicPr>
-                    <pic:cNvPr descr="../../figures/Figure_4_analysis1_life_expectancy_shape_relationship.png" id="107" name="Picture"/>
+                    <pic:cNvPr descr="../../figures/Figure_4_analysis1_life_expectancy_shape_relationship.png" id="108" name="Picture"/>
                     <pic:cNvPicPr>
                       <a:picLocks noChangeArrowheads="1" noChangeAspect="1"/>
                     </pic:cNvPicPr>
                   </pic:nvPicPr>
                   <pic:blipFill>
-                    <a:blip r:embed="rId105"/>
+                    <a:blip r:embed="rId106"/>
                     <a:stretch>
                       <a:fillRect/>
                     </a:stretch>
@@ -9320,8 +9343,8 @@
       <w:pPr>
         <w:pStyle w:val="ImageCaption"/>
       </w:pPr>
-      <w:bookmarkStart w:id="108" w:name="fig:fig-main-3"/>
-      <w:bookmarkEnd w:id="108"/>
+      <w:bookmarkStart w:id="109" w:name="fig:fig-main-3"/>
+      <w:bookmarkEnd w:id="109"/>
       <w:r>
         <w:t xml:space="preserve">Figure 4: Analysis 1 relationship between life expectancy and shape under models with and without sampling uncertainty propagation. In panel A, purple points/line/ribbon show the model using point estimates. Green crosses/line/ribbon show the uncertainty-aware model; crosses are centred on sampling-distribution medians with horizontal and vertical bars showing 95% intervals. The displacement between faint reference points and crosses indicates that propagated sampling distributions can shift central tendency away from point estimates, consistent with the offsets between dashed lines and density peaks in Figure</w:t>
       </w:r>
@@ -9349,18 +9372,18 @@
           <wp:inline>
             <wp:extent cx="3247802" cy="7043020"/>
             <wp:effectExtent b="0" l="0" r="0" t="0"/>
-            <wp:docPr descr="Figure 5: Analysis 2 climate effects on recruitment and stage-specific survival in Silene spaldingii. Panels A-B show monthly-lag and spring-temperature recruitment models for point-estimate (purple) and uncertainty-aware (green) formulations, with similar posterior coefficient estimates and interval widths. In panel A, y-values are temperature coefficients b for monthly temperature deviations (months before survey on the x-axis). In panel B, recruitment is seedlings per reproductive plant and spring temperature is February-April temperature deviation. Panel C shows stage-specific survival-temperature coefficients on the logit scale (beta) where estimable (stages 2-3). Open circles in panel C are descriptive markers without interval bars for non-estimable stages: stage 1 shows mean survival across years, and stage 4 shows survival = 1 (100% survival in all usable years)." title="" id="110" name="Picture"/>
+            <wp:docPr descr="Figure 5: Analysis 2 climate effects on recruitment and stage-specific survival in Silene spaldingii. Panels A-B show monthly-lag and spring-temperature recruitment models for point-estimate (purple) and uncertainty-aware (green) formulations, with similar posterior coefficient estimates and interval widths. In panel A, y-values are temperature coefficients b for monthly temperature deviations (months before survey on the x-axis). In panel B, recruitment is seedlings per reproductive plant and spring temperature is February-April temperature deviation. Panel C shows stage-specific survival-temperature coefficients on the logit scale (beta) where estimable (stages 2-3). Open circles in panel C are descriptive markers without interval bars for non-estimable stages: stage 1 shows mean survival across years, and stage 4 shows survival = 1 (100% survival in all usable years)." title="" id="111" name="Picture"/>
             <a:graphic>
               <a:graphicData uri="http://schemas.openxmlformats.org/drawingml/2006/picture">
                 <pic:pic>
                   <pic:nvPicPr>
-                    <pic:cNvPr descr="../../figures/Figure_5_analysis2_climate_effects_recruitment.png" id="111" name="Picture"/>
+                    <pic:cNvPr descr="../../figures/Figure_5_analysis2_climate_effects_recruitment.png" id="112" name="Picture"/>
                     <pic:cNvPicPr>
                       <a:picLocks noChangeArrowheads="1" noChangeAspect="1"/>
                     </pic:cNvPicPr>
                   </pic:nvPicPr>
                   <pic:blipFill>
-                    <a:blip r:embed="rId109"/>
+                    <a:blip r:embed="rId110"/>
                     <a:stretch>
                       <a:fillRect/>
                     </a:stretch>
@@ -9391,8 +9414,8 @@
       <w:pPr>
         <w:pStyle w:val="ImageCaption"/>
       </w:pPr>
-      <w:bookmarkStart w:id="112" w:name="fig:fig-main-4"/>
-      <w:bookmarkEnd w:id="112"/>
+      <w:bookmarkStart w:id="113" w:name="fig:fig-main-4"/>
+      <w:bookmarkEnd w:id="113"/>
       <w:r>
         <w:t xml:space="preserve">Figure 5: Analysis 2 climate effects on recruitment and stage-specific survival in</w:t>
       </w:r>
@@ -9424,18 +9447,18 @@
           <wp:inline>
             <wp:extent cx="5727700" cy="4773682"/>
             <wp:effectExtent b="0" l="0" r="0" t="0"/>
-            <wp:docPr descr="Figure 6: Analysis 3 multisite climate-demography comparison for Astragalus scaphoides. Panel A (Haynes Creek), panel B (McDevitt Creek), and panel C (Sheep Corral Gulch) each show monthly-lag temperature coefficients, recruitment-temperature fits, and stage-specific survival-temperature coefficients for point-estimate (purple) and uncertainty-aware (green) formulations. Recruitment is seedlings per reproductive plant, and stage-specific survival coefficients are on the logit scale (β). Across sites, the two formulations remain closely aligned, showing that among-site ecological differences are larger than differences induced by uncertainty propagation." title="" id="114" name="Picture"/>
+            <wp:docPr descr="Figure 6: Analysis 3 multisite climate-demography comparison for Astragalus scaphoides. Panel A (Haynes Creek), panel B (McDevitt Creek), and panel C (Sheep Corral Gulch) each show monthly-lag temperature coefficients, recruitment-temperature fits, and stage-specific survival-temperature coefficients for point-estimate (purple) and uncertainty-aware (green) formulations. Recruitment is seedlings per reproductive plant, and stage-specific survival coefficients are on the logit scale (β). Across sites, the two formulations remain closely aligned, showing that among-site ecological differences are larger than differences induced by uncertainty propagation." title="" id="115" name="Picture"/>
             <a:graphic>
               <a:graphicData uri="http://schemas.openxmlformats.org/drawingml/2006/picture">
                 <pic:pic>
                   <pic:nvPicPr>
-                    <pic:cNvPr descr="../../figures/Figure_6_analysis3_climate_effects_multisite.png" id="115" name="Picture"/>
+                    <pic:cNvPr descr="../../figures/Figure_6_analysis3_climate_effects_multisite.png" id="116" name="Picture"/>
                     <pic:cNvPicPr>
                       <a:picLocks noChangeArrowheads="1" noChangeAspect="1"/>
                     </pic:cNvPicPr>
                   </pic:nvPicPr>
                   <pic:blipFill>
-                    <a:blip r:embed="rId113"/>
+                    <a:blip r:embed="rId114"/>
                     <a:stretch>
                       <a:fillRect/>
                     </a:stretch>
@@ -9466,8 +9489,8 @@
       <w:pPr>
         <w:pStyle w:val="ImageCaption"/>
       </w:pPr>
-      <w:bookmarkStart w:id="116" w:name="fig:fig-main-5"/>
-      <w:bookmarkEnd w:id="116"/>
+      <w:bookmarkStart w:id="117" w:name="fig:fig-main-5"/>
+      <w:bookmarkEnd w:id="117"/>
       <w:r>
         <w:t xml:space="preserve">Figure 6: Analysis 3 multisite climate-demography comparison for</w:t>
       </w:r>
@@ -9485,7 +9508,7 @@
         <w:t xml:space="preserve">. Panel A (Haynes Creek), panel B (McDevitt Creek), and panel C (Sheep Corral Gulch) each show monthly-lag temperature coefficients, recruitment-temperature fits, and stage-specific survival-temperature coefficients for point-estimate (purple) and uncertainty-aware (green) formulations. Recruitment is seedlings per reproductive plant, and stage-specific survival coefficients are on the logit scale (β). Across sites, the two formulations remain closely aligned, showing that among-site ecological differences are larger than differences induced by uncertainty propagation.</w:t>
       </w:r>
     </w:p>
-    <w:bookmarkEnd w:id="117"/>
+    <w:bookmarkEnd w:id="118"/>
     <w:sectPr>
       <w:footerReference r:id="rId10" w:type="even"/>
       <w:footerReference r:id="rId9" w:type="default"/>

--- a/docs/manuscript/submission/sampling_uncertainty_mpm_main.docx
+++ b/docs/manuscript/submission/sampling_uncertainty_mpm_main.docx
@@ -10,7 +10,7 @@
         <w:t xml:space="preserve">When does sampling uncertainty matter in matrix population models? Evidence from published projection matrices</w:t>
       </w:r>
     </w:p>
-    <w:bookmarkStart w:id="20" w:name="authors"/>
+    <w:bookmarkStart w:id="17" w:name="authors"/>
     <w:p>
       <w:pPr>
         <w:pStyle w:val="Heading1"/>
@@ -42,8 +42,8 @@
         <w:t xml:space="preserve">2</w:t>
       </w:r>
     </w:p>
-    <w:bookmarkEnd w:id="20"/>
-    <w:bookmarkStart w:id="21" w:name="affiliations"/>
+    <w:bookmarkEnd w:id="17"/>
+    <w:bookmarkStart w:id="18" w:name="affiliations"/>
     <w:p>
       <w:pPr>
         <w:pStyle w:val="Heading1"/>
@@ -86,8 +86,8 @@
         <w:t xml:space="preserve">Institute of Ecology and Evolution, School of Biological Sciences, University of Edinburgh, Edinburgh, UK</w:t>
       </w:r>
     </w:p>
-    <w:bookmarkEnd w:id="21"/>
-    <w:bookmarkStart w:id="23" w:name="corresponding-author"/>
+    <w:bookmarkEnd w:id="18"/>
+    <w:bookmarkStart w:id="20" w:name="corresponding-author"/>
     <w:p>
       <w:pPr>
         <w:pStyle w:val="Heading1"/>
@@ -106,7 +106,7 @@
       <w:r>
         <w:t xml:space="preserve"> </w:t>
       </w:r>
-      <w:hyperlink r:id="rId22">
+      <w:hyperlink r:id="rId19">
         <w:r>
           <w:rPr>
             <w:rStyle w:val="Hyperlink"/>
@@ -120,8 +120,8 @@
         <w:br w:type="page"/>
       </w:r>
     </w:p>
-    <w:bookmarkEnd w:id="23"/>
-    <w:bookmarkStart w:id="24" w:name="abstract"/>
+    <w:bookmarkEnd w:id="20"/>
+    <w:bookmarkStart w:id="21" w:name="abstract"/>
     <w:p>
       <w:pPr>
         <w:pStyle w:val="Heading1"/>
@@ -187,123 +187,147 @@
         <w:br w:type="page"/>
       </w:r>
     </w:p>
+    <w:bookmarkEnd w:id="21"/>
+    <w:bookmarkStart w:id="22" w:name="introduction"/>
+    <w:p>
+      <w:pPr>
+        <w:pStyle w:val="Heading1"/>
+      </w:pPr>
+      <w:r>
+        <w:t xml:space="preserve">Introduction</w:t>
+      </w:r>
+    </w:p>
+    <w:p>
+      <w:pPr>
+        <w:pStyle w:val="FirstParagraph"/>
+      </w:pPr>
+      <w:r>
+        <w:t xml:space="preserve">The collation of published demographic data in databases such as PanTHERIA (Jones et al. 2009), AnAge (de Magalhães and Costa 2009), Myhrvold et al.’s (2015) amniote life-history database, and COM(P)ADRE (Salguero-Gómez et al. 2015, Salguero-Gómez et al. 2016a) has enabled fascinating comparative analyses in ecology, evolution, and demography (e.g. Garratt et al. 2013, Adler et al. 2014, Healy et al. 2014, Fristoe et al. 2017). By leveraging open-source databases that aggregate data from hundreds of individual studies, researchers can test hypotheses of interest across taxonomic, spatial, and temporal scales that would otherwise be impossible. However, analyses based on published demographic results rather than underlying raw data also present their own challenges.</w:t>
+      </w:r>
+    </w:p>
+    <w:p>
+      <w:pPr>
+        <w:pStyle w:val="BodyText"/>
+      </w:pPr>
+      <w:r>
+        <w:t xml:space="preserve">One challenge in working with large collections of published data is understanding and modelling the sources of underlying uncertainty. For instance, the demographic parameters reported in the databases noted above have almost always been estimated from a sample of individuals drawn from a larger population of interest, and therefore carry inherent sampling uncertainty. However, parameter-specific sample sizes and standard errors are rarely available and are often difficult to obtain even from the original data sources. These original studies, which produce the parameter estimates later compiled in demographic databases, usually account for sampling uncertainty in their own analyses, but uncertainty is often not reported in a form that can be propagated from the published matrices. Therefore, studies that subsequently analyse parameter estimates compiled in demographic databases rarely incorporate this uncertainty, raising questions about the robustness of resulting inferences (Caswell 2001, Ch. 12; Biggs et al. 2009).</w:t>
+      </w:r>
+    </w:p>
+    <w:p>
+      <w:pPr>
+        <w:pStyle w:val="BodyText"/>
+      </w:pPr>
+      <w:r>
+        <w:t xml:space="preserve">Despite widespread recognition that sampling uncertainty is inherent in demographic estimates (Caswell 2001), a key unresolved question concerns when this uncertainty materially affects inference from compiled databases. Comparative analyses using projection matrices rely on a diverse set of derived demographic traits, ranging from highly integrated metrics such as population growth rate to traits that depend on long-term survivorship or tail behaviour, such as life expectancy or the shape of mortality trajectories. Whether these different classes of traits are equally sensitive to sampling uncertainty under typical data regimes remains poorly understood.</w:t>
+      </w:r>
+    </w:p>
+    <w:p>
+      <w:pPr>
+        <w:pStyle w:val="BodyText"/>
+      </w:pPr>
+      <w:r>
+        <w:t xml:space="preserve">Recent work has reviewed the importance of uncertainty propagation in matrix population models and outlined best-practice guidelines for addressing it (Simmonds and Jones 2024). That paper focused on methodology and characterised the sources of uncertainty, the available propagation techniques, and recommendations for practice, but did not empirically quantify the consequences of ignoring uncertainty across a range of real analyses and demographic traits. Here, we address that complementary question directly: not how uncertainty should be handled, but when handling it actually changes the conclusions researchers draw from published projection matrices.</w:t>
+      </w:r>
+    </w:p>
+    <w:p>
+      <w:pPr>
+        <w:pStyle w:val="BodyText"/>
+      </w:pPr>
+      <w:r>
+        <w:t xml:space="preserve">We investigate sampling uncertainty in the COMPADRE Plant Matrix Database (Salguero-Gómez et al. 2015; www.compadre-db.org), which currently contains over 9,000 matrix population models (i.e. projection matrices, hereafter MPMs) drawn from more than 650 studies. Over the course of its development, researchers have used COMPADRE (and the sister animal matrix database COMADRE; Salguero-Gómez et al. 2016a) to address diverse topics in ecology, evolution, and demography, including studies of the structuring of life-history variation (Franco and Silvertown 1996, Salguero-Gómez et al. 2016b), comparative analyses of ageing (Baudisch et al. 2013, Jones et al. 2014), tests of the demographic buffering hypothesis (McDonald et al. 2017), and analyses of the impact of climate on population dynamics (Coutts et al. 2016, Csergő et al. 2017). In practice, these analyses involve deriving parameters from a set of MPMs in COMPADRE (e.g. equilibrium population growth rate λ, elasticities of λ, reproductive values, mean vital rates, generation time, life expectancy), and incorporating these parameter estimates, or further derivations, into a statistical model.</w:t>
+      </w:r>
+    </w:p>
+    <w:p>
+      <w:pPr>
+        <w:pStyle w:val="BodyText"/>
+      </w:pPr>
+      <w:r>
+        <w:t xml:space="preserve">Our aim is to examine how sampling uncertainty in published projection matrices propagates to specific MPM-derived quantities and to explore when point estimates are robust or fragile. We expect sensitivity to vary systematically across traits, reflecting a spectrum from highly integrated metrics — such as population growth rate, which averages over many transitions and should be buffered against uncertainty in any single element — to traits that depend on long-term survivorship inferred indirectly via age-from-stage methods, such as life expectancy and mortality shape, where small errors in late-stage survival can amplify into large errors in derived quantities. We structure our three analyses to bracket this spectrum deliberately. The focal quantities are mature life expectancy, the shape of the mortality trajectory, log population growth rate, and recruitment-climate regression coefficients. Because COMPADRE does not routinely include transition-level sample sizes, our analysis is restricted to the subset for which these data could be assembled (695 MPMs from 31 studies; details in Methods). We illustrate trait-dependent uncertainty effects using a multi-species comparative analysis of life expectancy-shape relationships (analysis 1), a single-species time-series analysis of weather effects on recruitment (analysis 2), and a multi-site extension of the same climate-demography framework (analysis 3), and use these to identify diagnostic features that help researchers assess robustness in their own work.</w:t>
+      </w:r>
+    </w:p>
+    <w:bookmarkEnd w:id="22"/>
+    <w:bookmarkStart w:id="32" w:name="methods"/>
+    <w:p>
+      <w:pPr>
+        <w:pStyle w:val="Heading1"/>
+      </w:pPr>
+      <w:r>
+        <w:t xml:space="preserve">Methods</w:t>
+      </w:r>
+    </w:p>
+    <w:bookmarkStart w:id="23" w:name="X383b93a8e92241e5b4789c954a16e82058bcb73"/>
+    <w:p>
+      <w:pPr>
+        <w:pStyle w:val="Heading2"/>
+      </w:pPr>
+      <w:r>
+        <w:t xml:space="preserve">Background on the COMPADRE Plant Matrix Database</w:t>
+      </w:r>
+    </w:p>
+    <w:p>
+      <w:pPr>
+        <w:pStyle w:val="FirstParagraph"/>
+      </w:pPr>
+      <w:r>
+        <w:t xml:space="preserve">The COMPADRE database includes MPMs and associated metadata from published studies dating back to 1966 (Salguero-Gómez et al. 2015). Where possible, MPMs are decomposed into component processes of survival, growth, and retrogression (the U matrix), sexual reproduction (F), and clonal reproduction (C). The database provides a range of metadata for each MPM, including the relevant time period, geographic coordinates of the study site, population or site identifiers, and treatment conditions. From a given source study, COMPADRE often contains multiple MPMs reflecting different sites, time periods, and/or treatment conditions, as well as one or more “mean MPM” calculated as an element-by-element arithmetic mean across multiple years and/or sites.</w:t>
+      </w:r>
+    </w:p>
+    <w:bookmarkEnd w:id="23"/>
+    <w:bookmarkStart w:id="24" w:name="target-studies"/>
+    <w:p>
+      <w:pPr>
+        <w:pStyle w:val="Heading2"/>
+      </w:pPr>
+      <w:r>
+        <w:t xml:space="preserve">Target studies</w:t>
+      </w:r>
+    </w:p>
+    <w:p>
+      <w:pPr>
+        <w:pStyle w:val="FirstParagraph"/>
+      </w:pPr>
+      <w:r>
+        <w:t xml:space="preserve">We used an earlier version of COMPADRE to define a target-study screen based on the following criteria: studies published from 2010 onwards; species of common perennial growth forms (herbaceous, shrub, tree, palm, and succulent); wild populations not subjected to experimental treatments; and MPMs with three or more stage classes and a one-year projection interval. Re-running that screen with COMPADRE version 6.26.3.0 (created Mar_11_2026) yields 92 post-2010 target studies. Of these, 23 are represented in the current final dataset used here; most exclusions reflected insufficient reporting of transition-specific sample sizes, and a small number used estimation methods incompatible with our bootstrapping approach (e.g. mark-recapture or multi-stage vital rate products). Three additional post-2010 studies in the final dataset (</w:t>
+      </w:r>
+      <w:r>
+        <w:rPr>
+          <w:i/>
+          <w:iCs/>
+        </w:rPr>
+        <w:t xml:space="preserve">Paeonia officinalis</w:t>
+      </w:r>
+      <w:r>
+        <w:t xml:space="preserve">,</w:t>
+      </w:r>
+      <w:r>
+        <w:t xml:space="preserve"> </w:t>
+      </w:r>
+      <w:r>
+        <w:rPr>
+          <w:i/>
+          <w:iCs/>
+        </w:rPr>
+        <w:t xml:space="preserve">Tillandsia butzii</w:t>
+      </w:r>
+      <w:r>
+        <w:t xml:space="preserve">, and</w:t>
+      </w:r>
+      <w:r>
+        <w:t xml:space="preserve"> </w:t>
+      </w:r>
+      <w:r>
+        <w:rPr>
+          <w:i/>
+          <w:iCs/>
+        </w:rPr>
+        <w:t xml:space="preserve">Lantana camara</w:t>
+      </w:r>
+      <w:r>
+        <w:t xml:space="preserve">) no longer satisfy the current metadata-based screen, and we also retained 5 pre-2010 studies that had previously been assembled on the basis of temporal replication (at least 4 annual matrices). The requirement of at least 4 annual matrices applied only to the 5 pre-2010 studies added to support the time-series analyses; it was not a selection criterion for the full 31-study dataset used across all analyses. Within the reproducible post-2010 screen, included and excluded studies were broadly similar in matrix dimension, dominant life form, mean stage-specific survival, and the prevalence of boundary survival estimates (Table S11). The 23 screen-overlapping studies yielded 374 MPMs for 84 populations of 24 species; the final dataset comprised 31 studies representing 695 MPMs for 132 populations of 30 species.</w:t>
+      </w:r>
+    </w:p>
     <w:bookmarkEnd w:id="24"/>
-    <w:bookmarkStart w:id="25" w:name="introduction"/>
-    <w:p>
-      <w:pPr>
-        <w:pStyle w:val="Heading1"/>
-      </w:pPr>
-      <w:r>
-        <w:t xml:space="preserve">Introduction</w:t>
-      </w:r>
-    </w:p>
-    <w:p>
-      <w:pPr>
-        <w:pStyle w:val="FirstParagraph"/>
-      </w:pPr>
-      <w:r>
-        <w:t xml:space="preserve">The collation of published demographic data in databases such as PanTHERIA (Jones et al. 2009), AnAge (de Magalhães and Costa 2009), Myhrvold et al.’s (2015) amniote life-history database, and COM(P)ADRE (Salguero-Gómez et al. 2015, Salguero-Gómez et al. 2016a) has enabled fascinating comparative analyses in ecology, evolution, and demography (e.g. Garratt et al. 2013, Adler et al. 2014, Healy et al. 2014, Fristoe et al. 2017). By leveraging open-source databases that aggregate data from hundreds of individual studies, researchers can test hypotheses of interest across taxonomic, spatial, and temporal scales that would otherwise be impossible. However, analyses based on published demographic results rather than underlying raw data also present their own challenges.</w:t>
-      </w:r>
-    </w:p>
-    <w:p>
-      <w:pPr>
-        <w:pStyle w:val="BodyText"/>
-      </w:pPr>
-      <w:r>
-        <w:t xml:space="preserve">One challenge in working with large collections of published data is understanding and modelling the sources of underlying uncertainty. For instance, the demographic parameters reported in the databases noted above have almost always been estimated from a sample of individuals drawn from a larger population of interest, and therefore carry inherent sampling uncertainty. However, parameter-specific sample sizes and standard errors are rarely available and are often difficult to obtain even from the original data sources. These original studies, which produce the parameter estimates later compiled in demographic databases, usually account for sampling uncertainty in their own analyses, but uncertainty is often not reported in a form that can be propagated from the published matrices. Therefore, studies that subsequently analyse parameter estimates compiled in demographic databases rarely incorporate this uncertainty, raising questions about the robustness of resulting inferences (Caswell 2001, Ch. 12; Biggs et al. 2009).</w:t>
-      </w:r>
-    </w:p>
-    <w:p>
-      <w:pPr>
-        <w:pStyle w:val="BodyText"/>
-      </w:pPr>
-      <w:r>
-        <w:t xml:space="preserve">Despite widespread recognition that sampling uncertainty is inherent in demographic estimates (Caswell 2001), a key unresolved question concerns when this uncertainty materially affects inference from compiled databases. Comparative analyses using projection matrices rely on a diverse set of derived demographic traits, ranging from highly integrated metrics such as population growth rate to traits that depend on long-term survivorship or tail behaviour, such as life expectancy or the shape of mortality trajectories. Whether these different classes of traits are equally sensitive to sampling uncertainty under typical data regimes remains poorly understood.</w:t>
-      </w:r>
-    </w:p>
-    <w:p>
-      <w:pPr>
-        <w:pStyle w:val="BodyText"/>
-      </w:pPr>
-      <w:r>
-        <w:t xml:space="preserve">Recent work has reviewed the importance of uncertainty propagation in matrix population models and outlined best-practice guidelines for addressing it (Simmonds and Jones 2024). That paper focused on methodology and characterised the sources of uncertainty, the available propagation techniques, and recommendations for practice, but did not empirically quantify the consequences of ignoring uncertainty across a range of real analyses and demographic traits. Here, we address that complementary question directly: not how uncertainty should be handled, but when handling it actually changes the conclusions researchers draw from published projection matrices.</w:t>
-      </w:r>
-    </w:p>
-    <w:p>
-      <w:pPr>
-        <w:pStyle w:val="BodyText"/>
-      </w:pPr>
-      <w:r>
-        <w:t xml:space="preserve">We investigate sampling uncertainty in the COMPADRE Plant Matrix Database (Salguero-Gómez et al. 2015; www.compadre-db.org), which currently contains over 9,000 matrix population models (i.e. projection matrices, hereafter MPMs) drawn from more than 650 studies. Over the course of its development, researchers have used COMPADRE (and the sister animal matrix database COMADRE; Salguero-Gómez et al. 2016a) to address diverse topics in ecology, evolution, and demography, including studies of the structuring of life-history variation (Franco and Silvertown 1996, Salguero-Gómez et al. 2016b), comparative analyses of ageing (Baudisch et al. 2013, Jones et al. 2014), tests of the demographic buffering hypothesis (McDonald et al. 2017), and analyses of the impact of climate on population dynamics (Coutts et al. 2016, Csergő et al. 2017). In practice, these analyses involve deriving parameters from a set of MPMs in COMPADRE (e.g. equilibrium population growth rate λ, elasticities of λ, reproductive values, mean vital rates, generation time, life expectancy), and incorporating these parameter estimates, or further derivations, into a statistical model.</w:t>
-      </w:r>
-    </w:p>
-    <w:p>
-      <w:pPr>
-        <w:pStyle w:val="BodyText"/>
-      </w:pPr>
-      <w:r>
-        <w:t xml:space="preserve">Our aim is to examine how sampling uncertainty in published projection matrices propagates to specific MPM-derived quantities and to explore when point estimates are robust or fragile. We expect sensitivity to vary systematically across traits, reflecting a spectrum from highly integrated metrics — such as population growth rate, which averages over many transitions and should be buffered against uncertainty in any single element — to traits that depend on long-term survivorship inferred indirectly via age-from-stage methods, such as life expectancy and mortality shape, where small errors in late-stage survival can amplify into large errors in derived quantities. We structure our three analyses to bracket this spectrum deliberately. The focal quantities are mature life expectancy, the shape of the mortality trajectory, log population growth rate, and recruitment-climate regression coefficients. Because COMPADRE does not routinely include transition-level sample sizes, our analysis is restricted to the subset for which these data could be assembled (695 MPMs from 31 studies; details in Methods). We illustrate trait-dependent uncertainty effects using a multi-species comparative analysis of life expectancy-shape relationships (analysis 1), a single-species time-series analysis of weather effects on recruitment (analysis 2), and a multi-site extension of the same climate-demography framework (analysis 3), and use these to identify diagnostic features that help researchers assess robustness in their own work.</w:t>
-      </w:r>
-    </w:p>
-    <w:bookmarkEnd w:id="25"/>
-    <w:bookmarkStart w:id="35" w:name="methods"/>
-    <w:p>
-      <w:pPr>
-        <w:pStyle w:val="Heading1"/>
-      </w:pPr>
-      <w:r>
-        <w:t xml:space="preserve">Methods</w:t>
-      </w:r>
-    </w:p>
-    <w:bookmarkStart w:id="26" w:name="X383b93a8e92241e5b4789c954a16e82058bcb73"/>
-    <w:p>
-      <w:pPr>
-        <w:pStyle w:val="Heading2"/>
-      </w:pPr>
-      <w:r>
-        <w:t xml:space="preserve">Background on the COMPADRE Plant Matrix Database</w:t>
-      </w:r>
-    </w:p>
-    <w:p>
-      <w:pPr>
-        <w:pStyle w:val="FirstParagraph"/>
-      </w:pPr>
-      <w:r>
-        <w:t xml:space="preserve">The COMPADRE database includes MPMs and associated metadata from published studies dating back to 1966 (Salguero-Gómez et al. 2015). Where possible, MPMs are decomposed into component processes of survival, growth, and retrogression (the U matrix), sexual reproduction (F), and clonal reproduction (C). The database provides a range of metadata for each MPM, including the relevant time period, geographic coordinates of the study site, population or site identifiers, and treatment conditions. From a given source study, COMPADRE often contains multiple MPMs reflecting different sites, time periods, and/or treatment conditions, as well as one or more</w:t>
-      </w:r>
-      <w:r>
-        <w:t xml:space="preserve"> </w:t>
-      </w:r>
-      <w:r>
-        <w:t xml:space="preserve">“mean MPM”</w:t>
-      </w:r>
-      <w:r>
-        <w:t xml:space="preserve"> </w:t>
-      </w:r>
-      <w:r>
-        <w:t xml:space="preserve">calculated as an element-by-element arithmetic mean across multiple years and/or sites.</w:t>
-      </w:r>
-    </w:p>
-    <w:bookmarkEnd w:id="26"/>
-    <w:bookmarkStart w:id="27" w:name="target-studies"/>
-    <w:p>
-      <w:pPr>
-        <w:pStyle w:val="Heading2"/>
-      </w:pPr>
-      <w:r>
-        <w:t xml:space="preserve">Target studies</w:t>
-      </w:r>
-    </w:p>
-    <w:p>
-      <w:pPr>
-        <w:pStyle w:val="FirstParagraph"/>
-      </w:pPr>
-      <w:r>
-        <w:t xml:space="preserve">We used an earlier version of COMPADRE to identify an initial group of 86 studies from which we sought data, applying the following criteria: studies published from 2010 onwards; species of common perennial growth forms (herbaceous, shrub, tree, palm, and succulent); wild populations not subjected to experimental treatments; and MPMs with three or more stage classes and a one-year projection interval. Data collection and analysis were subsequently conducted using COMPADRE version 6.26.3.0 (created Mar_11_2026). Of the 86 initially identified studies, we obtained the data required to model sampling uncertainty for 26: most exclusions reflected insufficient reporting of transition-specific sample sizes, and a small number used estimation methods incompatible with our bootstrapping approach (e.g. mark-recapture or multi-stage vital rate products). We cannot rule out selection bias, but have no strong reason to expect systematic differences between included and excluded studies. The 26 studies yielded 580 MPMs for 116 populations of 25 species. We supplemented this set with 5 additional studies published before 2010 for which we had previously obtained data (targeted based on a criterion of at least 4 years of temporal replication), giving a final set of 31 studies representing 695 MPMs for 132 populations of 30 species.</w:t>
-      </w:r>
-    </w:p>
-    <w:bookmarkEnd w:id="27"/>
-    <w:bookmarkStart w:id="28" w:name="Xeff8857846f60e51662298fdb193b2113c059ad"/>
+    <w:bookmarkStart w:id="25" w:name="Xeff8857846f60e51662298fdb193b2113c059ad"/>
     <w:p>
       <w:pPr>
         <w:pStyle w:val="Heading2"/>
@@ -588,19 +612,21 @@
           <m:r>
             <m:t>  </m:t>
           </m:r>
-          <m:d>
-            <m:dPr>
-              <m:begChr m:val="("/>
-              <m:sepChr m:val=""/>
-              <m:endChr m:val=")"/>
-              <m:grow/>
-            </m:dPr>
-            <m:e>
-              <m:r>
-                <m:t>1</m:t>
-              </m:r>
-            </m:e>
-          </m:d>
+          <m:r>
+            <m:rPr>
+              <m:sty m:val="p"/>
+            </m:rPr>
+            <m:t>(</m:t>
+          </m:r>
+          <m:r>
+            <m:t>1</m:t>
+          </m:r>
+          <m:r>
+            <m:rPr>
+              <m:sty m:val="p"/>
+            </m:rPr>
+            <m:t>)</m:t>
+          </m:r>
         </m:oMath>
       </m:oMathPara>
     </w:p>
@@ -752,19 +778,21 @@
           <m:r>
             <m:t>  </m:t>
           </m:r>
-          <m:d>
-            <m:dPr>
-              <m:begChr m:val="("/>
-              <m:sepChr m:val=""/>
-              <m:endChr m:val=")"/>
-              <m:grow/>
-            </m:dPr>
-            <m:e>
-              <m:r>
-                <m:t>2</m:t>
-              </m:r>
-            </m:e>
-          </m:d>
+          <m:r>
+            <m:rPr>
+              <m:sty m:val="p"/>
+            </m:rPr>
+            <m:t>(</m:t>
+          </m:r>
+          <m:r>
+            <m:t>2</m:t>
+          </m:r>
+          <m:r>
+            <m:rPr>
+              <m:sty m:val="p"/>
+            </m:rPr>
+            <m:t>)</m:t>
+          </m:r>
         </m:oMath>
       </m:oMathPara>
     </w:p>
@@ -798,8 +826,8 @@
         <w:t xml:space="preserve">Alternatively, reproductive transitions may be split into multiple lower-level vital rates (e.g. numbers of flowers per plant, fruits per flower, and seeds per fruit, seed survival probability, and seed germination probability), which are typically estimated from separate samples, and then multiplied to derive the overall transition rate. In some studies, transition rates are estimated using more nuanced statistical models that partially pool estimates across stage classes, sites, and/or years, or incorporate additional variables external to the MPM.</w:t>
       </w:r>
     </w:p>
-    <w:bookmarkEnd w:id="28"/>
-    <w:bookmarkStart w:id="29" w:name="sampling-distribution-for-a-single-mpm"/>
+    <w:bookmarkEnd w:id="25"/>
+    <w:bookmarkStart w:id="26" w:name="sampling-distribution-for-a-single-mpm"/>
     <w:p>
       <w:pPr>
         <w:pStyle w:val="Heading2"/>
@@ -1104,8 +1132,8 @@
         <w:t xml:space="preserve">. We distinguish structural zeros (biologically impossible transitions) from sampling zeros (possible but unobserved transitions): structural zeros are fixed at 0 in all bootstrap draws, whereas sampling zeros are modelled with the same likelihood-based uncertainty framework as non-zero transitions.</w:t>
       </w:r>
     </w:p>
-    <w:bookmarkEnd w:id="29"/>
-    <w:bookmarkStart w:id="34" w:name="analyses"/>
+    <w:bookmarkEnd w:id="26"/>
+    <w:bookmarkStart w:id="31" w:name="analyses"/>
     <w:p>
       <w:pPr>
         <w:pStyle w:val="Heading2"/>
@@ -1122,7 +1150,7 @@
         <w:t xml:space="preserve">We chose parametric bootstrapping because the sampling distributions of survival and reproductive transitions follow well-characterised probability models (multinomial and Poisson, respectively) whose parameters can be directly estimated from the transition frequencies reported in source studies. This makes parametric bootstrapping more tractable than MCMC for our scale of analysis and more principled than the empirical bootstrap, which cannot generate variation when all individuals in a stage class experience the same outcome (e.g. all survive), a situation common in published matrices. When a stage-specific sample size was recovered as zero, we retained the published point-estimate transition column unchanged in all bootstrap draws rather than treating it as a structural zero. In such cases, the matrix remains usable in the same way it would be in a comparative database analysis, but no additional sampling variation is propagated for that unsupported column.</w:t>
       </w:r>
     </w:p>
-    <w:bookmarkStart w:id="30" w:name="illustrative-example"/>
+    <w:bookmarkStart w:id="27" w:name="illustrative-example"/>
     <w:p>
       <w:pPr>
         <w:pStyle w:val="Heading3"/>
@@ -1152,16 +1180,7 @@
         <w:t xml:space="preserve"> </w:t>
       </w:r>
       <w:r>
-        <w:t xml:space="preserve">(Rosaceae) from a study carried out in southern Sweden (Kiviniemi 2002) (Population</w:t>
-      </w:r>
-      <w:r>
-        <w:t xml:space="preserve"> </w:t>
-      </w:r>
-      <w:r>
-        <w:t xml:space="preserve">‘B’</w:t>
-      </w:r>
-      <w:r>
-        <w:t xml:space="preserve">; projection interval 1997-1998). The full matrix is</w:t>
+        <w:t xml:space="preserve">(Rosaceae) from a study carried out in southern Sweden (Kiviniemi 2002) (Population ‘B’; projection interval 1997-1998). The full matrix is</w:t>
       </w:r>
     </w:p>
     <w:p>
@@ -2263,6 +2282,506 @@
           <m:jc m:val="center"/>
         </m:oMathParaPr>
         <m:oMath>
+          <m:r>
+            <m:rPr>
+              <m:sty m:val="p"/>
+            </m:rPr>
+            <m:t>(</m:t>
+          </m:r>
+          <m:r>
+            <m:t>12</m:t>
+          </m:r>
+          <m:r>
+            <m:rPr>
+              <m:sty m:val="p"/>
+            </m:rPr>
+            <m:t>,</m:t>
+          </m:r>
+          <m:r>
+            <m:t>2</m:t>
+          </m:r>
+          <m:r>
+            <m:rPr>
+              <m:sty m:val="p"/>
+            </m:rPr>
+            <m:t>)</m:t>
+          </m:r>
+          <m:r>
+            <m:rPr>
+              <m:sty m:val="p"/>
+            </m:rPr>
+            <m:t>∼</m:t>
+          </m:r>
+          <m:r>
+            <m:rPr>
+              <m:nor/>
+              <m:sty m:val="p"/>
+            </m:rPr>
+            <m:t>Multinomial</m:t>
+          </m:r>
+          <m:r>
+            <m:rPr>
+              <m:sty m:val="p"/>
+            </m:rPr>
+            <m:t>(</m:t>
+          </m:r>
+          <m:sSub>
+            <m:e>
+              <m:r>
+                <m:t>U</m:t>
+              </m:r>
+            </m:e>
+            <m:sub>
+              <m:r>
+                <m:t>21</m:t>
+              </m:r>
+            </m:sub>
+          </m:sSub>
+          <m:r>
+            <m:rPr>
+              <m:sty m:val="p"/>
+            </m:rPr>
+            <m:t>,</m:t>
+          </m:r>
+          <m:sSub>
+            <m:e>
+              <m:r>
+                <m:t>U</m:t>
+              </m:r>
+            </m:e>
+            <m:sub>
+              <m:r>
+                <m:t>d</m:t>
+              </m:r>
+              <m:r>
+                <m:t>1</m:t>
+              </m:r>
+            </m:sub>
+          </m:sSub>
+          <m:r>
+            <m:rPr>
+              <m:sty m:val="p"/>
+            </m:rPr>
+            <m:t>)</m:t>
+          </m:r>
+          <m:r>
+            <m:rPr>
+              <m:sty m:val="p"/>
+            </m:rPr>
+            <m:t>,</m:t>
+          </m:r>
+        </m:oMath>
+      </m:oMathPara>
+    </w:p>
+    <w:p>
+      <w:pPr>
+        <w:pStyle w:val="FirstParagraph"/>
+      </w:pPr>
+      <m:oMathPara>
+        <m:oMathParaPr>
+          <m:jc m:val="center"/>
+        </m:oMathParaPr>
+        <m:oMath>
+          <m:r>
+            <m:rPr>
+              <m:sty m:val="p"/>
+            </m:rPr>
+            <m:t>(</m:t>
+          </m:r>
+          <m:r>
+            <m:t>14</m:t>
+          </m:r>
+          <m:r>
+            <m:rPr>
+              <m:sty m:val="p"/>
+            </m:rPr>
+            <m:t>,</m:t>
+          </m:r>
+          <m:r>
+            <m:t>1</m:t>
+          </m:r>
+          <m:r>
+            <m:rPr>
+              <m:sty m:val="p"/>
+            </m:rPr>
+            <m:t>,</m:t>
+          </m:r>
+          <m:r>
+            <m:t>3</m:t>
+          </m:r>
+          <m:r>
+            <m:rPr>
+              <m:sty m:val="p"/>
+            </m:rPr>
+            <m:t>)</m:t>
+          </m:r>
+          <m:r>
+            <m:rPr>
+              <m:sty m:val="p"/>
+            </m:rPr>
+            <m:t>∼</m:t>
+          </m:r>
+          <m:r>
+            <m:rPr>
+              <m:nor/>
+              <m:sty m:val="p"/>
+            </m:rPr>
+            <m:t>Multinomial</m:t>
+          </m:r>
+          <m:r>
+            <m:rPr>
+              <m:sty m:val="p"/>
+            </m:rPr>
+            <m:t>(</m:t>
+          </m:r>
+          <m:sSub>
+            <m:e>
+              <m:r>
+                <m:t>U</m:t>
+              </m:r>
+            </m:e>
+            <m:sub>
+              <m:r>
+                <m:t>22</m:t>
+              </m:r>
+            </m:sub>
+          </m:sSub>
+          <m:r>
+            <m:rPr>
+              <m:sty m:val="p"/>
+            </m:rPr>
+            <m:t>,</m:t>
+          </m:r>
+          <m:sSub>
+            <m:e>
+              <m:r>
+                <m:t>U</m:t>
+              </m:r>
+            </m:e>
+            <m:sub>
+              <m:r>
+                <m:t>32</m:t>
+              </m:r>
+            </m:sub>
+          </m:sSub>
+          <m:r>
+            <m:rPr>
+              <m:sty m:val="p"/>
+            </m:rPr>
+            <m:t>,</m:t>
+          </m:r>
+          <m:sSub>
+            <m:e>
+              <m:r>
+                <m:t>U</m:t>
+              </m:r>
+            </m:e>
+            <m:sub>
+              <m:r>
+                <m:t>d</m:t>
+              </m:r>
+              <m:r>
+                <m:t>2</m:t>
+              </m:r>
+            </m:sub>
+          </m:sSub>
+          <m:r>
+            <m:rPr>
+              <m:sty m:val="p"/>
+            </m:rPr>
+            <m:t>)</m:t>
+          </m:r>
+          <m:r>
+            <m:rPr>
+              <m:sty m:val="p"/>
+            </m:rPr>
+            <m:t>,</m:t>
+          </m:r>
+        </m:oMath>
+      </m:oMathPara>
+    </w:p>
+    <w:p>
+      <w:pPr>
+        <w:pStyle w:val="FirstParagraph"/>
+      </w:pPr>
+      <m:oMathPara>
+        <m:oMathParaPr>
+          <m:jc m:val="center"/>
+        </m:oMathParaPr>
+        <m:oMath>
+          <m:r>
+            <m:rPr>
+              <m:sty m:val="p"/>
+            </m:rPr>
+            <m:t>(</m:t>
+          </m:r>
+          <m:r>
+            <m:t>6</m:t>
+          </m:r>
+          <m:r>
+            <m:rPr>
+              <m:sty m:val="p"/>
+            </m:rPr>
+            <m:t>,</m:t>
+          </m:r>
+          <m:r>
+            <m:t>2</m:t>
+          </m:r>
+          <m:r>
+            <m:rPr>
+              <m:sty m:val="p"/>
+            </m:rPr>
+            <m:t>,</m:t>
+          </m:r>
+          <m:r>
+            <m:t>1</m:t>
+          </m:r>
+          <m:r>
+            <m:rPr>
+              <m:sty m:val="p"/>
+            </m:rPr>
+            <m:t>)</m:t>
+          </m:r>
+          <m:r>
+            <m:rPr>
+              <m:sty m:val="p"/>
+            </m:rPr>
+            <m:t>∼</m:t>
+          </m:r>
+          <m:r>
+            <m:rPr>
+              <m:nor/>
+              <m:sty m:val="p"/>
+            </m:rPr>
+            <m:t>Multinomial</m:t>
+          </m:r>
+          <m:r>
+            <m:rPr>
+              <m:sty m:val="p"/>
+            </m:rPr>
+            <m:t>(</m:t>
+          </m:r>
+          <m:sSub>
+            <m:e>
+              <m:r>
+                <m:t>U</m:t>
+              </m:r>
+            </m:e>
+            <m:sub>
+              <m:r>
+                <m:t>33</m:t>
+              </m:r>
+            </m:sub>
+          </m:sSub>
+          <m:r>
+            <m:rPr>
+              <m:sty m:val="p"/>
+            </m:rPr>
+            <m:t>,</m:t>
+          </m:r>
+          <m:sSub>
+            <m:e>
+              <m:r>
+                <m:t>U</m:t>
+              </m:r>
+            </m:e>
+            <m:sub>
+              <m:r>
+                <m:t>43</m:t>
+              </m:r>
+            </m:sub>
+          </m:sSub>
+          <m:r>
+            <m:rPr>
+              <m:sty m:val="p"/>
+            </m:rPr>
+            <m:t>,</m:t>
+          </m:r>
+          <m:sSub>
+            <m:e>
+              <m:r>
+                <m:t>U</m:t>
+              </m:r>
+            </m:e>
+            <m:sub>
+              <m:r>
+                <m:t>d</m:t>
+              </m:r>
+              <m:r>
+                <m:t>3</m:t>
+              </m:r>
+            </m:sub>
+          </m:sSub>
+          <m:r>
+            <m:rPr>
+              <m:sty m:val="p"/>
+            </m:rPr>
+            <m:t>)</m:t>
+          </m:r>
+          <m:r>
+            <m:rPr>
+              <m:sty m:val="p"/>
+            </m:rPr>
+            <m:t>,</m:t>
+          </m:r>
+        </m:oMath>
+      </m:oMathPara>
+    </w:p>
+    <w:p>
+      <w:pPr>
+        <w:pStyle w:val="FirstParagraph"/>
+      </w:pPr>
+      <m:oMathPara>
+        <m:oMathParaPr>
+          <m:jc m:val="center"/>
+        </m:oMathParaPr>
+        <m:oMath>
+          <m:r>
+            <m:rPr>
+              <m:sty m:val="p"/>
+            </m:rPr>
+            <m:t>(</m:t>
+          </m:r>
+          <m:r>
+            <m:t>13</m:t>
+          </m:r>
+          <m:r>
+            <m:rPr>
+              <m:sty m:val="p"/>
+            </m:rPr>
+            <m:t>,</m:t>
+          </m:r>
+          <m:r>
+            <m:t>33</m:t>
+          </m:r>
+          <m:r>
+            <m:rPr>
+              <m:sty m:val="p"/>
+            </m:rPr>
+            <m:t>,</m:t>
+          </m:r>
+          <m:r>
+            <m:t>1</m:t>
+          </m:r>
+          <m:r>
+            <m:rPr>
+              <m:sty m:val="p"/>
+            </m:rPr>
+            <m:t>)</m:t>
+          </m:r>
+          <m:r>
+            <m:rPr>
+              <m:sty m:val="p"/>
+            </m:rPr>
+            <m:t>∼</m:t>
+          </m:r>
+          <m:r>
+            <m:rPr>
+              <m:nor/>
+              <m:sty m:val="p"/>
+            </m:rPr>
+            <m:t>Multinomial</m:t>
+          </m:r>
+          <m:r>
+            <m:rPr>
+              <m:sty m:val="p"/>
+            </m:rPr>
+            <m:t>(</m:t>
+          </m:r>
+          <m:sSub>
+            <m:e>
+              <m:r>
+                <m:t>U</m:t>
+              </m:r>
+            </m:e>
+            <m:sub>
+              <m:r>
+                <m:t>34</m:t>
+              </m:r>
+            </m:sub>
+          </m:sSub>
+          <m:r>
+            <m:rPr>
+              <m:sty m:val="p"/>
+            </m:rPr>
+            <m:t>,</m:t>
+          </m:r>
+          <m:sSub>
+            <m:e>
+              <m:r>
+                <m:t>U</m:t>
+              </m:r>
+            </m:e>
+            <m:sub>
+              <m:r>
+                <m:t>44</m:t>
+              </m:r>
+            </m:sub>
+          </m:sSub>
+          <m:r>
+            <m:rPr>
+              <m:sty m:val="p"/>
+            </m:rPr>
+            <m:t>,</m:t>
+          </m:r>
+          <m:sSub>
+            <m:e>
+              <m:r>
+                <m:t>U</m:t>
+              </m:r>
+            </m:e>
+            <m:sub>
+              <m:r>
+                <m:t>d</m:t>
+              </m:r>
+              <m:r>
+                <m:t>4</m:t>
+              </m:r>
+            </m:sub>
+          </m:sSub>
+          <m:r>
+            <m:rPr>
+              <m:sty m:val="p"/>
+            </m:rPr>
+            <m:t>)</m:t>
+          </m:r>
+          <m:r>
+            <m:rPr>
+              <m:sty m:val="p"/>
+            </m:rPr>
+            <m:t>,</m:t>
+          </m:r>
+        </m:oMath>
+      </m:oMathPara>
+    </w:p>
+    <w:p>
+      <w:pPr>
+        <w:pStyle w:val="FirstParagraph"/>
+      </w:pPr>
+      <m:oMathPara>
+        <m:oMathParaPr>
+          <m:jc m:val="center"/>
+        </m:oMathParaPr>
+        <m:oMath>
+          <m:r>
+            <m:t>9</m:t>
+          </m:r>
+          <m:r>
+            <m:rPr>
+              <m:sty m:val="p"/>
+            </m:rPr>
+            <m:t>∼</m:t>
+          </m:r>
+          <m:r>
+            <m:rPr>
+              <m:nor/>
+              <m:sty m:val="p"/>
+            </m:rPr>
+            <m:t>Poisson</m:t>
+          </m:r>
+          <m:r>
+            <m:t>​</m:t>
+          </m:r>
           <m:d>
             <m:dPr>
               <m:begChr m:val="("/>
@@ -2272,49 +2791,26 @@
             </m:dPr>
             <m:e>
               <m:r>
-                <m:t>12</m:t>
-              </m:r>
-              <m:r>
                 <m:rPr>
                   <m:sty m:val="p"/>
                 </m:rPr>
-                <m:t>,</m:t>
-              </m:r>
-              <m:r>
-                <m:t>2</m:t>
-              </m:r>
-            </m:e>
-          </m:d>
-          <m:r>
-            <m:rPr>
-              <m:sty m:val="p"/>
-            </m:rPr>
-            <m:t>∼</m:t>
-          </m:r>
-          <m:r>
-            <m:rPr>
-              <m:nor/>
-              <m:sty m:val="p"/>
-            </m:rPr>
-            <m:t>Multinomial</m:t>
-          </m:r>
-          <m:d>
-            <m:dPr>
-              <m:begChr m:val="("/>
-              <m:sepChr m:val=""/>
-              <m:endChr m:val=")"/>
-              <m:grow/>
-            </m:dPr>
-            <m:e>
+                <m:t>exp</m:t>
+              </m:r>
+              <m:r>
+                <m:rPr>
+                  <m:sty m:val="p"/>
+                </m:rPr>
+                <m:t>(</m:t>
+              </m:r>
               <m:sSub>
                 <m:e>
                   <m:r>
-                    <m:t>U</m:t>
+                    <m:t>F</m:t>
                   </m:r>
                 </m:e>
                 <m:sub>
                   <m:r>
-                    <m:t>21</m:t>
+                    <m:t>14</m:t>
                   </m:r>
                 </m:sub>
               </m:sSub>
@@ -2322,71 +2818,22 @@
                 <m:rPr>
                   <m:sty m:val="p"/>
                 </m:rPr>
-                <m:t>,</m:t>
-              </m:r>
-              <m:sSub>
-                <m:e>
-                  <m:r>
-                    <m:t>U</m:t>
-                  </m:r>
-                </m:e>
-                <m:sub>
-                  <m:r>
-                    <m:t>d</m:t>
-                  </m:r>
-                  <m:r>
-                    <m:t>1</m:t>
-                  </m:r>
-                </m:sub>
-              </m:sSub>
-            </m:e>
-          </m:d>
-          <m:r>
-            <m:rPr>
-              <m:sty m:val="p"/>
-            </m:rPr>
-            <m:t>,</m:t>
-          </m:r>
-        </m:oMath>
-      </m:oMathPara>
-    </w:p>
-    <w:p>
-      <w:pPr>
-        <w:pStyle w:val="FirstParagraph"/>
-      </w:pPr>
-      <m:oMathPara>
-        <m:oMathParaPr>
-          <m:jc m:val="center"/>
-        </m:oMathParaPr>
-        <m:oMath>
-          <m:d>
-            <m:dPr>
-              <m:begChr m:val="("/>
-              <m:sepChr m:val=""/>
-              <m:endChr m:val=")"/>
-              <m:grow/>
-            </m:dPr>
-            <m:e>
-              <m:r>
-                <m:t>14</m:t>
+                <m:t>+</m:t>
               </m:r>
               <m:r>
                 <m:rPr>
                   <m:sty m:val="p"/>
                 </m:rPr>
-                <m:t>,</m:t>
-              </m:r>
-              <m:r>
-                <m:t>1</m:t>
+                <m:t>log</m:t>
+              </m:r>
+              <m:r>
+                <m:t>47</m:t>
               </m:r>
               <m:r>
                 <m:rPr>
                   <m:sty m:val="p"/>
                 </m:rPr>
-                <m:t>,</m:t>
-              </m:r>
-              <m:r>
-                <m:t>3</m:t>
+                <m:t>)</m:t>
               </m:r>
             </m:e>
           </m:d>
@@ -2394,81 +2841,7 @@
             <m:rPr>
               <m:sty m:val="p"/>
             </m:rPr>
-            <m:t>∼</m:t>
-          </m:r>
-          <m:r>
-            <m:rPr>
-              <m:nor/>
-              <m:sty m:val="p"/>
-            </m:rPr>
-            <m:t>Multinomial</m:t>
-          </m:r>
-          <m:d>
-            <m:dPr>
-              <m:begChr m:val="("/>
-              <m:sepChr m:val=""/>
-              <m:endChr m:val=")"/>
-              <m:grow/>
-            </m:dPr>
-            <m:e>
-              <m:sSub>
-                <m:e>
-                  <m:r>
-                    <m:t>U</m:t>
-                  </m:r>
-                </m:e>
-                <m:sub>
-                  <m:r>
-                    <m:t>22</m:t>
-                  </m:r>
-                </m:sub>
-              </m:sSub>
-              <m:r>
-                <m:rPr>
-                  <m:sty m:val="p"/>
-                </m:rPr>
-                <m:t>,</m:t>
-              </m:r>
-              <m:sSub>
-                <m:e>
-                  <m:r>
-                    <m:t>U</m:t>
-                  </m:r>
-                </m:e>
-                <m:sub>
-                  <m:r>
-                    <m:t>32</m:t>
-                  </m:r>
-                </m:sub>
-              </m:sSub>
-              <m:r>
-                <m:rPr>
-                  <m:sty m:val="p"/>
-                </m:rPr>
-                <m:t>,</m:t>
-              </m:r>
-              <m:sSub>
-                <m:e>
-                  <m:r>
-                    <m:t>U</m:t>
-                  </m:r>
-                </m:e>
-                <m:sub>
-                  <m:r>
-                    <m:t>d</m:t>
-                  </m:r>
-                  <m:r>
-                    <m:t>2</m:t>
-                  </m:r>
-                </m:sub>
-              </m:sSub>
-            </m:e>
-          </m:d>
-          <m:r>
-            <m:rPr>
-              <m:sty m:val="p"/>
-            </m:rPr>
-            <m:t>,</m:t>
+            <m:t>.</m:t>
           </m:r>
         </m:oMath>
       </m:oMathPara>
@@ -2477,408 +2850,60 @@
       <w:pPr>
         <w:pStyle w:val="FirstParagraph"/>
       </w:pPr>
-      <m:oMathPara>
-        <m:oMathParaPr>
-          <m:jc m:val="center"/>
-        </m:oMathParaPr>
-        <m:oMath>
-          <m:d>
-            <m:dPr>
-              <m:begChr m:val="("/>
-              <m:sepChr m:val=""/>
-              <m:endChr m:val=")"/>
-              <m:grow/>
-            </m:dPr>
-            <m:e>
-              <m:r>
-                <m:t>6</m:t>
-              </m:r>
-              <m:r>
-                <m:rPr>
-                  <m:sty m:val="p"/>
-                </m:rPr>
-                <m:t>,</m:t>
-              </m:r>
-              <m:r>
-                <m:t>2</m:t>
-              </m:r>
-              <m:r>
-                <m:rPr>
-                  <m:sty m:val="p"/>
-                </m:rPr>
-                <m:t>,</m:t>
-              </m:r>
-              <m:r>
-                <m:t>1</m:t>
-              </m:r>
-            </m:e>
-          </m:d>
-          <m:r>
-            <m:rPr>
-              <m:sty m:val="p"/>
-            </m:rPr>
-            <m:t>∼</m:t>
-          </m:r>
-          <m:r>
-            <m:rPr>
-              <m:nor/>
-              <m:sty m:val="p"/>
-            </m:rPr>
-            <m:t>Multinomial</m:t>
-          </m:r>
-          <m:d>
-            <m:dPr>
-              <m:begChr m:val="("/>
-              <m:sepChr m:val=""/>
-              <m:endChr m:val=")"/>
-              <m:grow/>
-            </m:dPr>
-            <m:e>
-              <m:sSub>
-                <m:e>
-                  <m:r>
-                    <m:t>U</m:t>
-                  </m:r>
-                </m:e>
-                <m:sub>
-                  <m:r>
-                    <m:t>33</m:t>
-                  </m:r>
-                </m:sub>
-              </m:sSub>
-              <m:r>
-                <m:rPr>
-                  <m:sty m:val="p"/>
-                </m:rPr>
-                <m:t>,</m:t>
-              </m:r>
-              <m:sSub>
-                <m:e>
-                  <m:r>
-                    <m:t>U</m:t>
-                  </m:r>
-                </m:e>
-                <m:sub>
-                  <m:r>
-                    <m:t>43</m:t>
-                  </m:r>
-                </m:sub>
-              </m:sSub>
-              <m:r>
-                <m:rPr>
-                  <m:sty m:val="p"/>
-                </m:rPr>
-                <m:t>,</m:t>
-              </m:r>
-              <m:sSub>
-                <m:e>
-                  <m:r>
-                    <m:t>U</m:t>
-                  </m:r>
-                </m:e>
-                <m:sub>
-                  <m:r>
-                    <m:t>d</m:t>
-                  </m:r>
-                  <m:r>
-                    <m:t>3</m:t>
-                  </m:r>
-                </m:sub>
-              </m:sSub>
-            </m:e>
-          </m:d>
-          <m:r>
-            <m:rPr>
-              <m:sty m:val="p"/>
-            </m:rPr>
-            <m:t>,</m:t>
-          </m:r>
-        </m:oMath>
-      </m:oMathPara>
+      <w:r>
+        <w:t xml:space="preserve">To create a sampling distribution for the focal MPM, we take 2,000 independent draws from the sampling distributions implied above (see Supplementary Methods section S1.1 for a full workflow description). At each iteration, we arrange the drawn transition rates into the form of our MPM and then use that MPM draw to calculate our derived parameter(s) of interest. After 2,000 iterations, we therefore have 2,000 independent draws from the sampling distribution of each transition rate and derived parameter.</w:t>
+      </w:r>
+    </w:p>
+    <w:p>
+      <w:pPr>
+        <w:pStyle w:val="BodyText"/>
+      </w:pPr>
+      <w:r>
+        <w:t xml:space="preserve">The modest sample sizes underpinning this MPM (9-47 plants per stage class) result in relatively high sampling uncertainty in the transition rates (Fig.</w:t>
+      </w:r>
+      <w:r>
+        <w:t xml:space="preserve"> </w:t>
+      </w:r>
+      <w:r>
+        <w:t xml:space="preserve">1</w:t>
+      </w:r>
+      <w:r>
+        <w:t xml:space="preserve">). For instance, the sample estimate for the vegetative-reproductive growth transition is 0.22 (2/9), but the upper bound of the 95% bootstrap interval suggests this transition rate could plausibly be as high as 0.45 in the population at large. Correspondingly, there is substantial sampling uncertainty in some derived parameters (Fig.</w:t>
+      </w:r>
+      <w:r>
+        <w:t xml:space="preserve"> </w:t>
+      </w:r>
+      <w:r>
+        <w:t xml:space="preserve">2</w:t>
+      </w:r>
+      <w:r>
+        <w:t xml:space="preserve">). Based on the 95% bootstrap interval bounds, the equilibrium population growth rate could be as low as –17% per year or as high as +1% per year; life expectancy could be as low as 3.5 years or as high as 18.2 years; and the reproductive value of the vegetative stage class could be 22% lower than that of the seedling stage or 1460% higher.</w:t>
+      </w:r>
+    </w:p>
+    <w:p>
+      <w:pPr>
+        <w:pStyle w:val="BodyText"/>
+      </w:pPr>
+      <w:r>
+        <w:t xml:space="preserve">We chose three analyses to illuminate contrasting contexts in which sampling uncertainty may be relevant. Analysis 1 is a comparative analysis across many species and populations, in which derived traits depend heavily on long-term survivorship inferred indirectly from stage-structured matrices, precisely the setting in which sampling uncertainty might compound. Analysis 2, by contrast, is a within-species time-series analysis in which the response variable is a directly observed count, the statistical model is closely tied to the raw data, and the question concerns an environmental driver rather than a demographic trait per se. Analysis 3 extends analysis 2 to multiple populations of the same species to assess whether inference robustness is consistent across sites. Together, the three analyses bracket a range of typical uses of published MPMs and allow us to ask whether the consequences of sampling uncertainty are consistent across contexts or depend on the nature of the analysis.</w:t>
+      </w:r>
+    </w:p>
+    <w:bookmarkEnd w:id="27"/>
+    <w:bookmarkStart w:id="28" w:name="X349b7ec3116bc91db23218542ca4014d9cbeed5"/>
+    <w:p>
+      <w:pPr>
+        <w:pStyle w:val="Heading3"/>
+      </w:pPr>
+      <w:r>
+        <w:t xml:space="preserve">Analysis 1: Comparative analysis of mortality trajectories</w:t>
+      </w:r>
     </w:p>
     <w:p>
       <w:pPr>
         <w:pStyle w:val="FirstParagraph"/>
       </w:pPr>
-      <m:oMathPara>
-        <m:oMathParaPr>
-          <m:jc m:val="center"/>
-        </m:oMathParaPr>
-        <m:oMath>
-          <m:d>
-            <m:dPr>
-              <m:begChr m:val="("/>
-              <m:sepChr m:val=""/>
-              <m:endChr m:val=")"/>
-              <m:grow/>
-            </m:dPr>
-            <m:e>
-              <m:r>
-                <m:t>13</m:t>
-              </m:r>
-              <m:r>
-                <m:rPr>
-                  <m:sty m:val="p"/>
-                </m:rPr>
-                <m:t>,</m:t>
-              </m:r>
-              <m:r>
-                <m:t>33</m:t>
-              </m:r>
-              <m:r>
-                <m:rPr>
-                  <m:sty m:val="p"/>
-                </m:rPr>
-                <m:t>,</m:t>
-              </m:r>
-              <m:r>
-                <m:t>1</m:t>
-              </m:r>
-            </m:e>
-          </m:d>
-          <m:r>
-            <m:rPr>
-              <m:sty m:val="p"/>
-            </m:rPr>
-            <m:t>∼</m:t>
-          </m:r>
-          <m:r>
-            <m:rPr>
-              <m:nor/>
-              <m:sty m:val="p"/>
-            </m:rPr>
-            <m:t>Multinomial</m:t>
-          </m:r>
-          <m:d>
-            <m:dPr>
-              <m:begChr m:val="("/>
-              <m:sepChr m:val=""/>
-              <m:endChr m:val=")"/>
-              <m:grow/>
-            </m:dPr>
-            <m:e>
-              <m:sSub>
-                <m:e>
-                  <m:r>
-                    <m:t>U</m:t>
-                  </m:r>
-                </m:e>
-                <m:sub>
-                  <m:r>
-                    <m:t>34</m:t>
-                  </m:r>
-                </m:sub>
-              </m:sSub>
-              <m:r>
-                <m:rPr>
-                  <m:sty m:val="p"/>
-                </m:rPr>
-                <m:t>,</m:t>
-              </m:r>
-              <m:sSub>
-                <m:e>
-                  <m:r>
-                    <m:t>U</m:t>
-                  </m:r>
-                </m:e>
-                <m:sub>
-                  <m:r>
-                    <m:t>44</m:t>
-                  </m:r>
-                </m:sub>
-              </m:sSub>
-              <m:r>
-                <m:rPr>
-                  <m:sty m:val="p"/>
-                </m:rPr>
-                <m:t>,</m:t>
-              </m:r>
-              <m:sSub>
-                <m:e>
-                  <m:r>
-                    <m:t>U</m:t>
-                  </m:r>
-                </m:e>
-                <m:sub>
-                  <m:r>
-                    <m:t>d</m:t>
-                  </m:r>
-                  <m:r>
-                    <m:t>4</m:t>
-                  </m:r>
-                </m:sub>
-              </m:sSub>
-            </m:e>
-          </m:d>
-          <m:r>
-            <m:rPr>
-              <m:sty m:val="p"/>
-            </m:rPr>
-            <m:t>,</m:t>
-          </m:r>
-        </m:oMath>
-      </m:oMathPara>
-    </w:p>
-    <w:p>
-      <w:pPr>
-        <w:pStyle w:val="FirstParagraph"/>
-      </w:pPr>
-      <m:oMathPara>
-        <m:oMathParaPr>
-          <m:jc m:val="center"/>
-        </m:oMathParaPr>
-        <m:oMath>
-          <m:r>
-            <m:t>9</m:t>
-          </m:r>
-          <m:r>
-            <m:rPr>
-              <m:sty m:val="p"/>
-            </m:rPr>
-            <m:t>∼</m:t>
-          </m:r>
-          <m:r>
-            <m:rPr>
-              <m:nor/>
-              <m:sty m:val="p"/>
-            </m:rPr>
-            <m:t>Poisson</m:t>
-          </m:r>
-          <m:r>
-            <m:t>​</m:t>
-          </m:r>
-          <m:d>
-            <m:dPr>
-              <m:begChr m:val="("/>
-              <m:sepChr m:val=""/>
-              <m:endChr m:val=")"/>
-              <m:grow/>
-            </m:dPr>
-            <m:e>
-              <m:r>
-                <m:rPr>
-                  <m:sty m:val="p"/>
-                </m:rPr>
-                <m:t>exp</m:t>
-              </m:r>
-              <m:d>
-                <m:dPr>
-                  <m:begChr m:val="("/>
-                  <m:sepChr m:val=""/>
-                  <m:endChr m:val=")"/>
-                  <m:grow/>
-                </m:dPr>
-                <m:e>
-                  <m:sSub>
-                    <m:e>
-                      <m:r>
-                        <m:t>F</m:t>
-                      </m:r>
-                    </m:e>
-                    <m:sub>
-                      <m:r>
-                        <m:t>14</m:t>
-                      </m:r>
-                    </m:sub>
-                  </m:sSub>
-                  <m:r>
-                    <m:rPr>
-                      <m:sty m:val="p"/>
-                    </m:rPr>
-                    <m:t>+</m:t>
-                  </m:r>
-                  <m:r>
-                    <m:rPr>
-                      <m:sty m:val="p"/>
-                    </m:rPr>
-                    <m:t>log</m:t>
-                  </m:r>
-                  <m:r>
-                    <m:t>47</m:t>
-                  </m:r>
-                </m:e>
-              </m:d>
-            </m:e>
-          </m:d>
-          <m:r>
-            <m:rPr>
-              <m:sty m:val="p"/>
-            </m:rPr>
-            <m:t>.</m:t>
-          </m:r>
-        </m:oMath>
-      </m:oMathPara>
-    </w:p>
-    <w:p>
-      <w:pPr>
-        <w:pStyle w:val="FirstParagraph"/>
-      </w:pPr>
-      <w:r>
-        <w:t xml:space="preserve">To create a sampling distribution for the focal MPM, we take 2,000 independent draws from the sampling distributions implied above (see Supplementary Methods section S1.1 for a full workflow description). At each iteration, we arrange the drawn transition rates into the form of our MPM and then use that MPM draw to calculate our derived parameter(s) of interest. After 2,000 iterations, we therefore have 2,000 independent draws from the sampling distribution of each transition rate and derived parameter.</w:t>
-      </w:r>
-    </w:p>
-    <w:p>
-      <w:pPr>
-        <w:pStyle w:val="BodyText"/>
-      </w:pPr>
-      <w:r>
-        <w:t xml:space="preserve">The modest sample sizes underpinning this MPM (9-47 plants per stage class) result in relatively high sampling uncertainty in the transition rates (Fig.</w:t>
-      </w:r>
-      <w:r>
-        <w:t xml:space="preserve"> </w:t>
-      </w:r>
-      <w:r>
-        <w:t xml:space="preserve">1</w:t>
-      </w:r>
-      <w:r>
-        <w:t xml:space="preserve">). For instance, the sample estimate for the vegetative-reproductive growth transition is 0.22 (2/9), but the upper bound of the 95% bootstrap interval suggests this transition rate could plausibly be as high as 0.45 in the population at large. Correspondingly, there is substantial sampling uncertainty in some derived parameters (Fig.</w:t>
-      </w:r>
-      <w:r>
-        <w:t xml:space="preserve"> </w:t>
-      </w:r>
-      <w:r>
-        <w:t xml:space="preserve">2</w:t>
-      </w:r>
-      <w:r>
-        <w:t xml:space="preserve">). Based on the 95% bootstrap interval bounds, the equilibrium population growth rate could be as low as –17% per year or as high as +1% per year; life expectancy could be as low as 3.5 years or as high as 18.2 years; and the reproductive value of the vegetative stage class could be 22% lower than that of the seedling stage or 1460% higher.</w:t>
-      </w:r>
-    </w:p>
-    <w:p>
-      <w:pPr>
-        <w:pStyle w:val="BodyText"/>
-      </w:pPr>
-      <w:r>
-        <w:t xml:space="preserve">We chose three analyses to illuminate contrasting contexts in which sampling uncertainty may be relevant. Analysis 1 is a comparative analysis across many species and populations, in which derived traits depend heavily on long-term survivorship inferred indirectly from stage-structured matrices, precisely the setting in which sampling uncertainty might compound. Analysis 2, by contrast, is a within-species time-series analysis in which the response variable is a directly observed count, the statistical model is closely tied to the raw data, and the question concerns an environmental driver rather than a demographic trait per se. Analysis 3 extends analysis 2 to multiple populations of the same species to assess whether inference robustness is consistent across sites. Together, the three analyses bracket a range of typical uses of published MPMs and allow us to ask whether the consequences of sampling uncertainty are consistent across contexts or depend on the nature of the analysis.</w:t>
-      </w:r>
-    </w:p>
-    <w:bookmarkEnd w:id="30"/>
-    <w:bookmarkStart w:id="31" w:name="X349b7ec3116bc91db23218542ca4014d9cbeed5"/>
-    <w:p>
-      <w:pPr>
-        <w:pStyle w:val="Heading3"/>
-      </w:pPr>
-      <w:r>
-        <w:t xml:space="preserve">Analysis 1: Comparative analysis of mortality trajectories</w:t>
-      </w:r>
-    </w:p>
-    <w:p>
-      <w:pPr>
-        <w:pStyle w:val="FirstParagraph"/>
-      </w:pPr>
-      <w:r>
-        <w:t xml:space="preserve">The analysis we focus on here tests the relationship between mature life expectancy and the</w:t>
-      </w:r>
-      <w:r>
-        <w:t xml:space="preserve"> </w:t>
-      </w:r>
-      <w:r>
-        <w:t xml:space="preserve">“shape”</w:t>
-      </w:r>
-      <w:r>
-        <w:t xml:space="preserve"> </w:t>
-      </w:r>
-      <w:r>
-        <w:t xml:space="preserve">of the mortality distribution (sensu Baudisch 2011), where shape denotes the extent to which mortality rates increase with age after reproductive maturity. Evolutionary biologists have long been interested in variation in mortality trajectories within evolutionary theories of senescence, but previous metrics used to compare rates of senescence may have conflated variation in the shape of mortality trajectories with variation in the average level of mortality (i.e. the inverse of life expectancy). Measures of shape proposed by Baudisch and colleagues (Baudisch 2011, Baudisch et al. 2013, Wrycza et al. 2015) are mathematically independent of life expectancy and therefore well-suited for comparative analyses. Whether shape is biologically independent of life expectancy is a separate question, and an analysis by Baudisch et al. (2013) (based on MPMs for 290 angiosperm species) found a positive relationship between life expectancy and the shape of mortality trajectories. In addition to that analysis, several other studies have used estimates of life expectancy and shape derived from MPMs in COM(P)ADRE, primarily in studies of life-history variation (e.g. Salguero-Gómez et al. 2016b; Healy et al. 2019).</w:t>
+      <w:r>
+        <w:t xml:space="preserve">The analysis we focus on here tests the relationship between mature life expectancy and the “shape” of the mortality distribution (sensu Baudisch 2011), where shape denotes the extent to which mortality rates increase with age after reproductive maturity. Evolutionary biologists have long been interested in variation in mortality trajectories within evolutionary theories of senescence, but previous metrics used to compare rates of senescence may have conflated variation in the shape of mortality trajectories with variation in the average level of mortality (i.e. the inverse of life expectancy). Measures of shape proposed by Baudisch and colleagues (Baudisch 2011, Baudisch et al. 2013, Wrycza et al. 2015) are mathematically independent of life expectancy and therefore well-suited for comparative analyses. Whether shape is biologically independent of life expectancy is a separate question, and an analysis by Baudisch et al. (2013) (based on MPMs for 290 angiosperm species) found a positive relationship between life expectancy and the shape of mortality trajectories. In addition to that analysis, several other studies have used estimates of life expectancy and shape derived from MPMs in COM(P)ADRE, primarily in studies of life-history variation (e.g. Salguero-Gómez et al. 2016b; Healy et al. 2019).</w:t>
       </w:r>
     </w:p>
     <w:p>
@@ -2964,19 +2989,21 @@
           <m:r>
             <m:t>  </m:t>
           </m:r>
-          <m:d>
-            <m:dPr>
-              <m:begChr m:val="("/>
-              <m:sepChr m:val=""/>
-              <m:endChr m:val=")"/>
-              <m:grow/>
-            </m:dPr>
-            <m:e>
-              <m:r>
-                <m:t>3</m:t>
-              </m:r>
-            </m:e>
-          </m:d>
+          <m:r>
+            <m:rPr>
+              <m:sty m:val="p"/>
+            </m:rPr>
+            <m:t>(</m:t>
+          </m:r>
+          <m:r>
+            <m:t>3</m:t>
+          </m:r>
+          <m:r>
+            <m:rPr>
+              <m:sty m:val="p"/>
+            </m:rPr>
+            <m:t>)</m:t>
+          </m:r>
         </m:oMath>
       </m:oMathPara>
     </w:p>
@@ -3019,7 +3046,7 @@
         </m:r>
       </m:oMath>
       <w:r>
-        <w:t xml:space="preserve">. To estimate shape, we used a metric proposed by Baudisch and Stott (2019), which compares the area under a survivorship trajectory to that under a reference trajectory assuming constant mortality with age. The metric can take any continuous value between –0.5 (maximal negative senescence; all individuals die at the age of maturity) and +0.5 (maximal senescence; all individuals die at the age of maximum longevity), with a value of 0 indicating a constant mortality rate (negligible senescence). Values of shape greater than, equal to, or less than zero correspond to Type I, II, and III survivorship curves, respectively. When deriving a survivorship trajectory from an MPM, the apparent mortality rate is guaranteed to approach a plateau as the stage distribution approaches its equilibrium (Horvitz and Tuljapurkar 2008). To avoid bias from artefactual mortality plateaus, we calculated shape from truncated survivorship trajectories, limited to the period before a cohort reaches its quasi-stable distribution (based on a distance threshold of 1%; see Supplementary Methods section S1.2).</w:t>
+        <w:t xml:space="preserve">. To estimate shape, we used a metric proposed by Baudisch and Stott (2019), which compares the area under a survivorship trajectory to that under a reference trajectory assuming constant mortality with age. The metric can take any continuous value between –0.5 (maximal negative senescence; all individuals die at the age of maturity) and +0.5 (maximal senescence; all individuals die at the age of maximum longevity), with a value of 0 indicating a constant mortality rate (negligible senescence). Values of shape greater than, equal to, or less than zero correspond to Type I, II, and III survivorship curves, respectively. When deriving a survivorship trajectory from an MPM, the apparent mortality rate is guaranteed to approach a plateau as the stage distribution approaches its equilibrium (Horvitz and Tuljapurkar 2008). To avoid bias from artefactual mortality plateaus, we calculated shape from truncated survivorship trajectories, limited to the period before a cohort reaches its quasi-stable distribution (based on a distance threshold of 1%; see Supplementary Methods sections S1.2 and S1.13).</w:t>
       </w:r>
     </w:p>
     <w:p>
@@ -3028,6 +3055,22 @@
       </w:pPr>
       <w:r>
         <w:t xml:space="preserve">We calculated life expectancy and shape at the population level, using one population-level MPM per population. For populations with temporal replication, we used a pooled population MPM if available; otherwise, we used a population mean MPM; if neither was available, we constructed a population-level matrix by taking the element-wise mean of the available annual individual MPMs. When database records included both site-specific populations and aggregate population labels (e.g. combined multi-site entries), we retained the site-specific populations and excluded the aggregate rows to avoid double counting. To model sampling uncertainty for pooled or mean population-level MPMs, we pooled stage-specific sample sizes across years (see Supplementary Methods section S1.3). This approach ignores uncertainty arising from temporal variation in transition rates and therefore underestimates overall uncertainty in the pooled estimates. The degree of underestimation depends on how much transition rates vary across years relative to within-year sampling error; for species with high interannual variability, the bias could be substantial. Results should therefore be interpreted conservatively with respect to the influence of sampling uncertainty.</w:t>
+      </w:r>
+    </w:p>
+    <w:p>
+      <w:pPr>
+        <w:pStyle w:val="BodyText"/>
+      </w:pPr>
+      <w:r>
+        <w:t xml:space="preserve">Across the compiled analysis set, 5 population-level matrices (representing 5 populations) had no usable recovered stage-specific sample sizes at all and therefore could not contribute to uncertainty-propagation analyses that require reconstructed sampling distributions.</w:t>
+      </w:r>
+    </w:p>
+    <w:p>
+      <w:pPr>
+        <w:pStyle w:val="BodyText"/>
+      </w:pPr>
+      <w:r>
+        <w:t xml:space="preserve">Our uncertainty-propagation workflow used recovered stage-specific or transition-specific sample sizes; total estimated population size was not systematically available across the included studies and was not used in the analyses.</w:t>
       </w:r>
     </w:p>
     <w:p>
@@ -3075,92 +3118,96 @@
             </m:rPr>
             <m:t>Normal</m:t>
           </m:r>
-          <m:d>
-            <m:dPr>
-              <m:begChr m:val="("/>
-              <m:sepChr m:val=""/>
-              <m:endChr m:val=")"/>
-              <m:grow/>
-            </m:dPr>
+          <m:r>
+            <m:rPr>
+              <m:sty m:val="p"/>
+            </m:rPr>
+            <m:t>(</m:t>
+          </m:r>
+          <m:sSub>
             <m:e>
-              <m:sSub>
-                <m:e>
-                  <m:r>
-                    <m:t>α</m:t>
-                  </m:r>
-                </m:e>
-                <m:sub>
-                  <m:r>
-                    <m:t>j</m:t>
-                  </m:r>
-                </m:sub>
-              </m:sSub>
-              <m:r>
-                <m:rPr>
-                  <m:sty m:val="p"/>
-                </m:rPr>
-                <m:t>+</m:t>
-              </m:r>
-              <m:r>
-                <m:t>β</m:t>
-              </m:r>
-              <m:sSub>
-                <m:e>
-                  <m:r>
-                    <m:t>x</m:t>
-                  </m:r>
-                </m:e>
-                <m:sub>
-                  <m:r>
-                    <m:t>i</m:t>
-                  </m:r>
-                  <m:r>
-                    <m:t>j</m:t>
-                  </m:r>
-                </m:sub>
-              </m:sSub>
-              <m:r>
-                <m:rPr>
-                  <m:sty m:val="p"/>
-                </m:rPr>
-                <m:t>,</m:t>
-              </m:r>
-              <m:sSup>
-                <m:e>
-                  <m:r>
-                    <m:t>σ</m:t>
-                  </m:r>
-                </m:e>
-                <m:sup>
-                  <m:r>
-                    <m:t>2</m:t>
-                  </m:r>
-                </m:sup>
-              </m:sSup>
+              <m:r>
+                <m:t>α</m:t>
+              </m:r>
             </m:e>
-          </m:d>
+            <m:sub>
+              <m:r>
+                <m:t>j</m:t>
+              </m:r>
+            </m:sub>
+          </m:sSub>
+          <m:r>
+            <m:rPr>
+              <m:sty m:val="p"/>
+            </m:rPr>
+            <m:t>+</m:t>
+          </m:r>
+          <m:r>
+            <m:t>β</m:t>
+          </m:r>
+          <m:sSub>
+            <m:e>
+              <m:r>
+                <m:t>x</m:t>
+              </m:r>
+            </m:e>
+            <m:sub>
+              <m:r>
+                <m:t>i</m:t>
+              </m:r>
+              <m:r>
+                <m:t>j</m:t>
+              </m:r>
+            </m:sub>
+          </m:sSub>
           <m:r>
             <m:rPr>
               <m:sty m:val="p"/>
             </m:rPr>
             <m:t>,</m:t>
           </m:r>
+          <m:sSup>
+            <m:e>
+              <m:r>
+                <m:t>σ</m:t>
+              </m:r>
+            </m:e>
+            <m:sup>
+              <m:r>
+                <m:t>2</m:t>
+              </m:r>
+            </m:sup>
+          </m:sSup>
+          <m:r>
+            <m:rPr>
+              <m:sty m:val="p"/>
+            </m:rPr>
+            <m:t>)</m:t>
+          </m:r>
+          <m:r>
+            <m:rPr>
+              <m:sty m:val="p"/>
+            </m:rPr>
+            <m:t>,</m:t>
+          </m:r>
           <m:r>
             <m:t>  </m:t>
           </m:r>
-          <m:d>
-            <m:dPr>
-              <m:begChr m:val="("/>
-              <m:sepChr m:val=""/>
-              <m:endChr m:val=")"/>
-              <m:grow/>
-            </m:dPr>
-            <m:e>
-              <m:r>
-                <m:t>4</m:t>
-              </m:r>
-            </m:e>
-          </m:d>
+          <m:r>
+            <m:rPr>
+              <m:sty m:val="p"/>
+            </m:rPr>
+            <m:t>(</m:t>
+          </m:r>
+          <m:r>
+            <m:t>4</m:t>
+          </m:r>
+          <m:r>
+            <m:rPr>
+              <m:sty m:val="p"/>
+            </m:rPr>
+            <m:t>)</m:t>
+          </m:r>
         </m:oMath>
       </m:oMathPara>
     </w:p>
@@ -3362,46 +3409,48 @@
           </m:rPr>
           <m:t>Normal</m:t>
         </m:r>
-        <m:d>
-          <m:dPr>
-            <m:begChr m:val="("/>
-            <m:sepChr m:val=""/>
-            <m:endChr m:val=")"/>
-            <m:grow/>
-          </m:dPr>
+        <m:r>
+          <m:rPr>
+            <m:sty m:val="p"/>
+          </m:rPr>
+          <m:t>(</m:t>
+        </m:r>
+        <m:sSub>
           <m:e>
-            <m:sSub>
-              <m:e>
-                <m:r>
-                  <m:t>μ</m:t>
-                </m:r>
-              </m:e>
-              <m:sub>
-                <m:r>
-                  <m:t>α</m:t>
-                </m:r>
-              </m:sub>
-            </m:sSub>
             <m:r>
-              <m:rPr>
-                <m:sty m:val="p"/>
-              </m:rPr>
-              <m:t>,</m:t>
+              <m:t>μ</m:t>
             </m:r>
-            <m:sSup>
-              <m:e>
-                <m:r>
-                  <m:t>τ</m:t>
-                </m:r>
-              </m:e>
-              <m:sup>
-                <m:r>
-                  <m:t>2</m:t>
-                </m:r>
-              </m:sup>
-            </m:sSup>
           </m:e>
-        </m:d>
+          <m:sub>
+            <m:r>
+              <m:t>α</m:t>
+            </m:r>
+          </m:sub>
+        </m:sSub>
+        <m:r>
+          <m:rPr>
+            <m:sty m:val="p"/>
+          </m:rPr>
+          <m:t>,</m:t>
+        </m:r>
+        <m:sSup>
+          <m:e>
+            <m:r>
+              <m:t>τ</m:t>
+            </m:r>
+          </m:e>
+          <m:sup>
+            <m:r>
+              <m:t>2</m:t>
+            </m:r>
+          </m:sup>
+        </m:sSup>
+        <m:r>
+          <m:rPr>
+            <m:sty m:val="p"/>
+          </m:rPr>
+          <m:t>)</m:t>
+        </m:r>
       </m:oMath>
       <w:r>
         <w:t xml:space="preserve">, where</w:t>
@@ -3730,92 +3779,96 @@
             </m:rPr>
             <m:t>Normal</m:t>
           </m:r>
-          <m:d>
-            <m:dPr>
-              <m:begChr m:val="("/>
-              <m:sepChr m:val=""/>
-              <m:endChr m:val=")"/>
-              <m:grow/>
-            </m:dPr>
+          <m:r>
+            <m:rPr>
+              <m:sty m:val="p"/>
+            </m:rPr>
+            <m:t>(</m:t>
+          </m:r>
+          <m:sSub>
             <m:e>
-              <m:sSub>
-                <m:e>
-                  <m:r>
-                    <m:t>α</m:t>
-                  </m:r>
-                </m:e>
-                <m:sub>
-                  <m:r>
-                    <m:t>j</m:t>
-                  </m:r>
-                </m:sub>
-              </m:sSub>
-              <m:r>
-                <m:rPr>
-                  <m:sty m:val="p"/>
-                </m:rPr>
-                <m:t>+</m:t>
-              </m:r>
-              <m:r>
-                <m:t>β</m:t>
-              </m:r>
-              <m:sSub>
-                <m:e>
-                  <m:r>
-                    <m:t>x</m:t>
-                  </m:r>
-                </m:e>
-                <m:sub>
-                  <m:r>
-                    <m:t>i</m:t>
-                  </m:r>
-                  <m:r>
-                    <m:t>j</m:t>
-                  </m:r>
-                </m:sub>
-              </m:sSub>
-              <m:r>
-                <m:rPr>
-                  <m:sty m:val="p"/>
-                </m:rPr>
-                <m:t>,</m:t>
-              </m:r>
-              <m:sSup>
-                <m:e>
-                  <m:r>
-                    <m:t>σ</m:t>
-                  </m:r>
-                </m:e>
-                <m:sup>
-                  <m:r>
-                    <m:t>2</m:t>
-                  </m:r>
-                </m:sup>
-              </m:sSup>
+              <m:r>
+                <m:t>α</m:t>
+              </m:r>
             </m:e>
-          </m:d>
+            <m:sub>
+              <m:r>
+                <m:t>j</m:t>
+              </m:r>
+            </m:sub>
+          </m:sSub>
+          <m:r>
+            <m:rPr>
+              <m:sty m:val="p"/>
+            </m:rPr>
+            <m:t>+</m:t>
+          </m:r>
+          <m:r>
+            <m:t>β</m:t>
+          </m:r>
+          <m:sSub>
+            <m:e>
+              <m:r>
+                <m:t>x</m:t>
+              </m:r>
+            </m:e>
+            <m:sub>
+              <m:r>
+                <m:t>i</m:t>
+              </m:r>
+              <m:r>
+                <m:t>j</m:t>
+              </m:r>
+            </m:sub>
+          </m:sSub>
           <m:r>
             <m:rPr>
               <m:sty m:val="p"/>
             </m:rPr>
             <m:t>,</m:t>
           </m:r>
+          <m:sSup>
+            <m:e>
+              <m:r>
+                <m:t>σ</m:t>
+              </m:r>
+            </m:e>
+            <m:sup>
+              <m:r>
+                <m:t>2</m:t>
+              </m:r>
+            </m:sup>
+          </m:sSup>
+          <m:r>
+            <m:rPr>
+              <m:sty m:val="p"/>
+            </m:rPr>
+            <m:t>)</m:t>
+          </m:r>
+          <m:r>
+            <m:rPr>
+              <m:sty m:val="p"/>
+            </m:rPr>
+            <m:t>,</m:t>
+          </m:r>
           <m:r>
             <m:t>  </m:t>
           </m:r>
-          <m:d>
-            <m:dPr>
-              <m:begChr m:val="("/>
-              <m:sepChr m:val=""/>
-              <m:endChr m:val=")"/>
-              <m:grow/>
-            </m:dPr>
-            <m:e>
-              <m:r>
-                <m:t>5</m:t>
-              </m:r>
-            </m:e>
-          </m:d>
+          <m:r>
+            <m:rPr>
+              <m:sty m:val="p"/>
+            </m:rPr>
+            <m:t>(</m:t>
+          </m:r>
+          <m:r>
+            <m:t>5</m:t>
+          </m:r>
+          <m:r>
+            <m:rPr>
+              <m:sty m:val="p"/>
+            </m:rPr>
+            <m:t>)</m:t>
+          </m:r>
         </m:oMath>
       </m:oMathPara>
     </w:p>
@@ -3863,66 +3916,68 @@
             </m:rPr>
             <m:t>Normal</m:t>
           </m:r>
-          <m:d>
-            <m:dPr>
-              <m:begChr m:val="("/>
-              <m:sepChr m:val=""/>
-              <m:endChr m:val=")"/>
-              <m:grow/>
-            </m:dPr>
+          <m:r>
+            <m:rPr>
+              <m:sty m:val="p"/>
+            </m:rPr>
+            <m:t>(</m:t>
+          </m:r>
+          <m:sSub>
             <m:e>
-              <m:sSub>
-                <m:e>
-                  <m:r>
-                    <m:t>x</m:t>
-                  </m:r>
-                </m:e>
-                <m:sub>
-                  <m:r>
-                    <m:t>i</m:t>
-                  </m:r>
-                  <m:r>
-                    <m:t>j</m:t>
-                  </m:r>
-                </m:sub>
-              </m:sSub>
+              <m:r>
+                <m:t>x</m:t>
+              </m:r>
+            </m:e>
+            <m:sub>
+              <m:r>
+                <m:t>i</m:t>
+              </m:r>
+              <m:r>
+                <m:t>j</m:t>
+              </m:r>
+            </m:sub>
+          </m:sSub>
+          <m:r>
+            <m:rPr>
+              <m:sty m:val="p"/>
+            </m:rPr>
+            <m:t>,</m:t>
+          </m:r>
+          <m:sSubSup>
+            <m:e>
+              <m:r>
+                <m:t>σ</m:t>
+              </m:r>
+            </m:e>
+            <m:sub>
+              <m:r>
+                <m:t>x</m:t>
+              </m:r>
               <m:r>
                 <m:rPr>
                   <m:sty m:val="p"/>
                 </m:rPr>
                 <m:t>,</m:t>
               </m:r>
-              <m:sSubSup>
-                <m:e>
-                  <m:r>
-                    <m:t>σ</m:t>
-                  </m:r>
-                </m:e>
-                <m:sub>
-                  <m:r>
-                    <m:t>x</m:t>
-                  </m:r>
-                  <m:r>
-                    <m:rPr>
-                      <m:sty m:val="p"/>
-                    </m:rPr>
-                    <m:t>,</m:t>
-                  </m:r>
-                  <m:r>
-                    <m:t>i</m:t>
-                  </m:r>
-                  <m:r>
-                    <m:t>j</m:t>
-                  </m:r>
-                </m:sub>
-                <m:sup>
-                  <m:r>
-                    <m:t>2</m:t>
-                  </m:r>
-                </m:sup>
-              </m:sSubSup>
-            </m:e>
-          </m:d>
+              <m:r>
+                <m:t>i</m:t>
+              </m:r>
+              <m:r>
+                <m:t>j</m:t>
+              </m:r>
+            </m:sub>
+            <m:sup>
+              <m:r>
+                <m:t>2</m:t>
+              </m:r>
+            </m:sup>
+          </m:sSubSup>
+          <m:r>
+            <m:rPr>
+              <m:sty m:val="p"/>
+            </m:rPr>
+            <m:t>)</m:t>
+          </m:r>
           <m:r>
             <m:rPr>
               <m:sty m:val="p"/>
@@ -3932,19 +3987,21 @@
           <m:r>
             <m:t>  </m:t>
           </m:r>
-          <m:d>
-            <m:dPr>
-              <m:begChr m:val="("/>
-              <m:sepChr m:val=""/>
-              <m:endChr m:val=")"/>
-              <m:grow/>
-            </m:dPr>
-            <m:e>
-              <m:r>
-                <m:t>6</m:t>
-              </m:r>
-            </m:e>
-          </m:d>
+          <m:r>
+            <m:rPr>
+              <m:sty m:val="p"/>
+            </m:rPr>
+            <m:t>(</m:t>
+          </m:r>
+          <m:r>
+            <m:t>6</m:t>
+          </m:r>
+          <m:r>
+            <m:rPr>
+              <m:sty m:val="p"/>
+            </m:rPr>
+            <m:t>)</m:t>
+          </m:r>
         </m:oMath>
       </m:oMathPara>
     </w:p>
@@ -3992,66 +4049,68 @@
             </m:rPr>
             <m:t>Normal</m:t>
           </m:r>
-          <m:d>
-            <m:dPr>
-              <m:begChr m:val="("/>
-              <m:sepChr m:val=""/>
-              <m:endChr m:val=")"/>
-              <m:grow/>
-            </m:dPr>
+          <m:r>
+            <m:rPr>
+              <m:sty m:val="p"/>
+            </m:rPr>
+            <m:t>(</m:t>
+          </m:r>
+          <m:sSub>
             <m:e>
-              <m:sSub>
-                <m:e>
-                  <m:r>
-                    <m:t>y</m:t>
-                  </m:r>
-                </m:e>
-                <m:sub>
-                  <m:r>
-                    <m:t>i</m:t>
-                  </m:r>
-                  <m:r>
-                    <m:t>j</m:t>
-                  </m:r>
-                </m:sub>
-              </m:sSub>
+              <m:r>
+                <m:t>y</m:t>
+              </m:r>
+            </m:e>
+            <m:sub>
+              <m:r>
+                <m:t>i</m:t>
+              </m:r>
+              <m:r>
+                <m:t>j</m:t>
+              </m:r>
+            </m:sub>
+          </m:sSub>
+          <m:r>
+            <m:rPr>
+              <m:sty m:val="p"/>
+            </m:rPr>
+            <m:t>,</m:t>
+          </m:r>
+          <m:sSubSup>
+            <m:e>
+              <m:r>
+                <m:t>σ</m:t>
+              </m:r>
+            </m:e>
+            <m:sub>
+              <m:r>
+                <m:t>y</m:t>
+              </m:r>
               <m:r>
                 <m:rPr>
                   <m:sty m:val="p"/>
                 </m:rPr>
                 <m:t>,</m:t>
               </m:r>
-              <m:sSubSup>
-                <m:e>
-                  <m:r>
-                    <m:t>σ</m:t>
-                  </m:r>
-                </m:e>
-                <m:sub>
-                  <m:r>
-                    <m:t>y</m:t>
-                  </m:r>
-                  <m:r>
-                    <m:rPr>
-                      <m:sty m:val="p"/>
-                    </m:rPr>
-                    <m:t>,</m:t>
-                  </m:r>
-                  <m:r>
-                    <m:t>i</m:t>
-                  </m:r>
-                  <m:r>
-                    <m:t>j</m:t>
-                  </m:r>
-                </m:sub>
-                <m:sup>
-                  <m:r>
-                    <m:t>2</m:t>
-                  </m:r>
-                </m:sup>
-              </m:sSubSup>
-            </m:e>
-          </m:d>
+              <m:r>
+                <m:t>i</m:t>
+              </m:r>
+              <m:r>
+                <m:t>j</m:t>
+              </m:r>
+            </m:sub>
+            <m:sup>
+              <m:r>
+                <m:t>2</m:t>
+              </m:r>
+            </m:sup>
+          </m:sSubSup>
+          <m:r>
+            <m:rPr>
+              <m:sty m:val="p"/>
+            </m:rPr>
+            <m:t>)</m:t>
+          </m:r>
           <m:r>
             <m:rPr>
               <m:sty m:val="p"/>
@@ -4061,19 +4120,21 @@
           <m:r>
             <m:t>  </m:t>
           </m:r>
-          <m:d>
-            <m:dPr>
-              <m:begChr m:val="("/>
-              <m:sepChr m:val=""/>
-              <m:endChr m:val=")"/>
-              <m:grow/>
-            </m:dPr>
-            <m:e>
-              <m:r>
-                <m:t>7</m:t>
-              </m:r>
-            </m:e>
-          </m:d>
+          <m:r>
+            <m:rPr>
+              <m:sty m:val="p"/>
+            </m:rPr>
+            <m:t>(</m:t>
+          </m:r>
+          <m:r>
+            <m:t>7</m:t>
+          </m:r>
+          <m:r>
+            <m:rPr>
+              <m:sty m:val="p"/>
+            </m:rPr>
+            <m:t>)</m:t>
+          </m:r>
         </m:oMath>
       </m:oMathPara>
     </w:p>
@@ -4093,8 +4154,8 @@
         <w:t xml:space="preserve">In supplementary analyses, we estimated the variance components of life expectancy, shape, and other life history traits using a sampling-to-other variance ratio: the proportion of total observed variation in a demographic parameter attributable to transition-rate sampling uncertainty relative to variation from all other sources (principally biological variation among populations and species). For each parameter we partitioned total variance into a sampling component, estimated as the mean of the within-MPM sampling variances derived from the bootstrap distributions, and a residual component representing the remainder. A ratio greater than 1 indicates that sampling uncertainty exceeds biological variation; a ratio less than 1 indicates that biological variation dominates. Full details are given in Supplementary Methods section S1.5 and Supplementary Table S3.</w:t>
       </w:r>
     </w:p>
-    <w:bookmarkEnd w:id="31"/>
-    <w:bookmarkStart w:id="32" w:name="Xa6846656006b1b9058ef913d8de9a898b7446a1"/>
+    <w:bookmarkEnd w:id="28"/>
+    <w:bookmarkStart w:id="29" w:name="Xa6846656006b1b9058ef913d8de9a898b7446a1"/>
     <w:p>
       <w:pPr>
         <w:pStyle w:val="Heading3"/>
@@ -4124,28 +4185,7 @@
         <w:t xml:space="preserve"> </w:t>
       </w:r>
       <w:r>
-        <w:t xml:space="preserve">(Lesica and Crone 2007), a perennial herb found in semi-arid grasslands of western North America. We selected this case because it provides a rare combination of multi-year temporal replication, recoverable transition-level sample sizes, and matched local climate covariates, making it well suited for testing uncertainty propagation in a climate-response context. In that study, transition rates were estimated using the methods described above, as ratios of two integers (Eqs. (1) and (2)), and the corresponding stage-specific sample sizes are reported in Ellis et al. (2012). Eight of the MPMs in the 12-year time-series were non-ergodic due to missing estimates for the</w:t>
-      </w:r>
-      <w:r>
-        <w:t xml:space="preserve"> </w:t>
-      </w:r>
-      <w:r>
-        <w:t xml:space="preserve">“rosette”</w:t>
-      </w:r>
-      <w:r>
-        <w:t xml:space="preserve"> </w:t>
-      </w:r>
-      <w:r>
-        <w:t xml:space="preserve">stage class (i.e. no rosettes were observed in the sample plots). Instead of examining variation in population growth rates (which assumes ergodicity), we focus only on the reproductive transition (hereafter</w:t>
-      </w:r>
-      <w:r>
-        <w:t xml:space="preserve"> </w:t>
-      </w:r>
-      <w:r>
-        <w:t xml:space="preserve">‘recruitment’</w:t>
-      </w:r>
-      <w:r>
-        <w:t xml:space="preserve">, the number of seedlings in year</w:t>
+        <w:t xml:space="preserve">(Lesica and Crone 2007), a perennial herb found in semi-arid grasslands of western North America. We selected this case because it provides a rare combination of multi-year temporal replication, recoverable transition-level sample sizes, and matched local climate covariates, making it well suited for testing uncertainty propagation in a climate-response context. In that study, transition rates were estimated using the methods described above, as ratios of two integers (Eqs. (1) and (2)), and the corresponding stage-specific sample sizes are reported in Ellis et al. (2012). Eight of the MPMs in the 12-year time-series were non-ergodic due to missing estimates for the “rosette” stage class (i.e. no rosettes were observed in the sample plots). Instead of examining variation in population growth rates (which assumes ergodicity), we focus only on the reproductive transition (hereafter ‘recruitment’, the number of seedlings in year</w:t>
       </w:r>
       <w:r>
         <w:t xml:space="preserve"> </w:t>
@@ -4219,28 +4259,30 @@
             </m:rPr>
             <m:t>log</m:t>
           </m:r>
-          <m:d>
-            <m:dPr>
-              <m:begChr m:val="("/>
-              <m:sepChr m:val=""/>
-              <m:endChr m:val=")"/>
-              <m:grow/>
-            </m:dPr>
+          <m:r>
+            <m:rPr>
+              <m:sty m:val="p"/>
+            </m:rPr>
+            <m:t>(</m:t>
+          </m:r>
+          <m:sSub>
             <m:e>
-              <m:sSub>
-                <m:e>
-                  <m:r>
-                    <m:t>y</m:t>
-                  </m:r>
-                </m:e>
-                <m:sub>
-                  <m:r>
-                    <m:t>t</m:t>
-                  </m:r>
-                </m:sub>
-              </m:sSub>
+              <m:r>
+                <m:t>y</m:t>
+              </m:r>
             </m:e>
-          </m:d>
+            <m:sub>
+              <m:r>
+                <m:t>t</m:t>
+              </m:r>
+            </m:sub>
+          </m:sSub>
+          <m:r>
+            <m:rPr>
+              <m:sty m:val="p"/>
+            </m:rPr>
+            <m:t>)</m:t>
+          </m:r>
           <m:r>
             <m:rPr>
               <m:sty m:val="p"/>
@@ -4344,19 +4386,21 @@
           <m:r>
             <m:t>  </m:t>
           </m:r>
-          <m:d>
-            <m:dPr>
-              <m:begChr m:val="("/>
-              <m:sepChr m:val=""/>
-              <m:endChr m:val=")"/>
-              <m:grow/>
-            </m:dPr>
-            <m:e>
-              <m:r>
-                <m:t>8</m:t>
-              </m:r>
-            </m:e>
-          </m:d>
+          <m:r>
+            <m:rPr>
+              <m:sty m:val="p"/>
+            </m:rPr>
+            <m:t>(</m:t>
+          </m:r>
+          <m:r>
+            <m:t>8</m:t>
+          </m:r>
+          <m:r>
+            <m:rPr>
+              <m:sty m:val="p"/>
+            </m:rPr>
+            <m:t>)</m:t>
+          </m:r>
         </m:oMath>
       </m:oMathPara>
     </w:p>
@@ -4393,56 +4437,60 @@
             </m:rPr>
             <m:t>MVN</m:t>
           </m:r>
-          <m:d>
-            <m:dPr>
-              <m:begChr m:val="("/>
-              <m:sepChr m:val=""/>
-              <m:endChr m:val=")"/>
-              <m:grow/>
-            </m:dPr>
+          <m:r>
+            <m:rPr>
+              <m:sty m:val="p"/>
+            </m:rPr>
+            <m:t>(</m:t>
+          </m:r>
+          <m:sSub>
             <m:e>
-              <m:sSub>
-                <m:e>
-                  <m:r>
-                    <m:t>μ</m:t>
-                  </m:r>
-                </m:e>
-                <m:sub>
-                  <m:r>
-                    <m:t>b</m:t>
-                  </m:r>
-                </m:sub>
-              </m:sSub>
-              <m:r>
-                <m:rPr>
-                  <m:sty m:val="p"/>
-                </m:rPr>
-                <m:t>,</m:t>
-              </m:r>
-              <m:r>
-                <m:rPr>
-                  <m:sty m:val="b"/>
-                </m:rPr>
-                <m:t>K</m:t>
+              <m:r>
+                <m:t>μ</m:t>
               </m:r>
             </m:e>
-          </m:d>
+            <m:sub>
+              <m:r>
+                <m:t>b</m:t>
+              </m:r>
+            </m:sub>
+          </m:sSub>
+          <m:r>
+            <m:rPr>
+              <m:sty m:val="p"/>
+            </m:rPr>
+            <m:t>,</m:t>
+          </m:r>
+          <m:r>
+            <m:rPr>
+              <m:sty m:val="b"/>
+            </m:rPr>
+            <m:t>K</m:t>
+          </m:r>
+          <m:r>
+            <m:rPr>
+              <m:sty m:val="p"/>
+            </m:rPr>
+            <m:t>)</m:t>
+          </m:r>
           <m:r>
             <m:t>  </m:t>
           </m:r>
-          <m:d>
-            <m:dPr>
-              <m:begChr m:val="("/>
-              <m:sepChr m:val=""/>
-              <m:endChr m:val=")"/>
-              <m:grow/>
-            </m:dPr>
-            <m:e>
-              <m:r>
-                <m:t>9</m:t>
-              </m:r>
-            </m:e>
-          </m:d>
+          <m:r>
+            <m:rPr>
+              <m:sty m:val="p"/>
+            </m:rPr>
+            <m:t>(</m:t>
+          </m:r>
+          <m:r>
+            <m:t>9</m:t>
+          </m:r>
+          <m:r>
+            <m:rPr>
+              <m:sty m:val="p"/>
+            </m:rPr>
+            <m:t>)</m:t>
+          </m:r>
         </m:oMath>
       </m:oMathPara>
     </w:p>
@@ -4543,30 +4591,32 @@
                   </m:r>
                 </m:sup>
               </m:sSup>
+              <m:r>
+                <m:rPr>
+                  <m:sty m:val="p"/>
+                </m:rPr>
+                <m:t>(</m:t>
+              </m:r>
+              <m:r>
+                <m:t>j</m:t>
+              </m:r>
+              <m:r>
+                <m:rPr>
+                  <m:sty m:val="p"/>
+                </m:rPr>
+                <m:t>−</m:t>
+              </m:r>
+              <m:r>
+                <m:t>i</m:t>
+              </m:r>
               <m:sSup>
                 <m:e>
-                  <m:d>
-                    <m:dPr>
-                      <m:begChr m:val="("/>
-                      <m:sepChr m:val=""/>
-                      <m:endChr m:val=")"/>
-                      <m:grow/>
-                    </m:dPr>
-                    <m:e>
-                      <m:r>
-                        <m:t>j</m:t>
-                      </m:r>
-                      <m:r>
-                        <m:rPr>
-                          <m:sty m:val="p"/>
-                        </m:rPr>
-                        <m:t>−</m:t>
-                      </m:r>
-                      <m:r>
-                        <m:t>i</m:t>
-                      </m:r>
-                    </m:e>
-                  </m:d>
+                  <m:r>
+                    <m:rPr>
+                      <m:sty m:val="p"/>
+                    </m:rPr>
+                    <m:t>)</m:t>
+                  </m:r>
                 </m:e>
                 <m:sup>
                   <m:r>
@@ -4579,19 +4629,21 @@
           <m:r>
             <m:t>  </m:t>
           </m:r>
-          <m:d>
-            <m:dPr>
-              <m:begChr m:val="("/>
-              <m:sepChr m:val=""/>
-              <m:endChr m:val=")"/>
-              <m:grow/>
-            </m:dPr>
-            <m:e>
-              <m:r>
-                <m:t>10</m:t>
-              </m:r>
-            </m:e>
-          </m:d>
+          <m:r>
+            <m:rPr>
+              <m:sty m:val="p"/>
+            </m:rPr>
+            <m:t>(</m:t>
+          </m:r>
+          <m:r>
+            <m:t>10</m:t>
+          </m:r>
+          <m:r>
+            <m:rPr>
+              <m:sty m:val="p"/>
+            </m:rPr>
+            <m:t>)</m:t>
+          </m:r>
         </m:oMath>
       </m:oMathPara>
     </w:p>
@@ -4893,37 +4945,39 @@
           </m:rPr>
           <m:t>log</m:t>
         </m:r>
-        <m:d>
-          <m:dPr>
-            <m:begChr m:val="("/>
-            <m:sepChr m:val=""/>
-            <m:endChr m:val=")"/>
-            <m:grow/>
-          </m:dPr>
+        <m:r>
+          <m:rPr>
+            <m:sty m:val="p"/>
+          </m:rPr>
+          <m:t>(</m:t>
+        </m:r>
+        <m:sSub>
           <m:e>
-            <m:sSub>
-              <m:e>
-                <m:r>
-                  <m:t>N</m:t>
-                </m:r>
-              </m:e>
-              <m:sub>
-                <m:r>
-                  <m:t>t</m:t>
-                </m:r>
-                <m:r>
-                  <m:rPr>
-                    <m:sty m:val="p"/>
-                  </m:rPr>
-                  <m:t>−</m:t>
-                </m:r>
-                <m:r>
-                  <m:t>1</m:t>
-                </m:r>
-              </m:sub>
-            </m:sSub>
+            <m:r>
+              <m:t>N</m:t>
+            </m:r>
           </m:e>
-        </m:d>
+          <m:sub>
+            <m:r>
+              <m:t>t</m:t>
+            </m:r>
+            <m:r>
+              <m:rPr>
+                <m:sty m:val="p"/>
+              </m:rPr>
+              <m:t>−</m:t>
+            </m:r>
+            <m:r>
+              <m:t>1</m:t>
+            </m:r>
+          </m:sub>
+        </m:sSub>
+        <m:r>
+          <m:rPr>
+            <m:sty m:val="p"/>
+          </m:rPr>
+          <m:t>)</m:t>
+        </m:r>
       </m:oMath>
       <w:r>
         <w:t xml:space="preserve"> </w:t>
@@ -5066,19 +5120,21 @@
           <m:r>
             <m:t>  </m:t>
           </m:r>
-          <m:d>
-            <m:dPr>
-              <m:begChr m:val="("/>
-              <m:sepChr m:val=""/>
-              <m:endChr m:val=")"/>
-              <m:grow/>
-            </m:dPr>
-            <m:e>
-              <m:r>
-                <m:t>11</m:t>
-              </m:r>
-            </m:e>
-          </m:d>
+          <m:r>
+            <m:rPr>
+              <m:sty m:val="p"/>
+            </m:rPr>
+            <m:t>(</m:t>
+          </m:r>
+          <m:r>
+            <m:t>11</m:t>
+          </m:r>
+          <m:r>
+            <m:rPr>
+              <m:sty m:val="p"/>
+            </m:rPr>
+            <m:t>)</m:t>
+          </m:r>
         </m:oMath>
       </m:oMathPara>
     </w:p>
@@ -5159,37 +5215,39 @@
                 </m:rPr>
                 <m:t>log</m:t>
               </m:r>
-              <m:d>
-                <m:dPr>
-                  <m:begChr m:val="("/>
-                  <m:sepChr m:val=""/>
-                  <m:endChr m:val=")"/>
-                  <m:grow/>
-                </m:dPr>
+              <m:r>
+                <m:rPr>
+                  <m:sty m:val="p"/>
+                </m:rPr>
+                <m:t>(</m:t>
+              </m:r>
+              <m:sSub>
                 <m:e>
-                  <m:sSub>
-                    <m:e>
-                      <m:r>
-                        <m:t>N</m:t>
-                      </m:r>
-                    </m:e>
-                    <m:sub>
-                      <m:r>
-                        <m:t>t</m:t>
-                      </m:r>
-                      <m:r>
-                        <m:rPr>
-                          <m:sty m:val="p"/>
-                        </m:rPr>
-                        <m:t>−</m:t>
-                      </m:r>
-                      <m:r>
-                        <m:t>1</m:t>
-                      </m:r>
-                    </m:sub>
-                  </m:sSub>
+                  <m:r>
+                    <m:t>N</m:t>
+                  </m:r>
                 </m:e>
-              </m:d>
+                <m:sub>
+                  <m:r>
+                    <m:t>t</m:t>
+                  </m:r>
+                  <m:r>
+                    <m:rPr>
+                      <m:sty m:val="p"/>
+                    </m:rPr>
+                    <m:t>−</m:t>
+                  </m:r>
+                  <m:r>
+                    <m:t>1</m:t>
+                  </m:r>
+                </m:sub>
+              </m:sSub>
+              <m:r>
+                <m:rPr>
+                  <m:sty m:val="p"/>
+                </m:rPr>
+                <m:t>)</m:t>
+              </m:r>
               <m:r>
                 <m:rPr>
                   <m:sty m:val="p"/>
@@ -5218,19 +5276,21 @@
           <m:r>
             <m:t>  </m:t>
           </m:r>
-          <m:d>
-            <m:dPr>
-              <m:begChr m:val="("/>
-              <m:sepChr m:val=""/>
-              <m:endChr m:val=")"/>
-              <m:grow/>
-            </m:dPr>
-            <m:e>
-              <m:r>
-                <m:t>12</m:t>
-              </m:r>
-            </m:e>
-          </m:d>
+          <m:r>
+            <m:rPr>
+              <m:sty m:val="p"/>
+            </m:rPr>
+            <m:t>(</m:t>
+          </m:r>
+          <m:r>
+            <m:t>12</m:t>
+          </m:r>
+          <m:r>
+            <m:rPr>
+              <m:sty m:val="p"/>
+            </m:rPr>
+            <m:t>)</m:t>
+          </m:r>
         </m:oMath>
       </m:oMathPara>
     </w:p>
@@ -5335,35 +5395,37 @@
           </m:rPr>
           <m:t>r</m:t>
         </m:r>
-        <m:d>
-          <m:dPr>
-            <m:begChr m:val="("/>
-            <m:sepChr m:val=""/>
-            <m:endChr m:val=")"/>
-            <m:grow/>
-          </m:dPr>
+        <m:r>
+          <m:rPr>
+            <m:sty m:val="p"/>
+          </m:rPr>
+          <m:t>(</m:t>
+        </m:r>
+        <m:sSub>
           <m:e>
-            <m:sSub>
+            <m:acc>
+              <m:accPr>
+                <m:chr m:val="̂"/>
+              </m:accPr>
               <m:e>
-                <m:acc>
-                  <m:accPr>
-                    <m:chr m:val="̂"/>
-                  </m:accPr>
-                  <m:e>
-                    <m:r>
-                      <m:t>r</m:t>
-                    </m:r>
-                  </m:e>
-                </m:acc>
+                <m:r>
+                  <m:t>r</m:t>
+                </m:r>
               </m:e>
-              <m:sub>
-                <m:r>
-                  <m:t>t</m:t>
-                </m:r>
-              </m:sub>
-            </m:sSub>
+            </m:acc>
           </m:e>
-        </m:d>
+          <m:sub>
+            <m:r>
+              <m:t>t</m:t>
+            </m:r>
+          </m:sub>
+        </m:sSub>
+        <m:r>
+          <m:rPr>
+            <m:sty m:val="p"/>
+          </m:rPr>
+          <m:t>)</m:t>
+        </m:r>
       </m:oMath>
       <w:r>
         <w:t xml:space="preserve"> </w:t>
@@ -5446,56 +5508,60 @@
             </m:rPr>
             <m:t>MVN</m:t>
           </m:r>
-          <m:d>
-            <m:dPr>
-              <m:begChr m:val="("/>
-              <m:sepChr m:val=""/>
-              <m:endChr m:val=")"/>
-              <m:grow/>
-            </m:dPr>
+          <m:r>
+            <m:rPr>
+              <m:sty m:val="p"/>
+            </m:rPr>
+            <m:t>(</m:t>
+          </m:r>
+          <m:sSub>
             <m:e>
-              <m:sSub>
-                <m:e>
-                  <m:r>
-                    <m:t>μ</m:t>
-                  </m:r>
-                </m:e>
-                <m:sub>
-                  <m:r>
-                    <m:t>b</m:t>
-                  </m:r>
-                </m:sub>
-              </m:sSub>
-              <m:r>
-                <m:rPr>
-                  <m:sty m:val="p"/>
-                </m:rPr>
-                <m:t>,</m:t>
-              </m:r>
-              <m:r>
-                <m:rPr>
-                  <m:sty m:val="b"/>
-                </m:rPr>
-                <m:t>K</m:t>
+              <m:r>
+                <m:t>μ</m:t>
               </m:r>
             </m:e>
-          </m:d>
+            <m:sub>
+              <m:r>
+                <m:t>b</m:t>
+              </m:r>
+            </m:sub>
+          </m:sSub>
+          <m:r>
+            <m:rPr>
+              <m:sty m:val="p"/>
+            </m:rPr>
+            <m:t>,</m:t>
+          </m:r>
+          <m:r>
+            <m:rPr>
+              <m:sty m:val="b"/>
+            </m:rPr>
+            <m:t>K</m:t>
+          </m:r>
+          <m:r>
+            <m:rPr>
+              <m:sty m:val="p"/>
+            </m:rPr>
+            <m:t>)</m:t>
+          </m:r>
           <m:r>
             <m:t>  </m:t>
           </m:r>
-          <m:d>
-            <m:dPr>
-              <m:begChr m:val="("/>
-              <m:sepChr m:val=""/>
-              <m:endChr m:val=")"/>
-              <m:grow/>
-            </m:dPr>
-            <m:e>
-              <m:r>
-                <m:t>13</m:t>
-              </m:r>
-            </m:e>
-          </m:d>
+          <m:r>
+            <m:rPr>
+              <m:sty m:val="p"/>
+            </m:rPr>
+            <m:t>(</m:t>
+          </m:r>
+          <m:r>
+            <m:t>13</m:t>
+          </m:r>
+          <m:r>
+            <m:rPr>
+              <m:sty m:val="p"/>
+            </m:rPr>
+            <m:t>)</m:t>
+          </m:r>
         </m:oMath>
       </m:oMathPara>
     </w:p>
@@ -5588,30 +5654,32 @@
                   </m:r>
                 </m:sup>
               </m:sSup>
+              <m:r>
+                <m:rPr>
+                  <m:sty m:val="p"/>
+                </m:rPr>
+                <m:t>(</m:t>
+              </m:r>
+              <m:r>
+                <m:t>j</m:t>
+              </m:r>
+              <m:r>
+                <m:rPr>
+                  <m:sty m:val="p"/>
+                </m:rPr>
+                <m:t>−</m:t>
+              </m:r>
+              <m:r>
+                <m:t>i</m:t>
+              </m:r>
               <m:sSup>
                 <m:e>
-                  <m:d>
-                    <m:dPr>
-                      <m:begChr m:val="("/>
-                      <m:sepChr m:val=""/>
-                      <m:endChr m:val=")"/>
-                      <m:grow/>
-                    </m:dPr>
-                    <m:e>
-                      <m:r>
-                        <m:t>j</m:t>
-                      </m:r>
-                      <m:r>
-                        <m:rPr>
-                          <m:sty m:val="p"/>
-                        </m:rPr>
-                        <m:t>−</m:t>
-                      </m:r>
-                      <m:r>
-                        <m:t>i</m:t>
-                      </m:r>
-                    </m:e>
-                  </m:d>
+                  <m:r>
+                    <m:rPr>
+                      <m:sty m:val="p"/>
+                    </m:rPr>
+                    <m:t>)</m:t>
+                  </m:r>
                 </m:e>
                 <m:sup>
                   <m:r>
@@ -5624,19 +5692,21 @@
           <m:r>
             <m:t>  </m:t>
           </m:r>
-          <m:d>
-            <m:dPr>
-              <m:begChr m:val="("/>
-              <m:sepChr m:val=""/>
-              <m:endChr m:val=")"/>
-              <m:grow/>
-            </m:dPr>
-            <m:e>
-              <m:r>
-                <m:t>14</m:t>
-              </m:r>
-            </m:e>
-          </m:d>
+          <m:r>
+            <m:rPr>
+              <m:sty m:val="p"/>
+            </m:rPr>
+            <m:t>(</m:t>
+          </m:r>
+          <m:r>
+            <m:t>14</m:t>
+          </m:r>
+          <m:r>
+            <m:rPr>
+              <m:sty m:val="p"/>
+            </m:rPr>
+            <m:t>)</m:t>
+          </m:r>
         </m:oMath>
       </m:oMathPara>
     </w:p>
@@ -5802,8 +5872,8 @@
         <m:r>
           <m:rPr>
             <m:nor/>
+            <m:scr m:val="monospace"/>
             <m:sty m:val="p"/>
-            <m:scr m:val="monospace"/>
           </m:rPr>
           <m:t>surv</m:t>
         </m:r>
@@ -5816,8 +5886,8 @@
         <m:r>
           <m:rPr>
             <m:nor/>
+            <m:scr m:val="monospace"/>
             <m:sty m:val="p"/>
-            <m:scr m:val="monospace"/>
           </m:rPr>
           <m:t>tmp</m:t>
         </m:r>
@@ -5843,59 +5913,61 @@
         <m:r>
           <m:rPr>
             <m:nor/>
+            <m:scr m:val="monospace"/>
             <m:sty m:val="p"/>
-            <m:scr m:val="monospace"/>
           </m:rPr>
           <m:t>cbind</m:t>
         </m:r>
-        <m:d>
-          <m:dPr>
-            <m:begChr m:val="("/>
-            <m:sepChr m:val=""/>
-            <m:endChr m:val=")"/>
-            <m:grow/>
-          </m:dPr>
+        <m:r>
+          <m:rPr>
+            <m:sty m:val="p"/>
+          </m:rPr>
+          <m:t>(</m:t>
+        </m:r>
+        <m:sSub>
           <m:e>
-            <m:sSub>
-              <m:e>
-                <m:r>
-                  <m:t>n</m:t>
-                </m:r>
-              </m:e>
-              <m:sub>
-                <m:r>
-                  <m:rPr>
-                    <m:nor/>
-                    <m:sty m:val="p"/>
-                  </m:rPr>
-                  <m:t>surv</m:t>
-                </m:r>
-              </m:sub>
-            </m:sSub>
+            <m:r>
+              <m:t>n</m:t>
+            </m:r>
+          </m:e>
+          <m:sub>
             <m:r>
               <m:rPr>
+                <m:nor/>
                 <m:sty m:val="p"/>
               </m:rPr>
-              <m:t>,</m:t>
+              <m:t>surv</m:t>
             </m:r>
-            <m:sSub>
-              <m:e>
-                <m:r>
-                  <m:t>n</m:t>
-                </m:r>
-              </m:e>
-              <m:sub>
-                <m:r>
-                  <m:rPr>
-                    <m:nor/>
-                    <m:sty m:val="p"/>
-                  </m:rPr>
-                  <m:t>fail</m:t>
-                </m:r>
-              </m:sub>
-            </m:sSub>
+          </m:sub>
+        </m:sSub>
+        <m:r>
+          <m:rPr>
+            <m:sty m:val="p"/>
+          </m:rPr>
+          <m:t>,</m:t>
+        </m:r>
+        <m:sSub>
+          <m:e>
+            <m:r>
+              <m:t>n</m:t>
+            </m:r>
           </m:e>
-        </m:d>
+          <m:sub>
+            <m:r>
+              <m:rPr>
+                <m:nor/>
+                <m:sty m:val="p"/>
+              </m:rPr>
+              <m:t>fail</m:t>
+            </m:r>
+          </m:sub>
+        </m:sSub>
+        <m:r>
+          <m:rPr>
+            <m:sty m:val="p"/>
+          </m:rPr>
+          <m:t>)</m:t>
+        </m:r>
         <m:r>
           <m:rPr>
             <m:sty m:val="p"/>
@@ -5905,18 +5977,18 @@
         <m:r>
           <m:rPr>
             <m:nor/>
+            <m:scr m:val="monospace"/>
             <m:sty m:val="p"/>
-            <m:scr m:val="monospace"/>
           </m:rPr>
           <m:t>tmp</m:t>
         </m:r>
       </m:oMath>
       <w:r>
-        <w:t xml:space="preserve">). Full implementation details are provided in Supplementary Methods sections S1.6 and S1.9.</w:t>
-      </w:r>
-    </w:p>
-    <w:bookmarkEnd w:id="32"/>
-    <w:bookmarkStart w:id="33" w:name="Xdb8f4f06f4c8750476c30b7a7cc67a97e3f87aa"/>
+        <w:t xml:space="preserve">). Full implementation details are provided in Supplementary Methods sections S1.6 and S1.10.</w:t>
+      </w:r>
+    </w:p>
+    <w:bookmarkEnd w:id="29"/>
+    <w:bookmarkStart w:id="30" w:name="Xdb8f4f06f4c8750476c30b7a7cc67a97e3f87aa"/>
     <w:p>
       <w:pPr>
         <w:pStyle w:val="Heading3"/>
@@ -5965,7 +6037,7 @@
         </m:r>
       </m:oMath>
       <w:r>
-        <w:t xml:space="preserve">-column sums and comparing an SSD-weighted quasibinomial point-estimate model with a binomial count model that propagates sampling uncertainty. This preserves comparable linear predictors across formulations while varying only how uncertainty enters the response model. Full implementation details are given in Supplementary Methods section S1.9.</w:t>
+        <w:t xml:space="preserve">-column sums and comparing an SSD-weighted quasibinomial point-estimate model with a binomial count model that propagates sampling uncertainty. This preserves comparable linear predictors across formulations while varying only how uncertainty enters the response model. Full implementation details are given in Supplementary Methods section S1.10.</w:t>
       </w:r>
     </w:p>
     <w:p>
@@ -5973,109 +6045,109 @@
         <w:pStyle w:val="BodyText"/>
       </w:pPr>
       <w:r>
-        <w:t xml:space="preserve">All analyses were run in R (4.5.3) using RStan (2.32.7), with data handling and plotting in tidyverse packages.</w:t>
+        <w:t xml:space="preserve">All analyses were run in R (4.6.1) using RStan (2.32.7), with data handling and plotting in tidyverse packages.</w:t>
+      </w:r>
+    </w:p>
+    <w:bookmarkEnd w:id="30"/>
+    <w:bookmarkEnd w:id="31"/>
+    <w:bookmarkEnd w:id="32"/>
+    <w:bookmarkStart w:id="36" w:name="results"/>
+    <w:p>
+      <w:pPr>
+        <w:pStyle w:val="Heading1"/>
+      </w:pPr>
+      <w:r>
+        <w:t xml:space="preserve">Results</w:t>
+      </w:r>
+    </w:p>
+    <w:bookmarkStart w:id="33" w:name="Xdd6638ed7316a87858b3445bbb79e25a6ceb092"/>
+    <w:p>
+      <w:pPr>
+        <w:pStyle w:val="Heading2"/>
+      </w:pPr>
+      <w:r>
+        <w:t xml:space="preserve">Analysis 1: Comparative analysis of mortality trajectories</w:t>
+      </w:r>
+    </w:p>
+    <w:p>
+      <w:pPr>
+        <w:pStyle w:val="FirstParagraph"/>
+      </w:pPr>
+      <w:r>
+        <w:t xml:space="preserve">We first summarise the overall contribution of sampling uncertainty to observed trait variation using variance-component ratios (Table</w:t>
+      </w:r>
+      <w:r>
+        <w:t xml:space="preserve"> </w:t>
+      </w:r>
+      <w:r>
+        <w:t xml:space="preserve">1</w:t>
+      </w:r>
+      <w:r>
+        <w:t xml:space="preserve">), then ask whether this variation is large enough to alter inference in a specific comparative analysis.</w:t>
+      </w:r>
+    </w:p>
+    <w:p>
+      <w:pPr>
+        <w:pStyle w:val="BodyText"/>
+      </w:pPr>
+      <w:r>
+        <w:t xml:space="preserve">For our parameters of interest, life expectancy and shape, the estimated sampling-to-other variance ratios across population-level MPM entries in analysis 1 were 1.93 and 3.31, respectively (Table</w:t>
+      </w:r>
+      <w:r>
+        <w:t xml:space="preserve"> </w:t>
+      </w:r>
+      <w:r>
+        <w:t xml:space="preserve">1</w:t>
+      </w:r>
+      <w:r>
+        <w:t xml:space="preserve">). Point estimates of life expectancy and shape often deviated from their respective sampling distributions (Fig.</w:t>
+      </w:r>
+      <w:r>
+        <w:t xml:space="preserve"> </w:t>
+      </w:r>
+      <w:r>
+        <w:t xml:space="preserve">3</w:t>
+      </w:r>
+      <w:r>
+        <w:t xml:space="preserve">). For shape, the most extreme positive and negative point estimates tended to have sampling distributions shifted much closer to zero, whereas for mature life expectancy, many point estimates were skewed upward from the median of the sampling distribution. The mismatches between point estimates and sampling distributions usually coincided with a boundary estimate of stage-specific survival (i.e. a point estimate approaching either 0% or 100%). Supplementary analyses suggest that these boundary estimates can skew a point estimate of life expectancy or shape away from the majority of its sampling distribution (see Supplementary Figure S1 and Supplementary Figure S2).</w:t>
+      </w:r>
+    </w:p>
+    <w:p>
+      <w:pPr>
+        <w:pStyle w:val="BodyText"/>
+      </w:pPr>
+      <w:r>
+        <w:t xml:space="preserve">Despite the mismatch between point estimates and sampling distributions, accounting for sampling uncertainty in our test of the relationship between life expectancy and shape only moderately affected the overall result (Fig.</w:t>
+      </w:r>
+      <w:r>
+        <w:t xml:space="preserve"> </w:t>
+      </w:r>
+      <w:r>
+        <w:t xml:space="preserve">4</w:t>
+      </w:r>
+      <w:r>
+        <w:t xml:space="preserve">). For the slope parameter β, the posterior distribution from the point-estimate model was centred slightly to the left of zero (P[β &gt; 0] = 0.146), whereas the corresponding posterior from the sampling-uncertainty model was shifted somewhat to the right (P[β &gt; 0] = 0.770), indicating stronger evidence for a positive relationship between life expectancy and shape.</w:t>
+      </w:r>
+    </w:p>
+    <w:p>
+      <w:pPr>
+        <w:pStyle w:val="BodyText"/>
+      </w:pPr>
+      <w:r>
+        <w:t xml:space="preserve">Counterintuitively, there was less posterior uncertainty in β in the sampling-uncertainty model than in the point-estimate model. To see why, consider that a regression slope is harder to estimate precisely when the data are very spread out, because many different slopes could fit the data reasonably well. The point estimates of shape are artificially spread out because boundary-survival estimates drive some of them to extreme values. When those extreme point estimates are replaced by their sampling distributions, which, as Figure</w:t>
+      </w:r>
+      <w:r>
+        <w:t xml:space="preserve"> </w:t>
+      </w:r>
+      <w:r>
+        <w:t xml:space="preserve">4</w:t>
+      </w:r>
+      <w:r>
+        <w:t xml:space="preserve">A shows, tend to cluster much closer to zero, the data are effectively less dispersed, and the slope becomes easier to pin down.</w:t>
       </w:r>
     </w:p>
     <w:bookmarkEnd w:id="33"/>
-    <w:bookmarkEnd w:id="34"/>
-    <w:bookmarkEnd w:id="35"/>
-    <w:bookmarkStart w:id="39" w:name="results"/>
-    <w:p>
-      <w:pPr>
-        <w:pStyle w:val="Heading1"/>
-      </w:pPr>
-      <w:r>
-        <w:t xml:space="preserve">Results</w:t>
-      </w:r>
-    </w:p>
-    <w:bookmarkStart w:id="36" w:name="Xdd6638ed7316a87858b3445bbb79e25a6ceb092"/>
-    <w:p>
-      <w:pPr>
-        <w:pStyle w:val="Heading2"/>
-      </w:pPr>
-      <w:r>
-        <w:t xml:space="preserve">Analysis 1: Comparative analysis of mortality trajectories</w:t>
-      </w:r>
-    </w:p>
-    <w:p>
-      <w:pPr>
-        <w:pStyle w:val="FirstParagraph"/>
-      </w:pPr>
-      <w:r>
-        <w:t xml:space="preserve">We first summarise the overall contribution of sampling uncertainty to observed trait variation using variance-component ratios (Table</w:t>
-      </w:r>
-      <w:r>
-        <w:t xml:space="preserve"> </w:t>
-      </w:r>
-      <w:r>
-        <w:t xml:space="preserve">1</w:t>
-      </w:r>
-      <w:r>
-        <w:t xml:space="preserve">), then ask whether this variation is large enough to alter inference in a specific comparative analysis.</w:t>
-      </w:r>
-    </w:p>
-    <w:p>
-      <w:pPr>
-        <w:pStyle w:val="BodyText"/>
-      </w:pPr>
-      <w:r>
-        <w:t xml:space="preserve">For our parameters of interest, life expectancy and shape, the estimated sampling-to-other variance ratios across population-level MPM entries in analysis 1 were 1.93 and 3.31, respectively (Table</w:t>
-      </w:r>
-      <w:r>
-        <w:t xml:space="preserve"> </w:t>
-      </w:r>
-      <w:r>
-        <w:t xml:space="preserve">1</w:t>
-      </w:r>
-      <w:r>
-        <w:t xml:space="preserve">). Point estimates of life expectancy and shape often deviated from their respective sampling distributions (Fig.</w:t>
-      </w:r>
-      <w:r>
-        <w:t xml:space="preserve"> </w:t>
-      </w:r>
-      <w:r>
-        <w:t xml:space="preserve">3</w:t>
-      </w:r>
-      <w:r>
-        <w:t xml:space="preserve">). For shape, the most extreme positive and negative point estimates tended to have sampling distributions shifted much closer to zero, whereas for mature life expectancy, many point estimates were skewed upward from the median of the sampling distribution. The mismatches between point estimates and sampling distributions usually coincided with a boundary estimate of stage-specific survival (i.e. a point estimate approaching either 0% or 100%). Supplementary analyses suggest that these boundary estimates can skew a point estimate of life expectancy or shape away from the majority of its sampling distribution (see Supplementary Figure S1 and Supplementary Figure S2).</w:t>
-      </w:r>
-    </w:p>
-    <w:p>
-      <w:pPr>
-        <w:pStyle w:val="BodyText"/>
-      </w:pPr>
-      <w:r>
-        <w:t xml:space="preserve">Despite the mismatch between point estimates and sampling distributions, accounting for sampling uncertainty in our test of the relationship between life expectancy and shape only moderately affected the overall result (Fig.</w:t>
-      </w:r>
-      <w:r>
-        <w:t xml:space="preserve"> </w:t>
-      </w:r>
-      <w:r>
-        <w:t xml:space="preserve">4</w:t>
-      </w:r>
-      <w:r>
-        <w:t xml:space="preserve">). For the slope parameter β, the posterior distribution from the point-estimate model was centred slightly to the left of zero (P[β &gt; 0] = 0.146), whereas the corresponding posterior from the sampling-uncertainty model was shifted somewhat to the right (P[β &gt; 0] = 0.770), indicating stronger evidence for a positive relationship between life expectancy and shape.</w:t>
-      </w:r>
-    </w:p>
-    <w:p>
-      <w:pPr>
-        <w:pStyle w:val="BodyText"/>
-      </w:pPr>
-      <w:r>
-        <w:t xml:space="preserve">Counterintuitively, there was less posterior uncertainty in β in the sampling-uncertainty model than in the point-estimate model. To see why, consider that a regression slope is harder to estimate precisely when the data are very spread out, because many different slopes could fit the data reasonably well. The point estimates of shape are artificially spread out because boundary-survival estimates drive some of them to extreme values. When those extreme point estimates are replaced by their sampling distributions, which, as Figure</w:t>
-      </w:r>
-      <w:r>
-        <w:t xml:space="preserve"> </w:t>
-      </w:r>
-      <w:r>
-        <w:t xml:space="preserve">4</w:t>
-      </w:r>
-      <w:r>
-        <w:t xml:space="preserve">A shows, tend to cluster much closer to zero, the data are effectively less dispersed, and the slope becomes easier to pin down.</w:t>
-      </w:r>
-    </w:p>
-    <w:bookmarkEnd w:id="36"/>
-    <w:bookmarkStart w:id="37" w:name="Xa844334e68bdd149df766f2d8c8c13e59d9ac1f"/>
+    <w:bookmarkStart w:id="34" w:name="Xa844334e68bdd149df766f2d8c8c13e59d9ac1f"/>
     <w:p>
       <w:pPr>
         <w:pStyle w:val="Heading2"/>
@@ -6142,8 +6214,8 @@
         <w:t xml:space="preserve">: once sampling variation in the annual survival estimates is modelled explicitly, part of the apparent between-year spread is reallocated from biological signal to measurement noise, which can yield more precise coefficient estimates.</w:t>
       </w:r>
     </w:p>
-    <w:bookmarkEnd w:id="37"/>
-    <w:bookmarkStart w:id="38" w:name="X175438a06d79e2efaa375e6692933e45b61ebbf"/>
+    <w:bookmarkEnd w:id="34"/>
+    <w:bookmarkStart w:id="35" w:name="X175438a06d79e2efaa375e6692933e45b61ebbf"/>
     <w:p>
       <w:pPr>
         <w:pStyle w:val="Heading2"/>
@@ -6202,9 +6274,9 @@
         <w:t xml:space="preserve">). As in analysis 2, these results indicate limited sensitivity of climate-effect inference to transition-rate sampling uncertainty in this setting.</w:t>
       </w:r>
     </w:p>
-    <w:bookmarkEnd w:id="38"/>
-    <w:bookmarkEnd w:id="39"/>
-    <w:bookmarkStart w:id="46" w:name="discussion"/>
+    <w:bookmarkEnd w:id="35"/>
+    <w:bookmarkEnd w:id="36"/>
+    <w:bookmarkStart w:id="43" w:name="discussion"/>
     <w:p>
       <w:pPr>
         <w:pStyle w:val="Heading1"/>
@@ -6213,7 +6285,7 @@
         <w:t xml:space="preserve">Discussion</w:t>
       </w:r>
     </w:p>
-    <w:bookmarkStart w:id="40" w:name="Xc4e9ecdc28d90ee6ac1ec849a27dcbf36aba354"/>
+    <w:bookmarkStart w:id="37" w:name="Xc4e9ecdc28d90ee6ac1ec849a27dcbf36aba354"/>
     <w:p>
       <w:pPr>
         <w:pStyle w:val="Heading2"/>
@@ -6235,19 +6307,7 @@
         <w:pStyle w:val="BodyText"/>
       </w:pPr>
       <w:r>
-        <w:t xml:space="preserve">We use</w:t>
-      </w:r>
-      <w:r>
-        <w:t xml:space="preserve"> </w:t>
-      </w:r>
-      <w:r>
-        <w:t xml:space="preserve">“materially affects inference”</w:t>
-      </w:r>
-      <w:r>
-        <w:t xml:space="preserve"> </w:t>
-      </w:r>
-      <w:r>
-        <w:t xml:space="preserve">to mean a difference large enough to change a qualitative conclusion, for instance, by shifting the direction of an estimated effect, moving a credible interval from largely overlapping to largely excluding zero, or substantially altering the rank order of populations. This is a judgment call rather than a formal threshold, and readers with different tolerances for uncertainty may draw the lines differently. This contrast illustrates that ignoring sampling uncertainty does not universally compromise inference from published projection matrices, but that its consequences depend on the traits being analysed and the structure of the underlying models.</w:t>
+        <w:t xml:space="preserve">We use “materially affects inference” to mean a difference large enough to change a qualitative conclusion, for instance, by shifting the direction of an estimated effect, moving a credible interval from largely overlapping to largely excluding zero, or substantially altering the rank order of populations. This is a judgment call rather than a formal threshold, and readers with different tolerances for uncertainty may draw the lines differently. This contrast illustrates that ignoring sampling uncertainty does not universally compromise inference from published projection matrices, but that its consequences depend on the traits being analysed and the structure of the underlying models.</w:t>
       </w:r>
     </w:p>
     <w:p>
@@ -6258,8 +6318,8 @@
         <w:t xml:space="preserve">For several commonly used integrated demographic metrics, such as population growth rate (λ), generation time, and individual growth rate, sampling uncertainty accounted for only a small fraction of the total variation observed among populations. By contrast, traits related to mortality trajectories, particularly the shape of the mortality distribution, were far more sensitive: nearly half of the total variation in shape was attributable to sampling uncertainty. In these cases, much of the apparent variation among published MPMs is not distinguishable from statistical noise. This result helps explain why incorporating sampling uncertainty shifted inference in the senescence analysis but had little effect in the climate-recruitment analysis, where the response variable was more directly linked to observed counts and less dependent on long-term survivorship.</w:t>
       </w:r>
     </w:p>
-    <w:bookmarkEnd w:id="40"/>
-    <w:bookmarkStart w:id="41" w:name="Xcc44e14f294f4d2981b95417a1e5cf8a03da4dc"/>
+    <w:bookmarkEnd w:id="37"/>
+    <w:bookmarkStart w:id="38" w:name="Xcc44e14f294f4d2981b95417a1e5cf8a03da4dc"/>
     <w:p>
       <w:pPr>
         <w:pStyle w:val="Heading2"/>
@@ -6304,14 +6364,120 @@
         <w:t xml:space="preserve">population-level matrices), 47% (32/68) contain only a single reproductive stage class, 69% (47/68) reach their quasi-stable distribution in less than one life expectancy, and 46% (31/68) contain at least one stage-specific survival estimate of exactly 100%. These are not rare edge cases; they are routine features of published matrices that systematically displace derived trait estimates from the centre of their sampling distributions.</w:t>
       </w:r>
     </w:p>
+    <w:p>
+      <w:pPr>
+        <w:pStyle w:val="BodyText"/>
+      </w:pPr>
+      <w:r>
+        <w:t xml:space="preserve">This mechanism is also evident quantitatively within the analysis 1 dataset: displacement magnitude increases with both the number of boundary survival stages and the proportion of sampled individuals occupying those stages (Supplementary Methods section S1.12; Table S13; Figure S3), linking the largest point-estimate mismatches directly to the structure of the underlying survival estimates.</w:t>
+      </w:r>
+    </w:p>
+    <w:bookmarkEnd w:id="38"/>
+    <w:bookmarkStart w:id="39" w:name="X0adf71d4d7a20b69e30fb81dd3c4bc398b81df0"/>
+    <w:p>
+      <w:pPr>
+        <w:pStyle w:val="Heading2"/>
+      </w:pPr>
+      <w:r>
+        <w:t xml:space="preserve">Practical implications for users of compiled demographic databases</w:t>
+      </w:r>
+    </w:p>
+    <w:p>
+      <w:pPr>
+        <w:pStyle w:val="FirstParagraph"/>
+      </w:pPr>
+      <w:r>
+        <w:t xml:space="preserve">These structural constraints have practical implications. Analyses based on highly aggregated demographic metrics, such as population growth rate, mean vital rates, or generation time, are often robust to sampling uncertainty and may not require explicit uncertainty modelling. Analyses of ageing, longevity, or mortality trajectories are considerably more sensitive and should be treated with caution unless sampling uncertainty is explicitly incorporated.</w:t>
+      </w:r>
+    </w:p>
+    <w:p>
+      <w:pPr>
+        <w:pStyle w:val="BodyText"/>
+      </w:pPr>
+      <w:r>
+        <w:t xml:space="preserve">Generalisability is also conditioned by taxonomic representation. Relative to the full current COMPADRE plant database, our final 31-study subset is enriched for herbaceous perennials (64.5% of studies in our subset versus 49.1% in COMPADRE overall) and succulents (16.1% versus 7.8%), while trees (6.5% versus 15.4%) and shrubs (3.2% versus 9.0%) are under-represented; annuals and several less common plant life forms are absent entirely. Our conclusions should therefore be interpreted most directly for perennial herb and succulent systems, and more cautiously for woody or otherwise under-represented life forms.</w:t>
+      </w:r>
+    </w:p>
+    <w:p>
+      <w:pPr>
+        <w:pStyle w:val="BodyText"/>
+      </w:pPr>
+      <w:r>
+        <w:t xml:space="preserve">Within the analysed subset, the warning signs most relevant to uncertainty propagation were also unevenly distributed. Boundary survival estimates and very small stage counts were concentrated mainly in herbaceous perennial systems and in larger matrices: among 6+-stage population-level entries, 61.1% contained at least one boundary survival estimate and 44.4% had at least one stage with</w:t>
+      </w:r>
+      <w:r>
+        <w:t xml:space="preserve"> </w:t>
+      </w:r>
+      <m:oMath>
+        <m:r>
+          <m:t>N</m:t>
+        </m:r>
+        <m:r>
+          <m:rPr>
+            <m:sty m:val="p"/>
+          </m:rPr>
+          <m:t>&lt;</m:t>
+        </m:r>
+        <m:r>
+          <m:t>20</m:t>
+        </m:r>
+      </m:oMath>
+      <w:r>
+        <w:t xml:space="preserve">, compared with 36.0% and 26.0%, respectively, for 3-5-stage entries (Table S12). This pattern is consistent with the practical intuition that more weakly observed stage classes create more opportunities for boundary estimates, although woody life forms remain too sparse in our final subset for a strong life-form-specific comparison (Supplementary Methods section S1.11).</w:t>
+      </w:r>
+    </w:p>
+    <w:p>
+      <w:pPr>
+        <w:pStyle w:val="BodyText"/>
+      </w:pPr>
+      <w:r>
+        <w:t xml:space="preserve">Analyses warrant caution when: any stage has survival &gt;0.95 or &lt;0.05, or is estimated from fewer than 20 individuals; the matrix has only a single reproductive stage class; or the time to quasi-stable distribution is less than one life expectancy. Conversely, analyses are likely robust when survival estimates are well away from boundaries, key transitions are estimated from &gt;50 individuals, and the focal metric is highly integrated (e.g. population growth rate, generation time). The absence of a detectable uncertainty effect (as in our climate-recruitment analysis) should not be taken as general evidence that propagation is unnecessary; robustness is trait- and context-specific.</w:t>
+      </w:r>
+    </w:p>
+    <w:bookmarkEnd w:id="39"/>
+    <w:bookmarkStart w:id="40" w:name="X5fdc7baf4020c1b023796c87a5028343841c135"/>
+    <w:p>
+      <w:pPr>
+        <w:pStyle w:val="Heading2"/>
+      </w:pPr>
+      <w:r>
+        <w:t xml:space="preserve">Sampling uncertainty versus demographic stochasticity</w:t>
+      </w:r>
+    </w:p>
+    <w:p>
+      <w:pPr>
+        <w:pStyle w:val="FirstParagraph"/>
+      </w:pPr>
+      <w:r>
+        <w:t xml:space="preserve">It is important to emphasise that our analysis of sampling uncertainty is distinct from demographic stochasticity, a distinction that is sometimes blurred in the literature (Kendall 1998). In the current study, we assume that the parameter of interest is the population mean of a demographic trait and focus exclusively on uncertainty arising from finite sampling of that mean. In addition, individuals within a population are likely to exhibit genuine variation around the population mean in demographic rates, giving rise to demographic stochasticity. Both sources of uncertainty can have important implications for applications such as population viability analyses, where failing to account for either demographic stochasticity or sampling uncertainty can lead to biased estimates of extinction risk (Kendall and Fox 2002, McGowan et al. 2011). Distinguishing between these sources of uncertainty is therefore essential for appropriate interpretation.</w:t>
+      </w:r>
+    </w:p>
+    <w:bookmarkEnd w:id="40"/>
+    <w:bookmarkStart w:id="41" w:name="X3d7c66beb63a3fc1b0330934550b7cb901681b0"/>
+    <w:p>
+      <w:pPr>
+        <w:pStyle w:val="Heading2"/>
+      </w:pPr>
+      <w:r>
+        <w:t xml:space="preserve">Data limitations and reporting considerations</w:t>
+      </w:r>
+    </w:p>
+    <w:p>
+      <w:pPr>
+        <w:pStyle w:val="FirstParagraph"/>
+      </w:pPr>
+      <w:r>
+        <w:t xml:space="preserve">Incorporating transition-rate sampling uncertainty into analyses of published MPMs remains challenging, primarily because the data required to reconstruct sampling distributions are rarely reported. Under the current reproducible COMPADRE-based screen, 23 of 92 post-2010 target studies were retained, with most exclusions reflecting insufficient reporting of transition-specific sample sizes and a smaller number reflecting incompatible estimation approaches. Improved reporting of transition-specific sample sizes or standard errors, particularly on the scale of the linear predictor, would greatly enhance future researchers’ ability to assess robustness and propagate uncertainty where necessary (see Supplementary Methods section S1.7 for detailed recommendations). At the same time, the absence of a single, universally “correct” approach to modelling transition rates should not deter progress. Even partial information can be sufficient to identify cases where inference is likely to be robust or fragile, and recognising the limits of inference is often as important as refining point estimates. Viewed in this light, accounting for sampling uncertainty is not simply a technical exercise but a means of understanding when demographic inference from compiled databases can be trusted and when it should be treated with caution.</w:t>
+      </w:r>
+    </w:p>
     <w:bookmarkEnd w:id="41"/>
-    <w:bookmarkStart w:id="42" w:name="X0adf71d4d7a20b69e30fb81dd3c4bc398b81df0"/>
+    <w:bookmarkStart w:id="42" w:name="conclusions"/>
     <w:p>
       <w:pPr>
         <w:pStyle w:val="Heading2"/>
       </w:pPr>
       <w:r>
-        <w:t xml:space="preserve">Practical implications for users of compiled demographic databases</w:t>
+        <w:t xml:space="preserve">Conclusions</w:t>
       </w:r>
     </w:p>
     <w:p>
@@ -6319,7 +6485,7 @@
         <w:pStyle w:val="FirstParagraph"/>
       </w:pPr>
       <w:r>
-        <w:t xml:space="preserve">These structural constraints have practical implications. Analyses based on highly aggregated demographic metrics, such as population growth rate, mean vital rates, or generation time, are often robust to sampling uncertainty and may not require explicit uncertainty modelling. Analyses of ageing, longevity, or mortality trajectories are considerably more sensitive and should be treated with caution unless sampling uncertainty is explicitly incorporated.</w:t>
+        <w:t xml:space="preserve">Our analyses show that the consequences of transition-rate sampling uncertainty in published matrix population models are highly trait-dependent. For many commonly used integrated demographic metrics, such as population growth rate and generation time, sampling uncertainty accounted for only a small fraction of total variation, suggesting that inference from published MPMs is often robust for these traits. By contrast, parameters related to mortality trajectories, including life expectancy and, especially, the shape of the mortality distribution, were substantially more sensitive to sampling uncertainty. In these cases, a large proportion of apparent variation among published matrices is indistinguishable from statistical noise, and point estimates can be systematically biased by boundary estimates of stage-specific survival.</w:t>
       </w:r>
     </w:p>
     <w:p>
@@ -6327,17 +6493,26 @@
         <w:pStyle w:val="BodyText"/>
       </w:pPr>
       <w:r>
-        <w:t xml:space="preserve">Analyses warrant caution when: any stage has survival &gt;0.95 or &lt;0.05, or is estimated from fewer than 20 individuals; the matrix has only a single reproductive stage class; or the time to quasi-stable distribution is less than one life expectancy. Conversely, analyses are likely robust when survival estimates are well away from boundaries, key transitions are estimated from &gt;50 individuals, and the focal metric is highly integrated (e.g. population growth rate, generation time). The absence of a detectable uncertainty effect (as in our climate-recruitment analysis) should not be taken as general evidence that propagation is unnecessary; robustness is trait- and context-specific.</w:t>
+        <w:t xml:space="preserve">These results indicate that accounting for sampling uncertainty will not universally alter conclusions drawn from analyses of published MPMs, but that its importance depends critically on the demographic traits being analysed and on features of model structure and data availability. Although our study examined only a subset of MPM-derived parameters and a limited fraction of the matrices available in COMPADRE, it highlights specific conditions under which inference is likely to be fragile and provides practical guidance for assessing robustness in comparative and time-series analyses.</w:t>
+      </w:r>
+    </w:p>
+    <w:p>
+      <w:pPr>
+        <w:pStyle w:val="BodyText"/>
+      </w:pPr>
+      <w:r>
+        <w:t xml:space="preserve">More broadly, the growing availability of large, compiled demographic databases presents both new opportunities and new challenges. The data underlying these databases were collected for diverse purposes, using heterogeneous sampling designs and statistical approaches, resulting in variation not only in sampling uncertainty but also in underlying assumptions and context. Recognising and accounting for these limitations through improved reporting in primary studies and careful, trait-specific interpretation in secondary analyses will be essential to ensure that comparative demography based on published projection matrices yields reliable and biologically meaningful inferences.</w:t>
       </w:r>
     </w:p>
     <w:bookmarkEnd w:id="42"/>
-    <w:bookmarkStart w:id="43" w:name="X5fdc7baf4020c1b023796c87a5028343841c135"/>
-    <w:p>
-      <w:pPr>
-        <w:pStyle w:val="Heading2"/>
-      </w:pPr>
-      <w:r>
-        <w:t xml:space="preserve">Sampling uncertainty versus demographic stochasticity</w:t>
+    <w:bookmarkEnd w:id="43"/>
+    <w:bookmarkStart w:id="44" w:name="acknowledgements"/>
+    <w:p>
+      <w:pPr>
+        <w:pStyle w:val="Heading1"/>
+      </w:pPr>
+      <w:r>
+        <w:t xml:space="preserve">Acknowledgements</w:t>
       </w:r>
     </w:p>
     <w:p>
@@ -6345,17 +6520,17 @@
         <w:pStyle w:val="FirstParagraph"/>
       </w:pPr>
       <w:r>
-        <w:t xml:space="preserve">It is important to emphasise that our analysis of sampling uncertainty is distinct from demographic stochasticity, a distinction that is sometimes blurred in the literature (Kendall 1998). In the current study, we assume that the parameter of interest is the population mean of a demographic trait and focus exclusively on uncertainty arising from finite sampling of that mean. In addition, individuals within a population are likely to exhibit genuine variation around the population mean in demographic rates, giving rise to demographic stochasticity. Both sources of uncertainty can have important implications for applications such as population viability analyses, where failing to account for either demographic stochasticity or sampling uncertainty can lead to biased estimates of extinction risk (Kendall and Fox 2002, McGowan et al. 2011). Distinguishing between these sources of uncertainty is therefore essential for appropriate interpretation.</w:t>
-      </w:r>
-    </w:p>
-    <w:bookmarkEnd w:id="43"/>
-    <w:bookmarkStart w:id="44" w:name="X3d7c66beb63a3fc1b0330934550b7cb901681b0"/>
-    <w:p>
-      <w:pPr>
-        <w:pStyle w:val="Heading2"/>
-      </w:pPr>
-      <w:r>
-        <w:t xml:space="preserve">Data limitations and reporting considerations</w:t>
+        <w:t xml:space="preserve">We are indebted to the COMPADRE data digitisation team and management committee for their work in developing the COMPADRE Plant Matrix Database. We thank the original study authors who shared additional sample-size information and supporting materials, which enabled the inclusion of those matrices in our analyses. We are especially grateful to Patrick Barks for substantial preparatory work and early analytical contributions to this project. This work was supported by a grant from the Independent Research Fund Denmark (grant 6108-00467B).</w:t>
+      </w:r>
+    </w:p>
+    <w:bookmarkEnd w:id="44"/>
+    <w:bookmarkStart w:id="45" w:name="author-contributions"/>
+    <w:p>
+      <w:pPr>
+        <w:pStyle w:val="Heading1"/>
+      </w:pPr>
+      <w:r>
+        <w:t xml:space="preserve">Author contributions</w:t>
       </w:r>
     </w:p>
     <w:p>
@@ -6363,29 +6538,17 @@
         <w:pStyle w:val="FirstParagraph"/>
       </w:pPr>
       <w:r>
-        <w:t xml:space="preserve">Incorporating transition-rate sampling uncertainty into analyses of published MPMs remains challenging, primarily because the data required to reconstruct sampling distributions are rarely reported. Of the 86 source publications we initially targeted, only a small subset provided sufficient information to model uncertainty in survival or reproductive transitions. Improved reporting of transition-specific sample sizes or standard errors, particularly on the scale of the linear predictor, would greatly enhance future researchers’ ability to assess robustness and propagate uncertainty where necessary (see Supplementary Methods section S1.7 for detailed recommendations). At the same time, the absence of a single, universally</w:t>
-      </w:r>
-      <w:r>
-        <w:t xml:space="preserve"> </w:t>
-      </w:r>
-      <w:r>
-        <w:t xml:space="preserve">“correct”</w:t>
-      </w:r>
-      <w:r>
-        <w:t xml:space="preserve"> </w:t>
-      </w:r>
-      <w:r>
-        <w:t xml:space="preserve">approach to modelling transition rates should not deter progress. Even partial information can be sufficient to identify cases where inference is likely to be robust or fragile, and recognising the limits of inference is often as important as refining point estimates. Viewed in this light, accounting for sampling uncertainty is not simply a technical exercise but a means of understanding when demographic inference from compiled databases can be trusted and when it should be treated with caution.</w:t>
-      </w:r>
-    </w:p>
-    <w:bookmarkEnd w:id="44"/>
-    <w:bookmarkStart w:id="45" w:name="conclusions"/>
-    <w:p>
-      <w:pPr>
-        <w:pStyle w:val="Heading2"/>
-      </w:pPr>
-      <w:r>
-        <w:t xml:space="preserve">Conclusions</w:t>
+        <w:t xml:space="preserve">ORJ conceived and designed the study, curated data from the COMPADRE database and data provided by authors of papers selected for the analyses, conducted the analysis, and wrote the first draft of the manuscript. EGS contributed to conceptualization and interpretation of results, and reviewed and edited the manuscript. Both authors approved the final version for submission.</w:t>
+      </w:r>
+    </w:p>
+    <w:bookmarkEnd w:id="45"/>
+    <w:bookmarkStart w:id="46" w:name="conflict-of-interest"/>
+    <w:p>
+      <w:pPr>
+        <w:pStyle w:val="Heading1"/>
+      </w:pPr>
+      <w:r>
+        <w:t xml:space="preserve">Conflict of interest</w:t>
       </w:r>
     </w:p>
     <w:p>
@@ -6393,34 +6556,17 @@
         <w:pStyle w:val="FirstParagraph"/>
       </w:pPr>
       <w:r>
-        <w:t xml:space="preserve">Our analyses show that the consequences of transition-rate sampling uncertainty in published matrix population models are highly trait-dependent. For many commonly used integrated demographic metrics, such as population growth rate and generation time, sampling uncertainty accounted for only a small fraction of total variation, suggesting that inference from published MPMs is often robust for these traits. By contrast, parameters related to mortality trajectories, including life expectancy and, especially, the shape of the mortality distribution, were substantially more sensitive to sampling uncertainty. In these cases, a large proportion of apparent variation among published matrices is indistinguishable from statistical noise, and point estimates can be systematically biased by boundary estimates of stage-specific survival.</w:t>
-      </w:r>
-    </w:p>
-    <w:p>
-      <w:pPr>
-        <w:pStyle w:val="BodyText"/>
-      </w:pPr>
-      <w:r>
-        <w:t xml:space="preserve">These results indicate that accounting for sampling uncertainty will not universally alter conclusions drawn from analyses of published MPMs, but that its importance depends critically on the demographic traits being analysed and on features of model structure and data availability. Although our study examined only a subset of MPM-derived parameters and a limited fraction of the matrices available in COMPADRE, it highlights specific conditions under which inference is likely to be fragile and provides practical guidance for assessing robustness in comparative and time-series analyses.</w:t>
-      </w:r>
-    </w:p>
-    <w:p>
-      <w:pPr>
-        <w:pStyle w:val="BodyText"/>
-      </w:pPr>
-      <w:r>
-        <w:t xml:space="preserve">More broadly, the growing availability of large, compiled demographic databases presents both new opportunities and new challenges. The data underlying these databases were collected for diverse purposes, using heterogeneous sampling designs and statistical approaches, resulting in variation not only in sampling uncertainty but also in underlying assumptions and context. Recognising and accounting for these limitations through improved reporting in primary studies and careful, trait-specific interpretation in secondary analyses will be essential to ensure that comparative demography based on published projection matrices yields reliable and biologically meaningful inferences.</w:t>
-      </w:r>
-    </w:p>
-    <w:bookmarkEnd w:id="45"/>
+        <w:t xml:space="preserve">The authors declare no conflict of interest.</w:t>
+      </w:r>
+    </w:p>
     <w:bookmarkEnd w:id="46"/>
-    <w:bookmarkStart w:id="47" w:name="acknowledgements"/>
+    <w:bookmarkStart w:id="48" w:name="data-availability"/>
     <w:p>
       <w:pPr>
         <w:pStyle w:val="Heading1"/>
       </w:pPr>
       <w:r>
-        <w:t xml:space="preserve">Acknowledgements</w:t>
+        <w:t xml:space="preserve">Data availability</w:t>
       </w:r>
     </w:p>
     <w:p>
@@ -6428,66 +6574,12 @@
         <w:pStyle w:val="FirstParagraph"/>
       </w:pPr>
       <w:r>
-        <w:t xml:space="preserve">We are indebted to the COMPADRE data digitisation team and management committee for their work in developing the COMPADRE Plant Matrix Database. We thank the original study authors who shared additional sample-size information and supporting materials, which enabled the inclusion of those matrices in our analyses. We are especially grateful to Patrick Barks for substantial preparatory work and early analytical contributions to this project. This work was supported by a grant from the Independent Research Fund Denmark (grant 6108-00467B).</w:t>
-      </w:r>
-    </w:p>
-    <w:bookmarkEnd w:id="47"/>
-    <w:bookmarkStart w:id="48" w:name="author-contributions"/>
-    <w:p>
-      <w:pPr>
-        <w:pStyle w:val="Heading1"/>
-      </w:pPr>
-      <w:r>
-        <w:t xml:space="preserve">Author contributions</w:t>
-      </w:r>
-    </w:p>
-    <w:p>
-      <w:pPr>
-        <w:pStyle w:val="FirstParagraph"/>
-      </w:pPr>
-      <w:r>
-        <w:t xml:space="preserve">ORJ conceived and designed the study, curated data from the COMPADRE database and data provided by authors of papers selected for the analyses, conducted the analysis, and wrote the first draft of the manuscript. EGS contributed to conceptualization and interpretation of results, and reviewed and edited the manuscript. Both authors approved the final version for submission.</w:t>
-      </w:r>
-    </w:p>
-    <w:bookmarkEnd w:id="48"/>
-    <w:bookmarkStart w:id="49" w:name="conflict-of-interest"/>
-    <w:p>
-      <w:pPr>
-        <w:pStyle w:val="Heading1"/>
-      </w:pPr>
-      <w:r>
-        <w:t xml:space="preserve">Conflict of interest</w:t>
-      </w:r>
-    </w:p>
-    <w:p>
-      <w:pPr>
-        <w:pStyle w:val="FirstParagraph"/>
-      </w:pPr>
-      <w:r>
-        <w:t xml:space="preserve">The authors declare no conflict of interest.</w:t>
-      </w:r>
-    </w:p>
-    <w:bookmarkEnd w:id="49"/>
-    <w:bookmarkStart w:id="51" w:name="data-availability"/>
-    <w:p>
-      <w:pPr>
-        <w:pStyle w:val="Heading1"/>
-      </w:pPr>
-      <w:r>
-        <w:t xml:space="preserve">Data availability</w:t>
-      </w:r>
-    </w:p>
-    <w:p>
-      <w:pPr>
-        <w:pStyle w:val="FirstParagraph"/>
-      </w:pPr>
-      <w:r>
         <w:t xml:space="preserve">Data and code required to reproduce our analyses are archived on Zenodo:</w:t>
       </w:r>
       <w:r>
         <w:t xml:space="preserve"> </w:t>
       </w:r>
-      <w:hyperlink r:id="rId50">
+      <w:hyperlink r:id="rId47">
         <w:r>
           <w:rPr>
             <w:rStyle w:val="Hyperlink"/>
@@ -6499,8 +6591,8 @@
         <w:t xml:space="preserve">.</w:t>
       </w:r>
     </w:p>
-    <w:bookmarkEnd w:id="51"/>
-    <w:bookmarkStart w:id="52" w:name="supplementary-materials"/>
+    <w:bookmarkEnd w:id="48"/>
+    <w:bookmarkStart w:id="49" w:name="supplementary-materials"/>
     <w:p>
       <w:pPr>
         <w:pStyle w:val="Heading1"/>
@@ -6666,7 +6758,7 @@
         <w:t xml:space="preserve">Supplementary Methods S1.8</w:t>
       </w:r>
       <w:r>
-        <w:t xml:space="preserve">: Species identities in analysis 1.</w:t>
+        <w:t xml:space="preserve">: Included versus excluded studies in the current target-study screen.</w:t>
       </w:r>
     </w:p>
     <w:p>
@@ -6685,6 +6777,25 @@
         <w:t xml:space="preserve">Supplementary Methods S1.9</w:t>
       </w:r>
       <w:r>
+        <w:t xml:space="preserve">: Species identities in analysis 1.</w:t>
+      </w:r>
+    </w:p>
+    <w:p>
+      <w:pPr>
+        <w:pStyle w:val="Compact"/>
+        <w:numPr>
+          <w:ilvl w:val="0"/>
+          <w:numId w:val="1002"/>
+        </w:numPr>
+      </w:pPr>
+      <w:r>
+        <w:rPr>
+          <w:b/>
+          <w:bCs/>
+        </w:rPr>
+        <w:t xml:space="preserve">Supplementary Methods S1.10</w:t>
+      </w:r>
+      <w:r>
         <w:t xml:space="preserve">: Multi-site extension for analysis 3 (</w:t>
       </w:r>
       <w:r>
@@ -6711,10 +6822,10 @@
           <w:b/>
           <w:bCs/>
         </w:rPr>
-        <w:t xml:space="preserve">Supplementary Results S2.1</w:t>
-      </w:r>
-      <w:r>
-        <w:t xml:space="preserve">: Sensitivity to point-estimate weighting choice (no weights vs SSD weights).</w:t>
+        <w:t xml:space="preserve">Supplementary Methods S1.11</w:t>
+      </w:r>
+      <w:r>
+        <w:t xml:space="preserve">: Boundary survival estimates and small stage-specific sample sizes in analysis 1.</w:t>
       </w:r>
     </w:p>
     <w:p>
@@ -6730,6 +6841,82 @@
           <w:b/>
           <w:bCs/>
         </w:rPr>
+        <w:t xml:space="preserve">Supplementary Methods S1.12</w:t>
+      </w:r>
+      <w:r>
+        <w:t xml:space="preserve">: Displacement magnitude versus boundary survival structure.</w:t>
+      </w:r>
+    </w:p>
+    <w:p>
+      <w:pPr>
+        <w:pStyle w:val="Compact"/>
+        <w:numPr>
+          <w:ilvl w:val="0"/>
+          <w:numId w:val="1002"/>
+        </w:numPr>
+      </w:pPr>
+      <w:r>
+        <w:rPr>
+          <w:b/>
+          <w:bCs/>
+        </w:rPr>
+        <w:t xml:space="preserve">Supplementary Methods S1.13</w:t>
+      </w:r>
+      <w:r>
+        <w:t xml:space="preserve">: Sensitivity to the quasi-stable-distribution truncation threshold.</w:t>
+      </w:r>
+    </w:p>
+    <w:p>
+      <w:pPr>
+        <w:pStyle w:val="Compact"/>
+        <w:numPr>
+          <w:ilvl w:val="0"/>
+          <w:numId w:val="1002"/>
+        </w:numPr>
+      </w:pPr>
+      <w:r>
+        <w:rPr>
+          <w:b/>
+          <w:bCs/>
+        </w:rPr>
+        <w:t xml:space="preserve">Supplementary Results S2.1</w:t>
+      </w:r>
+      <w:r>
+        <w:t xml:space="preserve">: Sensitivity to point-estimate weighting choice (no weights vs SSD weights).</w:t>
+      </w:r>
+    </w:p>
+    <w:p>
+      <w:pPr>
+        <w:pStyle w:val="Compact"/>
+        <w:numPr>
+          <w:ilvl w:val="0"/>
+          <w:numId w:val="1002"/>
+        </w:numPr>
+      </w:pPr>
+      <w:r>
+        <w:rPr>
+          <w:b/>
+          <w:bCs/>
+        </w:rPr>
+        <w:t xml:space="preserve">Supplementary Results S2.4</w:t>
+      </w:r>
+      <w:r>
+        <w:t xml:space="preserve">: Sensitivity of shape estimates to the truncation threshold.</w:t>
+      </w:r>
+    </w:p>
+    <w:p>
+      <w:pPr>
+        <w:pStyle w:val="Compact"/>
+        <w:numPr>
+          <w:ilvl w:val="0"/>
+          <w:numId w:val="1002"/>
+        </w:numPr>
+      </w:pPr>
+      <w:r>
+        <w:rPr>
+          <w:b/>
+          <w:bCs/>
+        </w:rPr>
         <w:t xml:space="preserve">Table S1</w:t>
       </w:r>
       <w:r>
@@ -6965,10 +7152,10 @@
           <w:b/>
           <w:bCs/>
         </w:rPr>
-        <w:t xml:space="preserve">Figure S1</w:t>
-      </w:r>
-      <w:r>
-        <w:t xml:space="preserve">: Boundary-estimate diagnostic.</w:t>
+        <w:t xml:space="preserve">Table S11</w:t>
+      </w:r>
+      <w:r>
+        <w:t xml:space="preserve">: Comparison of screened target studies that were included versus excluded under the current reproducible COMPADRE-based screen.</w:t>
       </w:r>
     </w:p>
     <w:p>
@@ -6984,6 +7171,82 @@
           <w:b/>
           <w:bCs/>
         </w:rPr>
+        <w:t xml:space="preserve">Table S12</w:t>
+      </w:r>
+      <w:r>
+        <w:t xml:space="preserve">: Distribution of boundary survival estimates and small stage-specific sample sizes across analysis 1 population-level MPM entries.</w:t>
+      </w:r>
+    </w:p>
+    <w:p>
+      <w:pPr>
+        <w:pStyle w:val="Compact"/>
+        <w:numPr>
+          <w:ilvl w:val="0"/>
+          <w:numId w:val="1002"/>
+        </w:numPr>
+      </w:pPr>
+      <w:r>
+        <w:rPr>
+          <w:b/>
+          <w:bCs/>
+        </w:rPr>
+        <w:t xml:space="preserve">Table S13</w:t>
+      </w:r>
+      <w:r>
+        <w:t xml:space="preserve">: Linear models relating displacement magnitude in analysis 1 to boundary-survival predictors.</w:t>
+      </w:r>
+    </w:p>
+    <w:p>
+      <w:pPr>
+        <w:pStyle w:val="Compact"/>
+        <w:numPr>
+          <w:ilvl w:val="0"/>
+          <w:numId w:val="1002"/>
+        </w:numPr>
+      </w:pPr>
+      <w:r>
+        <w:rPr>
+          <w:b/>
+          <w:bCs/>
+        </w:rPr>
+        <w:t xml:space="preserve">Table S14</w:t>
+      </w:r>
+      <w:r>
+        <w:t xml:space="preserve">: Sensitivity of analysis 1 shape estimates to the quasi-stable-distribution truncation threshold.</w:t>
+      </w:r>
+    </w:p>
+    <w:p>
+      <w:pPr>
+        <w:pStyle w:val="Compact"/>
+        <w:numPr>
+          <w:ilvl w:val="0"/>
+          <w:numId w:val="1002"/>
+        </w:numPr>
+      </w:pPr>
+      <w:r>
+        <w:rPr>
+          <w:b/>
+          <w:bCs/>
+        </w:rPr>
+        <w:t xml:space="preserve">Figure S1</w:t>
+      </w:r>
+      <w:r>
+        <w:t xml:space="preserve">: Boundary-estimate diagnostic.</w:t>
+      </w:r>
+    </w:p>
+    <w:p>
+      <w:pPr>
+        <w:pStyle w:val="Compact"/>
+        <w:numPr>
+          <w:ilvl w:val="0"/>
+          <w:numId w:val="1002"/>
+        </w:numPr>
+      </w:pPr>
+      <w:r>
+        <w:rPr>
+          <w:b/>
+          <w:bCs/>
+        </w:rPr>
         <w:t xml:space="preserve">Figure S2</w:t>
       </w:r>
       <w:r>
@@ -6991,12 +7254,50 @@
       </w:r>
     </w:p>
     <w:p>
+      <w:pPr>
+        <w:pStyle w:val="Compact"/>
+        <w:numPr>
+          <w:ilvl w:val="0"/>
+          <w:numId w:val="1002"/>
+        </w:numPr>
+      </w:pPr>
+      <w:r>
+        <w:rPr>
+          <w:b/>
+          <w:bCs/>
+        </w:rPr>
+        <w:t xml:space="preserve">Figure S3</w:t>
+      </w:r>
+      <w:r>
+        <w:t xml:space="preserve">: Displacement magnitude in analysis 1 versus boundary-survival structure.</w:t>
+      </w:r>
+    </w:p>
+    <w:p>
+      <w:pPr>
+        <w:pStyle w:val="Compact"/>
+        <w:numPr>
+          <w:ilvl w:val="0"/>
+          <w:numId w:val="1002"/>
+        </w:numPr>
+      </w:pPr>
+      <w:r>
+        <w:rPr>
+          <w:b/>
+          <w:bCs/>
+        </w:rPr>
+        <w:t xml:space="preserve">Figure S4</w:t>
+      </w:r>
+      <w:r>
+        <w:t xml:space="preserve">: Sensitivity of analysis 1 shape estimates to the quasi-stable-distribution truncation threshold.</w:t>
+      </w:r>
+    </w:p>
+    <w:p>
       <w:r>
         <w:br w:type="page"/>
       </w:r>
     </w:p>
-    <w:bookmarkEnd w:id="52"/>
-    <w:bookmarkStart w:id="91" w:name="references"/>
+    <w:bookmarkEnd w:id="49"/>
+    <w:bookmarkStart w:id="88" w:name="references"/>
     <w:p>
       <w:pPr>
         <w:pStyle w:val="Heading1"/>
@@ -7028,7 +7329,7 @@
       <w:r>
         <w:t xml:space="preserve"> </w:t>
       </w:r>
-      <w:hyperlink r:id="rId53">
+      <w:hyperlink r:id="rId50">
         <w:r>
           <w:rPr>
             <w:rStyle w:val="Hyperlink"/>
@@ -7060,7 +7361,7 @@
       <w:r>
         <w:t xml:space="preserve"> </w:t>
       </w:r>
-      <w:hyperlink r:id="rId54">
+      <w:hyperlink r:id="rId51">
         <w:r>
           <w:rPr>
             <w:rStyle w:val="Hyperlink"/>
@@ -7092,7 +7393,7 @@
       <w:r>
         <w:t xml:space="preserve"> </w:t>
       </w:r>
-      <w:hyperlink r:id="rId55">
+      <w:hyperlink r:id="rId52">
         <w:r>
           <w:rPr>
             <w:rStyle w:val="Hyperlink"/>
@@ -7124,7 +7425,7 @@
       <w:r>
         <w:t xml:space="preserve"> </w:t>
       </w:r>
-      <w:hyperlink r:id="rId56">
+      <w:hyperlink r:id="rId53">
         <w:r>
           <w:rPr>
             <w:rStyle w:val="Hyperlink"/>
@@ -7177,7 +7478,7 @@
       <w:r>
         <w:t xml:space="preserve"> </w:t>
       </w:r>
-      <w:hyperlink r:id="rId57">
+      <w:hyperlink r:id="rId54">
         <w:r>
           <w:rPr>
             <w:rStyle w:val="Hyperlink"/>
@@ -7209,7 +7510,7 @@
       <w:r>
         <w:t xml:space="preserve"> </w:t>
       </w:r>
-      <w:hyperlink r:id="rId58">
+      <w:hyperlink r:id="rId55">
         <w:r>
           <w:rPr>
             <w:rStyle w:val="Hyperlink"/>
@@ -7254,7 +7555,7 @@
       <w:r>
         <w:t xml:space="preserve"> </w:t>
       </w:r>
-      <w:hyperlink r:id="rId59">
+      <w:hyperlink r:id="rId56">
         <w:r>
           <w:rPr>
             <w:rStyle w:val="Hyperlink"/>
@@ -7286,7 +7587,7 @@
       <w:r>
         <w:t xml:space="preserve"> </w:t>
       </w:r>
-      <w:hyperlink r:id="rId60">
+      <w:hyperlink r:id="rId57">
         <w:r>
           <w:rPr>
             <w:rStyle w:val="Hyperlink"/>
@@ -7318,7 +7619,7 @@
       <w:r>
         <w:t xml:space="preserve"> </w:t>
       </w:r>
-      <w:hyperlink r:id="rId61">
+      <w:hyperlink r:id="rId58">
         <w:r>
           <w:rPr>
             <w:rStyle w:val="Hyperlink"/>
@@ -7350,7 +7651,7 @@
       <w:r>
         <w:t xml:space="preserve"> </w:t>
       </w:r>
-      <w:hyperlink r:id="rId62">
+      <w:hyperlink r:id="rId59">
         <w:r>
           <w:rPr>
             <w:rStyle w:val="Hyperlink"/>
@@ -7382,7 +7683,7 @@
       <w:r>
         <w:t xml:space="preserve"> </w:t>
       </w:r>
-      <w:hyperlink r:id="rId63">
+      <w:hyperlink r:id="rId60">
         <w:r>
           <w:rPr>
             <w:rStyle w:val="Hyperlink"/>
@@ -7414,7 +7715,7 @@
       <w:r>
         <w:t xml:space="preserve"> </w:t>
       </w:r>
-      <w:hyperlink r:id="rId64">
+      <w:hyperlink r:id="rId61">
         <w:r>
           <w:rPr>
             <w:rStyle w:val="Hyperlink"/>
@@ -7446,7 +7747,7 @@
       <w:r>
         <w:t xml:space="preserve"> </w:t>
       </w:r>
-      <w:hyperlink r:id="rId65">
+      <w:hyperlink r:id="rId62">
         <w:r>
           <w:rPr>
             <w:rStyle w:val="Hyperlink"/>
@@ -7478,7 +7779,7 @@
       <w:r>
         <w:t xml:space="preserve"> </w:t>
       </w:r>
-      <w:hyperlink r:id="rId66">
+      <w:hyperlink r:id="rId63">
         <w:r>
           <w:rPr>
             <w:rStyle w:val="Hyperlink"/>
@@ -7510,7 +7811,7 @@
       <w:r>
         <w:t xml:space="preserve"> </w:t>
       </w:r>
-      <w:hyperlink r:id="rId67">
+      <w:hyperlink r:id="rId64">
         <w:r>
           <w:rPr>
             <w:rStyle w:val="Hyperlink"/>
@@ -7542,7 +7843,7 @@
       <w:r>
         <w:t xml:space="preserve"> </w:t>
       </w:r>
-      <w:hyperlink r:id="rId68">
+      <w:hyperlink r:id="rId65">
         <w:r>
           <w:rPr>
             <w:rStyle w:val="Hyperlink"/>
@@ -7574,7 +7875,7 @@
       <w:r>
         <w:t xml:space="preserve"> </w:t>
       </w:r>
-      <w:hyperlink r:id="rId69">
+      <w:hyperlink r:id="rId66">
         <w:r>
           <w:rPr>
             <w:rStyle w:val="Hyperlink"/>
@@ -7606,7 +7907,7 @@
       <w:r>
         <w:t xml:space="preserve"> </w:t>
       </w:r>
-      <w:hyperlink r:id="rId70">
+      <w:hyperlink r:id="rId67">
         <w:r>
           <w:rPr>
             <w:rStyle w:val="Hyperlink"/>
@@ -7638,7 +7939,7 @@
       <w:r>
         <w:t xml:space="preserve"> </w:t>
       </w:r>
-      <w:hyperlink r:id="rId71">
+      <w:hyperlink r:id="rId68">
         <w:r>
           <w:rPr>
             <w:rStyle w:val="Hyperlink"/>
@@ -7670,7 +7971,7 @@
       <w:r>
         <w:t xml:space="preserve"> </w:t>
       </w:r>
-      <w:hyperlink r:id="rId72">
+      <w:hyperlink r:id="rId69">
         <w:r>
           <w:rPr>
             <w:rStyle w:val="Hyperlink"/>
@@ -7702,7 +8003,7 @@
       <w:r>
         <w:t xml:space="preserve"> </w:t>
       </w:r>
-      <w:hyperlink r:id="rId73">
+      <w:hyperlink r:id="rId70">
         <w:r>
           <w:rPr>
             <w:rStyle w:val="Hyperlink"/>
@@ -7763,7 +8064,7 @@
       <w:r>
         <w:t xml:space="preserve"> </w:t>
       </w:r>
-      <w:hyperlink r:id="rId74">
+      <w:hyperlink r:id="rId71">
         <w:r>
           <w:rPr>
             <w:rStyle w:val="Hyperlink"/>
@@ -7808,7 +8109,7 @@
       <w:r>
         <w:t xml:space="preserve"> </w:t>
       </w:r>
-      <w:hyperlink r:id="rId75">
+      <w:hyperlink r:id="rId72">
         <w:r>
           <w:rPr>
             <w:rStyle w:val="Hyperlink"/>
@@ -7840,7 +8141,7 @@
       <w:r>
         <w:t xml:space="preserve"> </w:t>
       </w:r>
-      <w:hyperlink r:id="rId76">
+      <w:hyperlink r:id="rId73">
         <w:r>
           <w:rPr>
             <w:rStyle w:val="Hyperlink"/>
@@ -7859,7 +8160,7 @@
       <w:r>
         <w:t xml:space="preserve"> </w:t>
       </w:r>
-      <w:hyperlink r:id="rId77">
+      <w:hyperlink r:id="rId74">
         <w:r>
           <w:rPr>
             <w:rStyle w:val="Hyperlink"/>
@@ -7891,7 +8192,7 @@
       <w:r>
         <w:t xml:space="preserve"> </w:t>
       </w:r>
-      <w:hyperlink r:id="rId78">
+      <w:hyperlink r:id="rId75">
         <w:r>
           <w:rPr>
             <w:rStyle w:val="Hyperlink"/>
@@ -7923,7 +8224,7 @@
       <w:r>
         <w:t xml:space="preserve"> </w:t>
       </w:r>
-      <w:hyperlink r:id="rId79">
+      <w:hyperlink r:id="rId76">
         <w:r>
           <w:rPr>
             <w:rStyle w:val="Hyperlink"/>
@@ -7942,7 +8243,7 @@
       <w:r>
         <w:t xml:space="preserve"> </w:t>
       </w:r>
-      <w:hyperlink r:id="rId80">
+      <w:hyperlink r:id="rId77">
         <w:r>
           <w:rPr>
             <w:rStyle w:val="Hyperlink"/>
@@ -7977,7 +8278,7 @@
       <w:r>
         <w:t xml:space="preserve"> </w:t>
       </w:r>
-      <w:hyperlink r:id="rId81">
+      <w:hyperlink r:id="rId78">
         <w:r>
           <w:rPr>
             <w:rStyle w:val="Hyperlink"/>
@@ -8009,7 +8310,7 @@
       <w:r>
         <w:t xml:space="preserve"> </w:t>
       </w:r>
-      <w:hyperlink r:id="rId82">
+      <w:hyperlink r:id="rId79">
         <w:r>
           <w:rPr>
             <w:rStyle w:val="Hyperlink"/>
@@ -8041,7 +8342,7 @@
       <w:r>
         <w:t xml:space="preserve"> </w:t>
       </w:r>
-      <w:hyperlink r:id="rId83">
+      <w:hyperlink r:id="rId80">
         <w:r>
           <w:rPr>
             <w:rStyle w:val="Hyperlink"/>
@@ -8073,7 +8374,7 @@
       <w:r>
         <w:t xml:space="preserve"> </w:t>
       </w:r>
-      <w:hyperlink r:id="rId84">
+      <w:hyperlink r:id="rId81">
         <w:r>
           <w:rPr>
             <w:rStyle w:val="Hyperlink"/>
@@ -8105,7 +8406,7 @@
       <w:r>
         <w:t xml:space="preserve"> </w:t>
       </w:r>
-      <w:hyperlink r:id="rId85">
+      <w:hyperlink r:id="rId82">
         <w:r>
           <w:rPr>
             <w:rStyle w:val="Hyperlink"/>
@@ -8137,7 +8438,7 @@
       <w:r>
         <w:t xml:space="preserve"> </w:t>
       </w:r>
-      <w:hyperlink r:id="rId86">
+      <w:hyperlink r:id="rId83">
         <w:r>
           <w:rPr>
             <w:rStyle w:val="Hyperlink"/>
@@ -8156,7 +8457,7 @@
       <w:r>
         <w:t xml:space="preserve"> </w:t>
       </w:r>
-      <w:hyperlink r:id="rId87">
+      <w:hyperlink r:id="rId84">
         <w:r>
           <w:rPr>
             <w:rStyle w:val="Hyperlink"/>
@@ -8167,7 +8468,7 @@
       <w:r>
         <w:t xml:space="preserve"> </w:t>
       </w:r>
-      <w:hyperlink r:id="rId88">
+      <w:hyperlink r:id="rId85">
         <w:r>
           <w:rPr>
             <w:rStyle w:val="Hyperlink"/>
@@ -8199,7 +8500,7 @@
       <w:r>
         <w:t xml:space="preserve"> </w:t>
       </w:r>
-      <w:hyperlink r:id="rId89">
+      <w:hyperlink r:id="rId86">
         <w:r>
           <w:rPr>
             <w:rStyle w:val="Hyperlink"/>
@@ -8231,7 +8532,7 @@
       <w:r>
         <w:t xml:space="preserve"> </w:t>
       </w:r>
-      <w:hyperlink r:id="rId90">
+      <w:hyperlink r:id="rId87">
         <w:r>
           <w:rPr>
             <w:rStyle w:val="Hyperlink"/>
@@ -8245,8 +8546,8 @@
         <w:br w:type="page"/>
       </w:r>
     </w:p>
-    <w:bookmarkEnd w:id="91"/>
-    <w:bookmarkStart w:id="93" w:name="tables"/>
+    <w:bookmarkEnd w:id="88"/>
+    <w:bookmarkStart w:id="90" w:name="tables"/>
     <w:p>
       <w:pPr>
         <w:pStyle w:val="Heading1"/>
@@ -8259,8 +8560,8 @@
       <w:pPr>
         <w:pStyle w:val="TableCaption"/>
       </w:pPr>
-      <w:bookmarkStart w:id="92" w:name="tab:table-case1-var"/>
-      <w:bookmarkEnd w:id="92"/>
+      <w:bookmarkStart w:id="89" w:name="tab:table-case1-var"/>
+      <w:bookmarkEnd w:id="89"/>
       <w:r>
         <w:t xml:space="preserve">Table 1:</w:t>
       </w:r>
@@ -8268,7 +8569,7 @@
         <w:t xml:space="preserve"> </w:t>
       </w:r>
       <w:r>
-        <w:t xml:space="preserve">Sampling-to-other variance ratios for key demographic parameters in analysis 1. Ratios greater than 1 indicate that variance attributable to transition-rate sampling uncertainty exceeds residual biological variance across population-level entries (including both among-population and among-species variation). The table shows that this ratio is highest for shape, intermediate for life expectancy, and lowest for log population growth rate.</w:t>
+        <w:t xml:space="preserve">Sampling-to-other variance ratios for key demographic parameters in analysis 1, with 95% intervals from the variance-component model. Ratios greater than 1 indicate that variance attributable to transition-rate sampling uncertainty exceeds residual biological variance across population-level entries (including both among-population and among-species variation). This shows that the ratio is highest for shape, intermediate for life expectancy, and lowest for log population growth rate.</w:t>
       </w:r>
     </w:p>
     <w:tbl xmlns:w="http://schemas.openxmlformats.org/wordprocessingml/2006/main" xmlns:r="http://schemas.openxmlformats.org/officeDocument/2006/relationships" xmlns:w14="http://schemas.microsoft.com/office/word/2010/wordml" xmlns:wp="http://schemas.openxmlformats.org/drawingml/2006/wordprocessingDrawing" xmlns:a="http://schemas.openxmlformats.org/drawingml/2006/main" xmlns:pic="http://schemas.openxmlformats.org/drawingml/2006/picture">
@@ -8280,13 +8581,15 @@
       <w:tblGrid>
         <w:gridCol w:w="3431"/>
         <w:gridCol w:w="3272"/>
+        <w:gridCol w:w="985"/>
+        <w:gridCol w:w="1022"/>
+        <w:gridCol w:w="1621"/>
       </w:tblGrid>
       <w:tr>
         <w:trPr>
           <w:trHeight w:val="621" w:hRule="auto"/>
           <w:tblHeader/>
         </w:trPr>
-        header1
         <w:tc>
           <w:tcPr>
             <w:tcBorders>
@@ -8395,12 +8698,173 @@
             </w:r>
           </w:p>
         </w:tc>
+        <w:tc>
+          <w:tcPr>
+            <w:tcBorders>
+              <w:bottom w:val="single" w:sz="12" w:space="0" w:color="666666"/>
+              <w:top w:val="single" w:sz="12" w:space="0" w:color="666666"/>
+              <w:left w:val="none" w:sz="0" w:space="0" w:color="000000"/>
+              <w:right w:val="none" w:sz="0" w:space="0" w:color="000000"/>
+            </w:tcBorders>
+            <w:shd w:val="clear" w:color="auto" w:fill="FFFFFF"/>
+            <w:tcMar>
+              <w:top w:w="0" w:type="dxa"/>
+              <w:bottom w:w="0" w:type="dxa"/>
+              <w:left w:w="0" w:type="dxa"/>
+              <w:right w:w="0" w:type="dxa"/>
+            </w:tcMar>
+            <w:vAlign w:val="center"/>
+          </w:tcPr>
+          <w:p>
+            <w:pPr>
+              <w:jc w:val="left"/>
+              <w:pBdr>
+                <w:bottom w:val="none" w:sz="0" w:space="0" w:color="000000"/>
+                <w:top w:val="none" w:sz="0" w:space="0" w:color="000000"/>
+                <w:left w:val="none" w:sz="0" w:space="0" w:color="000000"/>
+                <w:right w:val="none" w:sz="0" w:space="0" w:color="000000"/>
+              </w:pBdr>
+              <w:spacing w:after="100" w:before="100" w:line="240"/>
+              <w:ind w:left="100" w:right="100" w:firstLine="0" w:firstLineChars="0"/>
+              <w:rPr>
+                <w:rFonts w:ascii="Helvetica" w:hAnsi="Helvetica" w:eastAsia="Helvetica" w:cs="Helvetica"/>
+                <w:i w:val="false"/>
+                <w:b w:val="false"/>
+                <w:u w:val="none"/>
+                <w:strike w:val="false"/>
+                <w:sz w:val="22"/>
+                <w:szCs w:val="22"/>
+                <w:color w:val="000000"/>
+              </w:rPr>
+            </w:pPr>
+            <w:r xmlns:w="http://schemas.openxmlformats.org/wordprocessingml/2006/main" xmlns:wp="http://schemas.openxmlformats.org/drawingml/2006/wordprocessingDrawing" xmlns:r="http://schemas.openxmlformats.org/officeDocument/2006/relationships" xmlns:w14="http://schemas.microsoft.com/office/word/2010/wordml">
+              <w:rPr>
+                <w:rFonts w:ascii="Helvetica" w:hAnsi="Helvetica" w:eastAsia="Helvetica" w:cs="Helvetica"/>
+                <w:i w:val="false"/>
+                <w:b w:val="false"/>
+                <w:u w:val="none"/>
+                <w:strike w:val="false"/>
+                <w:sz w:val="22"/>
+                <w:szCs w:val="22"/>
+                <w:color w:val="000000"/>
+              </w:rPr>
+              <w:t xml:space="preserve">low95</w:t>
+            </w:r>
+          </w:p>
+        </w:tc>
+        <w:tc>
+          <w:tcPr>
+            <w:tcBorders>
+              <w:bottom w:val="single" w:sz="12" w:space="0" w:color="666666"/>
+              <w:top w:val="single" w:sz="12" w:space="0" w:color="666666"/>
+              <w:left w:val="none" w:sz="0" w:space="0" w:color="000000"/>
+              <w:right w:val="none" w:sz="0" w:space="0" w:color="000000"/>
+            </w:tcBorders>
+            <w:shd w:val="clear" w:color="auto" w:fill="FFFFFF"/>
+            <w:tcMar>
+              <w:top w:w="0" w:type="dxa"/>
+              <w:bottom w:w="0" w:type="dxa"/>
+              <w:left w:w="0" w:type="dxa"/>
+              <w:right w:w="0" w:type="dxa"/>
+            </w:tcMar>
+            <w:vAlign w:val="center"/>
+          </w:tcPr>
+          <w:p>
+            <w:pPr>
+              <w:jc w:val="left"/>
+              <w:pBdr>
+                <w:bottom w:val="none" w:sz="0" w:space="0" w:color="000000"/>
+                <w:top w:val="none" w:sz="0" w:space="0" w:color="000000"/>
+                <w:left w:val="none" w:sz="0" w:space="0" w:color="000000"/>
+                <w:right w:val="none" w:sz="0" w:space="0" w:color="000000"/>
+              </w:pBdr>
+              <w:spacing w:after="100" w:before="100" w:line="240"/>
+              <w:ind w:left="100" w:right="100" w:firstLine="0" w:firstLineChars="0"/>
+              <w:rPr>
+                <w:rFonts w:ascii="Helvetica" w:hAnsi="Helvetica" w:eastAsia="Helvetica" w:cs="Helvetica"/>
+                <w:i w:val="false"/>
+                <w:b w:val="false"/>
+                <w:u w:val="none"/>
+                <w:strike w:val="false"/>
+                <w:sz w:val="22"/>
+                <w:szCs w:val="22"/>
+                <w:color w:val="000000"/>
+              </w:rPr>
+            </w:pPr>
+            <w:r xmlns:w="http://schemas.openxmlformats.org/wordprocessingml/2006/main" xmlns:wp="http://schemas.openxmlformats.org/drawingml/2006/wordprocessingDrawing" xmlns:r="http://schemas.openxmlformats.org/officeDocument/2006/relationships" xmlns:w14="http://schemas.microsoft.com/office/word/2010/wordml">
+              <w:rPr>
+                <w:rFonts w:ascii="Helvetica" w:hAnsi="Helvetica" w:eastAsia="Helvetica" w:cs="Helvetica"/>
+                <w:i w:val="false"/>
+                <w:b w:val="false"/>
+                <w:u w:val="none"/>
+                <w:strike w:val="false"/>
+                <w:sz w:val="22"/>
+                <w:szCs w:val="22"/>
+                <w:color w:val="000000"/>
+              </w:rPr>
+              <w:t xml:space="preserve">upp95</w:t>
+            </w:r>
+          </w:p>
+        </w:tc>
+        <w:tc>
+          <w:tcPr>
+            <w:tcBorders>
+              <w:bottom w:val="single" w:sz="12" w:space="0" w:color="666666"/>
+              <w:top w:val="single" w:sz="12" w:space="0" w:color="666666"/>
+              <w:left w:val="none" w:sz="0" w:space="0" w:color="000000"/>
+              <w:right w:val="none" w:sz="0" w:space="0" w:color="000000"/>
+            </w:tcBorders>
+            <w:shd w:val="clear" w:color="auto" w:fill="FFFFFF"/>
+            <w:tcMar>
+              <w:top w:w="0" w:type="dxa"/>
+              <w:bottom w:w="0" w:type="dxa"/>
+              <w:left w:w="0" w:type="dxa"/>
+              <w:right w:w="0" w:type="dxa"/>
+            </w:tcMar>
+            <w:vAlign w:val="center"/>
+          </w:tcPr>
+          <w:p>
+            <w:pPr>
+              <w:jc w:val="left"/>
+              <w:pBdr>
+                <w:bottom w:val="none" w:sz="0" w:space="0" w:color="000000"/>
+                <w:top w:val="none" w:sz="0" w:space="0" w:color="000000"/>
+                <w:left w:val="none" w:sz="0" w:space="0" w:color="000000"/>
+                <w:right w:val="none" w:sz="0" w:space="0" w:color="000000"/>
+              </w:pBdr>
+              <w:spacing w:after="100" w:before="100" w:line="240"/>
+              <w:ind w:left="100" w:right="100" w:firstLine="0" w:firstLineChars="0"/>
+              <w:rPr>
+                <w:rFonts w:ascii="Helvetica" w:hAnsi="Helvetica" w:eastAsia="Helvetica" w:cs="Helvetica"/>
+                <w:i w:val="false"/>
+                <w:b w:val="false"/>
+                <w:u w:val="none"/>
+                <w:strike w:val="false"/>
+                <w:sz w:val="22"/>
+                <w:szCs w:val="22"/>
+                <w:color w:val="000000"/>
+              </w:rPr>
+            </w:pPr>
+            <w:r xmlns:w="http://schemas.openxmlformats.org/wordprocessingml/2006/main" xmlns:wp="http://schemas.openxmlformats.org/drawingml/2006/wordprocessingDrawing" xmlns:r="http://schemas.openxmlformats.org/officeDocument/2006/relationships" xmlns:w14="http://schemas.microsoft.com/office/word/2010/wordml">
+              <w:rPr>
+                <w:rFonts w:ascii="Helvetica" w:hAnsi="Helvetica" w:eastAsia="Helvetica" w:cs="Helvetica"/>
+                <w:i w:val="false"/>
+                <w:b w:val="false"/>
+                <w:u w:val="none"/>
+                <w:strike w:val="false"/>
+                <w:sz w:val="22"/>
+                <w:szCs w:val="22"/>
+                <w:color w:val="000000"/>
+              </w:rPr>
+              <w:t xml:space="preserve">95% interval</w:t>
+            </w:r>
+          </w:p>
+        </w:tc>
       </w:tr>
       <w:tr>
         <w:trPr>
           <w:trHeight w:val="619" w:hRule="auto"/>
         </w:trPr>
-        body1
         <w:tc>
           <w:tcPr>
             <w:tcBorders>
@@ -8509,12 +8973,173 @@
             </w:r>
           </w:p>
         </w:tc>
+        <w:tc>
+          <w:tcPr>
+            <w:tcBorders>
+              <w:bottom w:val="none" w:sz="0" w:space="0" w:color="000000"/>
+              <w:top w:val="single" w:sz="12" w:space="0" w:color="666666"/>
+              <w:left w:val="none" w:sz="0" w:space="0" w:color="000000"/>
+              <w:right w:val="none" w:sz="0" w:space="0" w:color="000000"/>
+            </w:tcBorders>
+            <w:shd w:val="clear" w:color="auto" w:fill="FFFFFF"/>
+            <w:tcMar>
+              <w:top w:w="0" w:type="dxa"/>
+              <w:bottom w:w="0" w:type="dxa"/>
+              <w:left w:w="0" w:type="dxa"/>
+              <w:right w:w="0" w:type="dxa"/>
+            </w:tcMar>
+            <w:vAlign w:val="center"/>
+          </w:tcPr>
+          <w:p>
+            <w:pPr>
+              <w:jc w:val="left"/>
+              <w:pBdr>
+                <w:bottom w:val="none" w:sz="0" w:space="0" w:color="000000"/>
+                <w:top w:val="none" w:sz="0" w:space="0" w:color="000000"/>
+                <w:left w:val="none" w:sz="0" w:space="0" w:color="000000"/>
+                <w:right w:val="none" w:sz="0" w:space="0" w:color="000000"/>
+              </w:pBdr>
+              <w:spacing w:after="100" w:before="100" w:line="240"/>
+              <w:ind w:left="100" w:right="100" w:firstLine="0" w:firstLineChars="0"/>
+              <w:rPr>
+                <w:rFonts w:ascii="Helvetica" w:hAnsi="Helvetica" w:eastAsia="Helvetica" w:cs="Helvetica"/>
+                <w:i w:val="false"/>
+                <w:b w:val="false"/>
+                <w:u w:val="none"/>
+                <w:strike w:val="false"/>
+                <w:sz w:val="22"/>
+                <w:szCs w:val="22"/>
+                <w:color w:val="000000"/>
+              </w:rPr>
+            </w:pPr>
+            <w:r xmlns:w="http://schemas.openxmlformats.org/wordprocessingml/2006/main" xmlns:wp="http://schemas.openxmlformats.org/drawingml/2006/wordprocessingDrawing" xmlns:r="http://schemas.openxmlformats.org/officeDocument/2006/relationships" xmlns:w14="http://schemas.microsoft.com/office/word/2010/wordml">
+              <w:rPr>
+                <w:rFonts w:ascii="Helvetica" w:hAnsi="Helvetica" w:eastAsia="Helvetica" w:cs="Helvetica"/>
+                <w:i w:val="false"/>
+                <w:b w:val="false"/>
+                <w:u w:val="none"/>
+                <w:strike w:val="false"/>
+                <w:sz w:val="22"/>
+                <w:szCs w:val="22"/>
+                <w:color w:val="000000"/>
+              </w:rPr>
+              <w:t xml:space="preserve">2.26</w:t>
+            </w:r>
+          </w:p>
+        </w:tc>
+        <w:tc>
+          <w:tcPr>
+            <w:tcBorders>
+              <w:bottom w:val="none" w:sz="0" w:space="0" w:color="000000"/>
+              <w:top w:val="single" w:sz="12" w:space="0" w:color="666666"/>
+              <w:left w:val="none" w:sz="0" w:space="0" w:color="000000"/>
+              <w:right w:val="none" w:sz="0" w:space="0" w:color="000000"/>
+            </w:tcBorders>
+            <w:shd w:val="clear" w:color="auto" w:fill="FFFFFF"/>
+            <w:tcMar>
+              <w:top w:w="0" w:type="dxa"/>
+              <w:bottom w:w="0" w:type="dxa"/>
+              <w:left w:w="0" w:type="dxa"/>
+              <w:right w:w="0" w:type="dxa"/>
+            </w:tcMar>
+            <w:vAlign w:val="center"/>
+          </w:tcPr>
+          <w:p>
+            <w:pPr>
+              <w:jc w:val="left"/>
+              <w:pBdr>
+                <w:bottom w:val="none" w:sz="0" w:space="0" w:color="000000"/>
+                <w:top w:val="none" w:sz="0" w:space="0" w:color="000000"/>
+                <w:left w:val="none" w:sz="0" w:space="0" w:color="000000"/>
+                <w:right w:val="none" w:sz="0" w:space="0" w:color="000000"/>
+              </w:pBdr>
+              <w:spacing w:after="100" w:before="100" w:line="240"/>
+              <w:ind w:left="100" w:right="100" w:firstLine="0" w:firstLineChars="0"/>
+              <w:rPr>
+                <w:rFonts w:ascii="Helvetica" w:hAnsi="Helvetica" w:eastAsia="Helvetica" w:cs="Helvetica"/>
+                <w:i w:val="false"/>
+                <w:b w:val="false"/>
+                <w:u w:val="none"/>
+                <w:strike w:val="false"/>
+                <w:sz w:val="22"/>
+                <w:szCs w:val="22"/>
+                <w:color w:val="000000"/>
+              </w:rPr>
+            </w:pPr>
+            <w:r xmlns:w="http://schemas.openxmlformats.org/wordprocessingml/2006/main" xmlns:wp="http://schemas.openxmlformats.org/drawingml/2006/wordprocessingDrawing" xmlns:r="http://schemas.openxmlformats.org/officeDocument/2006/relationships" xmlns:w14="http://schemas.microsoft.com/office/word/2010/wordml">
+              <w:rPr>
+                <w:rFonts w:ascii="Helvetica" w:hAnsi="Helvetica" w:eastAsia="Helvetica" w:cs="Helvetica"/>
+                <w:i w:val="false"/>
+                <w:b w:val="false"/>
+                <w:u w:val="none"/>
+                <w:strike w:val="false"/>
+                <w:sz w:val="22"/>
+                <w:szCs w:val="22"/>
+                <w:color w:val="000000"/>
+              </w:rPr>
+              <w:t xml:space="preserve">5.06</w:t>
+            </w:r>
+          </w:p>
+        </w:tc>
+        <w:tc>
+          <w:tcPr>
+            <w:tcBorders>
+              <w:bottom w:val="none" w:sz="0" w:space="0" w:color="000000"/>
+              <w:top w:val="single" w:sz="12" w:space="0" w:color="666666"/>
+              <w:left w:val="none" w:sz="0" w:space="0" w:color="000000"/>
+              <w:right w:val="none" w:sz="0" w:space="0" w:color="000000"/>
+            </w:tcBorders>
+            <w:shd w:val="clear" w:color="auto" w:fill="FFFFFF"/>
+            <w:tcMar>
+              <w:top w:w="0" w:type="dxa"/>
+              <w:bottom w:w="0" w:type="dxa"/>
+              <w:left w:w="0" w:type="dxa"/>
+              <w:right w:w="0" w:type="dxa"/>
+            </w:tcMar>
+            <w:vAlign w:val="center"/>
+          </w:tcPr>
+          <w:p>
+            <w:pPr>
+              <w:jc w:val="left"/>
+              <w:pBdr>
+                <w:bottom w:val="none" w:sz="0" w:space="0" w:color="000000"/>
+                <w:top w:val="none" w:sz="0" w:space="0" w:color="000000"/>
+                <w:left w:val="none" w:sz="0" w:space="0" w:color="000000"/>
+                <w:right w:val="none" w:sz="0" w:space="0" w:color="000000"/>
+              </w:pBdr>
+              <w:spacing w:after="100" w:before="100" w:line="240"/>
+              <w:ind w:left="100" w:right="100" w:firstLine="0" w:firstLineChars="0"/>
+              <w:rPr>
+                <w:rFonts w:ascii="Helvetica" w:hAnsi="Helvetica" w:eastAsia="Helvetica" w:cs="Helvetica"/>
+                <w:i w:val="false"/>
+                <w:b w:val="false"/>
+                <w:u w:val="none"/>
+                <w:strike w:val="false"/>
+                <w:sz w:val="22"/>
+                <w:szCs w:val="22"/>
+                <w:color w:val="000000"/>
+              </w:rPr>
+            </w:pPr>
+            <w:r xmlns:w="http://schemas.openxmlformats.org/wordprocessingml/2006/main" xmlns:wp="http://schemas.openxmlformats.org/drawingml/2006/wordprocessingDrawing" xmlns:r="http://schemas.openxmlformats.org/officeDocument/2006/relationships" xmlns:w14="http://schemas.microsoft.com/office/word/2010/wordml">
+              <w:rPr>
+                <w:rFonts w:ascii="Helvetica" w:hAnsi="Helvetica" w:eastAsia="Helvetica" w:cs="Helvetica"/>
+                <w:i w:val="false"/>
+                <w:b w:val="false"/>
+                <w:u w:val="none"/>
+                <w:strike w:val="false"/>
+                <w:sz w:val="22"/>
+                <w:szCs w:val="22"/>
+                <w:color w:val="000000"/>
+              </w:rPr>
+              <w:t xml:space="preserve">[2.26, 5.06]</w:t>
+            </w:r>
+          </w:p>
+        </w:tc>
       </w:tr>
       <w:tr>
         <w:trPr>
           <w:trHeight w:val="618" w:hRule="auto"/>
         </w:trPr>
-        body2
         <w:tc>
           <w:tcPr>
             <w:tcBorders>
@@ -8623,12 +9248,173 @@
             </w:r>
           </w:p>
         </w:tc>
+        <w:tc>
+          <w:tcPr>
+            <w:tcBorders>
+              <w:bottom w:val="none" w:sz="0" w:space="0" w:color="000000"/>
+              <w:top w:val="none" w:sz="0" w:space="0" w:color="000000"/>
+              <w:left w:val="none" w:sz="0" w:space="0" w:color="000000"/>
+              <w:right w:val="none" w:sz="0" w:space="0" w:color="000000"/>
+            </w:tcBorders>
+            <w:shd w:val="clear" w:color="auto" w:fill="FFFFFF"/>
+            <w:tcMar>
+              <w:top w:w="0" w:type="dxa"/>
+              <w:bottom w:w="0" w:type="dxa"/>
+              <w:left w:w="0" w:type="dxa"/>
+              <w:right w:w="0" w:type="dxa"/>
+            </w:tcMar>
+            <w:vAlign w:val="center"/>
+          </w:tcPr>
+          <w:p>
+            <w:pPr>
+              <w:jc w:val="left"/>
+              <w:pBdr>
+                <w:bottom w:val="none" w:sz="0" w:space="0" w:color="000000"/>
+                <w:top w:val="none" w:sz="0" w:space="0" w:color="000000"/>
+                <w:left w:val="none" w:sz="0" w:space="0" w:color="000000"/>
+                <w:right w:val="none" w:sz="0" w:space="0" w:color="000000"/>
+              </w:pBdr>
+              <w:spacing w:after="100" w:before="100" w:line="240"/>
+              <w:ind w:left="100" w:right="100" w:firstLine="0" w:firstLineChars="0"/>
+              <w:rPr>
+                <w:rFonts w:ascii="Helvetica" w:hAnsi="Helvetica" w:eastAsia="Helvetica" w:cs="Helvetica"/>
+                <w:i w:val="false"/>
+                <w:b w:val="false"/>
+                <w:u w:val="none"/>
+                <w:strike w:val="false"/>
+                <w:sz w:val="22"/>
+                <w:szCs w:val="22"/>
+                <w:color w:val="000000"/>
+              </w:rPr>
+            </w:pPr>
+            <w:r xmlns:w="http://schemas.openxmlformats.org/wordprocessingml/2006/main" xmlns:wp="http://schemas.openxmlformats.org/drawingml/2006/wordprocessingDrawing" xmlns:r="http://schemas.openxmlformats.org/officeDocument/2006/relationships" xmlns:w14="http://schemas.microsoft.com/office/word/2010/wordml">
+              <w:rPr>
+                <w:rFonts w:ascii="Helvetica" w:hAnsi="Helvetica" w:eastAsia="Helvetica" w:cs="Helvetica"/>
+                <w:i w:val="false"/>
+                <w:b w:val="false"/>
+                <w:u w:val="none"/>
+                <w:strike w:val="false"/>
+                <w:sz w:val="22"/>
+                <w:szCs w:val="22"/>
+                <w:color w:val="000000"/>
+              </w:rPr>
+              <w:t xml:space="preserve">1.48</w:t>
+            </w:r>
+          </w:p>
+        </w:tc>
+        <w:tc>
+          <w:tcPr>
+            <w:tcBorders>
+              <w:bottom w:val="none" w:sz="0" w:space="0" w:color="000000"/>
+              <w:top w:val="none" w:sz="0" w:space="0" w:color="000000"/>
+              <w:left w:val="none" w:sz="0" w:space="0" w:color="000000"/>
+              <w:right w:val="none" w:sz="0" w:space="0" w:color="000000"/>
+            </w:tcBorders>
+            <w:shd w:val="clear" w:color="auto" w:fill="FFFFFF"/>
+            <w:tcMar>
+              <w:top w:w="0" w:type="dxa"/>
+              <w:bottom w:w="0" w:type="dxa"/>
+              <w:left w:w="0" w:type="dxa"/>
+              <w:right w:w="0" w:type="dxa"/>
+            </w:tcMar>
+            <w:vAlign w:val="center"/>
+          </w:tcPr>
+          <w:p>
+            <w:pPr>
+              <w:jc w:val="left"/>
+              <w:pBdr>
+                <w:bottom w:val="none" w:sz="0" w:space="0" w:color="000000"/>
+                <w:top w:val="none" w:sz="0" w:space="0" w:color="000000"/>
+                <w:left w:val="none" w:sz="0" w:space="0" w:color="000000"/>
+                <w:right w:val="none" w:sz="0" w:space="0" w:color="000000"/>
+              </w:pBdr>
+              <w:spacing w:after="100" w:before="100" w:line="240"/>
+              <w:ind w:left="100" w:right="100" w:firstLine="0" w:firstLineChars="0"/>
+              <w:rPr>
+                <w:rFonts w:ascii="Helvetica" w:hAnsi="Helvetica" w:eastAsia="Helvetica" w:cs="Helvetica"/>
+                <w:i w:val="false"/>
+                <w:b w:val="false"/>
+                <w:u w:val="none"/>
+                <w:strike w:val="false"/>
+                <w:sz w:val="22"/>
+                <w:szCs w:val="22"/>
+                <w:color w:val="000000"/>
+              </w:rPr>
+            </w:pPr>
+            <w:r xmlns:w="http://schemas.openxmlformats.org/wordprocessingml/2006/main" xmlns:wp="http://schemas.openxmlformats.org/drawingml/2006/wordprocessingDrawing" xmlns:r="http://schemas.openxmlformats.org/officeDocument/2006/relationships" xmlns:w14="http://schemas.microsoft.com/office/word/2010/wordml">
+              <w:rPr>
+                <w:rFonts w:ascii="Helvetica" w:hAnsi="Helvetica" w:eastAsia="Helvetica" w:cs="Helvetica"/>
+                <w:i w:val="false"/>
+                <w:b w:val="false"/>
+                <w:u w:val="none"/>
+                <w:strike w:val="false"/>
+                <w:sz w:val="22"/>
+                <w:szCs w:val="22"/>
+                <w:color w:val="000000"/>
+              </w:rPr>
+              <w:t xml:space="preserve">2.55</w:t>
+            </w:r>
+          </w:p>
+        </w:tc>
+        <w:tc>
+          <w:tcPr>
+            <w:tcBorders>
+              <w:bottom w:val="none" w:sz="0" w:space="0" w:color="000000"/>
+              <w:top w:val="none" w:sz="0" w:space="0" w:color="000000"/>
+              <w:left w:val="none" w:sz="0" w:space="0" w:color="000000"/>
+              <w:right w:val="none" w:sz="0" w:space="0" w:color="000000"/>
+            </w:tcBorders>
+            <w:shd w:val="clear" w:color="auto" w:fill="FFFFFF"/>
+            <w:tcMar>
+              <w:top w:w="0" w:type="dxa"/>
+              <w:bottom w:w="0" w:type="dxa"/>
+              <w:left w:w="0" w:type="dxa"/>
+              <w:right w:w="0" w:type="dxa"/>
+            </w:tcMar>
+            <w:vAlign w:val="center"/>
+          </w:tcPr>
+          <w:p>
+            <w:pPr>
+              <w:jc w:val="left"/>
+              <w:pBdr>
+                <w:bottom w:val="none" w:sz="0" w:space="0" w:color="000000"/>
+                <w:top w:val="none" w:sz="0" w:space="0" w:color="000000"/>
+                <w:left w:val="none" w:sz="0" w:space="0" w:color="000000"/>
+                <w:right w:val="none" w:sz="0" w:space="0" w:color="000000"/>
+              </w:pBdr>
+              <w:spacing w:after="100" w:before="100" w:line="240"/>
+              <w:ind w:left="100" w:right="100" w:firstLine="0" w:firstLineChars="0"/>
+              <w:rPr>
+                <w:rFonts w:ascii="Helvetica" w:hAnsi="Helvetica" w:eastAsia="Helvetica" w:cs="Helvetica"/>
+                <w:i w:val="false"/>
+                <w:b w:val="false"/>
+                <w:u w:val="none"/>
+                <w:strike w:val="false"/>
+                <w:sz w:val="22"/>
+                <w:szCs w:val="22"/>
+                <w:color w:val="000000"/>
+              </w:rPr>
+            </w:pPr>
+            <w:r xmlns:w="http://schemas.openxmlformats.org/wordprocessingml/2006/main" xmlns:wp="http://schemas.openxmlformats.org/drawingml/2006/wordprocessingDrawing" xmlns:r="http://schemas.openxmlformats.org/officeDocument/2006/relationships" xmlns:w14="http://schemas.microsoft.com/office/word/2010/wordml">
+              <w:rPr>
+                <w:rFonts w:ascii="Helvetica" w:hAnsi="Helvetica" w:eastAsia="Helvetica" w:cs="Helvetica"/>
+                <w:i w:val="false"/>
+                <w:b w:val="false"/>
+                <w:u w:val="none"/>
+                <w:strike w:val="false"/>
+                <w:sz w:val="22"/>
+                <w:szCs w:val="22"/>
+                <w:color w:val="000000"/>
+              </w:rPr>
+              <w:t xml:space="preserve">[1.48, 2.55]</w:t>
+            </w:r>
+          </w:p>
+        </w:tc>
       </w:tr>
       <w:tr>
         <w:trPr>
           <w:trHeight w:val="618" w:hRule="auto"/>
         </w:trPr>
-        body3
         <w:tc>
           <w:tcPr>
             <w:tcBorders>
@@ -8737,12 +9523,173 @@
             </w:r>
           </w:p>
         </w:tc>
+        <w:tc>
+          <w:tcPr>
+            <w:tcBorders>
+              <w:bottom w:val="none" w:sz="0" w:space="0" w:color="000000"/>
+              <w:top w:val="none" w:sz="0" w:space="0" w:color="000000"/>
+              <w:left w:val="none" w:sz="0" w:space="0" w:color="000000"/>
+              <w:right w:val="none" w:sz="0" w:space="0" w:color="000000"/>
+            </w:tcBorders>
+            <w:shd w:val="clear" w:color="auto" w:fill="FFFFFF"/>
+            <w:tcMar>
+              <w:top w:w="0" w:type="dxa"/>
+              <w:bottom w:w="0" w:type="dxa"/>
+              <w:left w:w="0" w:type="dxa"/>
+              <w:right w:w="0" w:type="dxa"/>
+            </w:tcMar>
+            <w:vAlign w:val="center"/>
+          </w:tcPr>
+          <w:p>
+            <w:pPr>
+              <w:jc w:val="left"/>
+              <w:pBdr>
+                <w:bottom w:val="none" w:sz="0" w:space="0" w:color="000000"/>
+                <w:top w:val="none" w:sz="0" w:space="0" w:color="000000"/>
+                <w:left w:val="none" w:sz="0" w:space="0" w:color="000000"/>
+                <w:right w:val="none" w:sz="0" w:space="0" w:color="000000"/>
+              </w:pBdr>
+              <w:spacing w:after="100" w:before="100" w:line="240"/>
+              <w:ind w:left="100" w:right="100" w:firstLine="0" w:firstLineChars="0"/>
+              <w:rPr>
+                <w:rFonts w:ascii="Helvetica" w:hAnsi="Helvetica" w:eastAsia="Helvetica" w:cs="Helvetica"/>
+                <w:i w:val="false"/>
+                <w:b w:val="false"/>
+                <w:u w:val="none"/>
+                <w:strike w:val="false"/>
+                <w:sz w:val="22"/>
+                <w:szCs w:val="22"/>
+                <w:color w:val="000000"/>
+              </w:rPr>
+            </w:pPr>
+            <w:r xmlns:w="http://schemas.openxmlformats.org/wordprocessingml/2006/main" xmlns:wp="http://schemas.openxmlformats.org/drawingml/2006/wordprocessingDrawing" xmlns:r="http://schemas.openxmlformats.org/officeDocument/2006/relationships" xmlns:w14="http://schemas.microsoft.com/office/word/2010/wordml">
+              <w:rPr>
+                <w:rFonts w:ascii="Helvetica" w:hAnsi="Helvetica" w:eastAsia="Helvetica" w:cs="Helvetica"/>
+                <w:i w:val="false"/>
+                <w:b w:val="false"/>
+                <w:u w:val="none"/>
+                <w:strike w:val="false"/>
+                <w:sz w:val="22"/>
+                <w:szCs w:val="22"/>
+                <w:color w:val="000000"/>
+              </w:rPr>
+              <w:t xml:space="preserve">0.99</w:t>
+            </w:r>
+          </w:p>
+        </w:tc>
+        <w:tc>
+          <w:tcPr>
+            <w:tcBorders>
+              <w:bottom w:val="none" w:sz="0" w:space="0" w:color="000000"/>
+              <w:top w:val="none" w:sz="0" w:space="0" w:color="000000"/>
+              <w:left w:val="none" w:sz="0" w:space="0" w:color="000000"/>
+              <w:right w:val="none" w:sz="0" w:space="0" w:color="000000"/>
+            </w:tcBorders>
+            <w:shd w:val="clear" w:color="auto" w:fill="FFFFFF"/>
+            <w:tcMar>
+              <w:top w:w="0" w:type="dxa"/>
+              <w:bottom w:w="0" w:type="dxa"/>
+              <w:left w:w="0" w:type="dxa"/>
+              <w:right w:w="0" w:type="dxa"/>
+            </w:tcMar>
+            <w:vAlign w:val="center"/>
+          </w:tcPr>
+          <w:p>
+            <w:pPr>
+              <w:jc w:val="left"/>
+              <w:pBdr>
+                <w:bottom w:val="none" w:sz="0" w:space="0" w:color="000000"/>
+                <w:top w:val="none" w:sz="0" w:space="0" w:color="000000"/>
+                <w:left w:val="none" w:sz="0" w:space="0" w:color="000000"/>
+                <w:right w:val="none" w:sz="0" w:space="0" w:color="000000"/>
+              </w:pBdr>
+              <w:spacing w:after="100" w:before="100" w:line="240"/>
+              <w:ind w:left="100" w:right="100" w:firstLine="0" w:firstLineChars="0"/>
+              <w:rPr>
+                <w:rFonts w:ascii="Helvetica" w:hAnsi="Helvetica" w:eastAsia="Helvetica" w:cs="Helvetica"/>
+                <w:i w:val="false"/>
+                <w:b w:val="false"/>
+                <w:u w:val="none"/>
+                <w:strike w:val="false"/>
+                <w:sz w:val="22"/>
+                <w:szCs w:val="22"/>
+                <w:color w:val="000000"/>
+              </w:rPr>
+            </w:pPr>
+            <w:r xmlns:w="http://schemas.openxmlformats.org/wordprocessingml/2006/main" xmlns:wp="http://schemas.openxmlformats.org/drawingml/2006/wordprocessingDrawing" xmlns:r="http://schemas.openxmlformats.org/officeDocument/2006/relationships" xmlns:w14="http://schemas.microsoft.com/office/word/2010/wordml">
+              <w:rPr>
+                <w:rFonts w:ascii="Helvetica" w:hAnsi="Helvetica" w:eastAsia="Helvetica" w:cs="Helvetica"/>
+                <w:i w:val="false"/>
+                <w:b w:val="false"/>
+                <w:u w:val="none"/>
+                <w:strike w:val="false"/>
+                <w:sz w:val="22"/>
+                <w:szCs w:val="22"/>
+                <w:color w:val="000000"/>
+              </w:rPr>
+              <w:t xml:space="preserve">1.15</w:t>
+            </w:r>
+          </w:p>
+        </w:tc>
+        <w:tc>
+          <w:tcPr>
+            <w:tcBorders>
+              <w:bottom w:val="none" w:sz="0" w:space="0" w:color="000000"/>
+              <w:top w:val="none" w:sz="0" w:space="0" w:color="000000"/>
+              <w:left w:val="none" w:sz="0" w:space="0" w:color="000000"/>
+              <w:right w:val="none" w:sz="0" w:space="0" w:color="000000"/>
+            </w:tcBorders>
+            <w:shd w:val="clear" w:color="auto" w:fill="FFFFFF"/>
+            <w:tcMar>
+              <w:top w:w="0" w:type="dxa"/>
+              <w:bottom w:w="0" w:type="dxa"/>
+              <w:left w:w="0" w:type="dxa"/>
+              <w:right w:w="0" w:type="dxa"/>
+            </w:tcMar>
+            <w:vAlign w:val="center"/>
+          </w:tcPr>
+          <w:p>
+            <w:pPr>
+              <w:jc w:val="left"/>
+              <w:pBdr>
+                <w:bottom w:val="none" w:sz="0" w:space="0" w:color="000000"/>
+                <w:top w:val="none" w:sz="0" w:space="0" w:color="000000"/>
+                <w:left w:val="none" w:sz="0" w:space="0" w:color="000000"/>
+                <w:right w:val="none" w:sz="0" w:space="0" w:color="000000"/>
+              </w:pBdr>
+              <w:spacing w:after="100" w:before="100" w:line="240"/>
+              <w:ind w:left="100" w:right="100" w:firstLine="0" w:firstLineChars="0"/>
+              <w:rPr>
+                <w:rFonts w:ascii="Helvetica" w:hAnsi="Helvetica" w:eastAsia="Helvetica" w:cs="Helvetica"/>
+                <w:i w:val="false"/>
+                <w:b w:val="false"/>
+                <w:u w:val="none"/>
+                <w:strike w:val="false"/>
+                <w:sz w:val="22"/>
+                <w:szCs w:val="22"/>
+                <w:color w:val="000000"/>
+              </w:rPr>
+            </w:pPr>
+            <w:r xmlns:w="http://schemas.openxmlformats.org/wordprocessingml/2006/main" xmlns:wp="http://schemas.openxmlformats.org/drawingml/2006/wordprocessingDrawing" xmlns:r="http://schemas.openxmlformats.org/officeDocument/2006/relationships" xmlns:w14="http://schemas.microsoft.com/office/word/2010/wordml">
+              <w:rPr>
+                <w:rFonts w:ascii="Helvetica" w:hAnsi="Helvetica" w:eastAsia="Helvetica" w:cs="Helvetica"/>
+                <w:i w:val="false"/>
+                <w:b w:val="false"/>
+                <w:u w:val="none"/>
+                <w:strike w:val="false"/>
+                <w:sz w:val="22"/>
+                <w:szCs w:val="22"/>
+                <w:color w:val="000000"/>
+              </w:rPr>
+              <w:t xml:space="preserve">[0.99, 1.15]</w:t>
+            </w:r>
+          </w:p>
+        </w:tc>
       </w:tr>
       <w:tr>
         <w:trPr>
           <w:trHeight w:val="617" w:hRule="auto"/>
         </w:trPr>
-        body4
         <w:tc>
           <w:tcPr>
             <w:tcBorders>
@@ -8851,12 +9798,173 @@
             </w:r>
           </w:p>
         </w:tc>
+        <w:tc>
+          <w:tcPr>
+            <w:tcBorders>
+              <w:bottom w:val="none" w:sz="0" w:space="0" w:color="000000"/>
+              <w:top w:val="none" w:sz="0" w:space="0" w:color="000000"/>
+              <w:left w:val="none" w:sz="0" w:space="0" w:color="000000"/>
+              <w:right w:val="none" w:sz="0" w:space="0" w:color="000000"/>
+            </w:tcBorders>
+            <w:shd w:val="clear" w:color="auto" w:fill="FFFFFF"/>
+            <w:tcMar>
+              <w:top w:w="0" w:type="dxa"/>
+              <w:bottom w:w="0" w:type="dxa"/>
+              <w:left w:w="0" w:type="dxa"/>
+              <w:right w:w="0" w:type="dxa"/>
+            </w:tcMar>
+            <w:vAlign w:val="center"/>
+          </w:tcPr>
+          <w:p>
+            <w:pPr>
+              <w:jc w:val="left"/>
+              <w:pBdr>
+                <w:bottom w:val="none" w:sz="0" w:space="0" w:color="000000"/>
+                <w:top w:val="none" w:sz="0" w:space="0" w:color="000000"/>
+                <w:left w:val="none" w:sz="0" w:space="0" w:color="000000"/>
+                <w:right w:val="none" w:sz="0" w:space="0" w:color="000000"/>
+              </w:pBdr>
+              <w:spacing w:after="100" w:before="100" w:line="240"/>
+              <w:ind w:left="100" w:right="100" w:firstLine="0" w:firstLineChars="0"/>
+              <w:rPr>
+                <w:rFonts w:ascii="Helvetica" w:hAnsi="Helvetica" w:eastAsia="Helvetica" w:cs="Helvetica"/>
+                <w:i w:val="false"/>
+                <w:b w:val="false"/>
+                <w:u w:val="none"/>
+                <w:strike w:val="false"/>
+                <w:sz w:val="22"/>
+                <w:szCs w:val="22"/>
+                <w:color w:val="000000"/>
+              </w:rPr>
+            </w:pPr>
+            <w:r xmlns:w="http://schemas.openxmlformats.org/wordprocessingml/2006/main" xmlns:wp="http://schemas.openxmlformats.org/drawingml/2006/wordprocessingDrawing" xmlns:r="http://schemas.openxmlformats.org/officeDocument/2006/relationships" xmlns:w14="http://schemas.microsoft.com/office/word/2010/wordml">
+              <w:rPr>
+                <w:rFonts w:ascii="Helvetica" w:hAnsi="Helvetica" w:eastAsia="Helvetica" w:cs="Helvetica"/>
+                <w:i w:val="false"/>
+                <w:b w:val="false"/>
+                <w:u w:val="none"/>
+                <w:strike w:val="false"/>
+                <w:sz w:val="22"/>
+                <w:szCs w:val="22"/>
+                <w:color w:val="000000"/>
+              </w:rPr>
+              <w:t xml:space="preserve">1.01</w:t>
+            </w:r>
+          </w:p>
+        </w:tc>
+        <w:tc>
+          <w:tcPr>
+            <w:tcBorders>
+              <w:bottom w:val="none" w:sz="0" w:space="0" w:color="000000"/>
+              <w:top w:val="none" w:sz="0" w:space="0" w:color="000000"/>
+              <w:left w:val="none" w:sz="0" w:space="0" w:color="000000"/>
+              <w:right w:val="none" w:sz="0" w:space="0" w:color="000000"/>
+            </w:tcBorders>
+            <w:shd w:val="clear" w:color="auto" w:fill="FFFFFF"/>
+            <w:tcMar>
+              <w:top w:w="0" w:type="dxa"/>
+              <w:bottom w:w="0" w:type="dxa"/>
+              <w:left w:w="0" w:type="dxa"/>
+              <w:right w:w="0" w:type="dxa"/>
+            </w:tcMar>
+            <w:vAlign w:val="center"/>
+          </w:tcPr>
+          <w:p>
+            <w:pPr>
+              <w:jc w:val="left"/>
+              <w:pBdr>
+                <w:bottom w:val="none" w:sz="0" w:space="0" w:color="000000"/>
+                <w:top w:val="none" w:sz="0" w:space="0" w:color="000000"/>
+                <w:left w:val="none" w:sz="0" w:space="0" w:color="000000"/>
+                <w:right w:val="none" w:sz="0" w:space="0" w:color="000000"/>
+              </w:pBdr>
+              <w:spacing w:after="100" w:before="100" w:line="240"/>
+              <w:ind w:left="100" w:right="100" w:firstLine="0" w:firstLineChars="0"/>
+              <w:rPr>
+                <w:rFonts w:ascii="Helvetica" w:hAnsi="Helvetica" w:eastAsia="Helvetica" w:cs="Helvetica"/>
+                <w:i w:val="false"/>
+                <w:b w:val="false"/>
+                <w:u w:val="none"/>
+                <w:strike w:val="false"/>
+                <w:sz w:val="22"/>
+                <w:szCs w:val="22"/>
+                <w:color w:val="000000"/>
+              </w:rPr>
+            </w:pPr>
+            <w:r xmlns:w="http://schemas.openxmlformats.org/wordprocessingml/2006/main" xmlns:wp="http://schemas.openxmlformats.org/drawingml/2006/wordprocessingDrawing" xmlns:r="http://schemas.openxmlformats.org/officeDocument/2006/relationships" xmlns:w14="http://schemas.microsoft.com/office/word/2010/wordml">
+              <w:rPr>
+                <w:rFonts w:ascii="Helvetica" w:hAnsi="Helvetica" w:eastAsia="Helvetica" w:cs="Helvetica"/>
+                <w:i w:val="false"/>
+                <w:b w:val="false"/>
+                <w:u w:val="none"/>
+                <w:strike w:val="false"/>
+                <w:sz w:val="22"/>
+                <w:szCs w:val="22"/>
+                <w:color w:val="000000"/>
+              </w:rPr>
+              <w:t xml:space="preserve">1.29</w:t>
+            </w:r>
+          </w:p>
+        </w:tc>
+        <w:tc>
+          <w:tcPr>
+            <w:tcBorders>
+              <w:bottom w:val="none" w:sz="0" w:space="0" w:color="000000"/>
+              <w:top w:val="none" w:sz="0" w:space="0" w:color="000000"/>
+              <w:left w:val="none" w:sz="0" w:space="0" w:color="000000"/>
+              <w:right w:val="none" w:sz="0" w:space="0" w:color="000000"/>
+            </w:tcBorders>
+            <w:shd w:val="clear" w:color="auto" w:fill="FFFFFF"/>
+            <w:tcMar>
+              <w:top w:w="0" w:type="dxa"/>
+              <w:bottom w:w="0" w:type="dxa"/>
+              <w:left w:w="0" w:type="dxa"/>
+              <w:right w:w="0" w:type="dxa"/>
+            </w:tcMar>
+            <w:vAlign w:val="center"/>
+          </w:tcPr>
+          <w:p>
+            <w:pPr>
+              <w:jc w:val="left"/>
+              <w:pBdr>
+                <w:bottom w:val="none" w:sz="0" w:space="0" w:color="000000"/>
+                <w:top w:val="none" w:sz="0" w:space="0" w:color="000000"/>
+                <w:left w:val="none" w:sz="0" w:space="0" w:color="000000"/>
+                <w:right w:val="none" w:sz="0" w:space="0" w:color="000000"/>
+              </w:pBdr>
+              <w:spacing w:after="100" w:before="100" w:line="240"/>
+              <w:ind w:left="100" w:right="100" w:firstLine="0" w:firstLineChars="0"/>
+              <w:rPr>
+                <w:rFonts w:ascii="Helvetica" w:hAnsi="Helvetica" w:eastAsia="Helvetica" w:cs="Helvetica"/>
+                <w:i w:val="false"/>
+                <w:b w:val="false"/>
+                <w:u w:val="none"/>
+                <w:strike w:val="false"/>
+                <w:sz w:val="22"/>
+                <w:szCs w:val="22"/>
+                <w:color w:val="000000"/>
+              </w:rPr>
+            </w:pPr>
+            <w:r xmlns:w="http://schemas.openxmlformats.org/wordprocessingml/2006/main" xmlns:wp="http://schemas.openxmlformats.org/drawingml/2006/wordprocessingDrawing" xmlns:r="http://schemas.openxmlformats.org/officeDocument/2006/relationships" xmlns:w14="http://schemas.microsoft.com/office/word/2010/wordml">
+              <w:rPr>
+                <w:rFonts w:ascii="Helvetica" w:hAnsi="Helvetica" w:eastAsia="Helvetica" w:cs="Helvetica"/>
+                <w:i w:val="false"/>
+                <w:b w:val="false"/>
+                <w:u w:val="none"/>
+                <w:strike w:val="false"/>
+                <w:sz w:val="22"/>
+                <w:szCs w:val="22"/>
+                <w:color w:val="000000"/>
+              </w:rPr>
+              <w:t xml:space="preserve">[1.01, 1.29]</w:t>
+            </w:r>
+          </w:p>
+        </w:tc>
       </w:tr>
       <w:tr>
         <w:trPr>
-          <w:trHeight w:val="577" w:hRule="auto"/>
+          <w:trHeight w:val="613" w:hRule="auto"/>
         </w:trPr>
-        body5
         <w:tc>
           <w:tcPr>
             <w:tcBorders>
@@ -8965,12 +10073,173 @@
             </w:r>
           </w:p>
         </w:tc>
+        <w:tc>
+          <w:tcPr>
+            <w:tcBorders>
+              <w:bottom w:val="none" w:sz="0" w:space="0" w:color="000000"/>
+              <w:top w:val="none" w:sz="0" w:space="0" w:color="000000"/>
+              <w:left w:val="none" w:sz="0" w:space="0" w:color="000000"/>
+              <w:right w:val="none" w:sz="0" w:space="0" w:color="000000"/>
+            </w:tcBorders>
+            <w:shd w:val="clear" w:color="auto" w:fill="FFFFFF"/>
+            <w:tcMar>
+              <w:top w:w="0" w:type="dxa"/>
+              <w:bottom w:w="0" w:type="dxa"/>
+              <w:left w:w="0" w:type="dxa"/>
+              <w:right w:w="0" w:type="dxa"/>
+            </w:tcMar>
+            <w:vAlign w:val="center"/>
+          </w:tcPr>
+          <w:p>
+            <w:pPr>
+              <w:jc w:val="left"/>
+              <w:pBdr>
+                <w:bottom w:val="none" w:sz="0" w:space="0" w:color="000000"/>
+                <w:top w:val="none" w:sz="0" w:space="0" w:color="000000"/>
+                <w:left w:val="none" w:sz="0" w:space="0" w:color="000000"/>
+                <w:right w:val="none" w:sz="0" w:space="0" w:color="000000"/>
+              </w:pBdr>
+              <w:spacing w:after="100" w:before="100" w:line="240"/>
+              <w:ind w:left="100" w:right="100" w:firstLine="0" w:firstLineChars="0"/>
+              <w:rPr>
+                <w:rFonts w:ascii="Helvetica" w:hAnsi="Helvetica" w:eastAsia="Helvetica" w:cs="Helvetica"/>
+                <w:i w:val="false"/>
+                <w:b w:val="false"/>
+                <w:u w:val="none"/>
+                <w:strike w:val="false"/>
+                <w:sz w:val="22"/>
+                <w:szCs w:val="22"/>
+                <w:color w:val="000000"/>
+              </w:rPr>
+            </w:pPr>
+            <w:r xmlns:w="http://schemas.openxmlformats.org/wordprocessingml/2006/main" xmlns:wp="http://schemas.openxmlformats.org/drawingml/2006/wordprocessingDrawing" xmlns:r="http://schemas.openxmlformats.org/officeDocument/2006/relationships" xmlns:w14="http://schemas.microsoft.com/office/word/2010/wordml">
+              <w:rPr>
+                <w:rFonts w:ascii="Helvetica" w:hAnsi="Helvetica" w:eastAsia="Helvetica" w:cs="Helvetica"/>
+                <w:i w:val="false"/>
+                <w:b w:val="false"/>
+                <w:u w:val="none"/>
+                <w:strike w:val="false"/>
+                <w:sz w:val="22"/>
+                <w:szCs w:val="22"/>
+                <w:color w:val="000000"/>
+              </w:rPr>
+              <w:t xml:space="preserve">1.20</w:t>
+            </w:r>
+          </w:p>
+        </w:tc>
+        <w:tc>
+          <w:tcPr>
+            <w:tcBorders>
+              <w:bottom w:val="none" w:sz="0" w:space="0" w:color="000000"/>
+              <w:top w:val="none" w:sz="0" w:space="0" w:color="000000"/>
+              <w:left w:val="none" w:sz="0" w:space="0" w:color="000000"/>
+              <w:right w:val="none" w:sz="0" w:space="0" w:color="000000"/>
+            </w:tcBorders>
+            <w:shd w:val="clear" w:color="auto" w:fill="FFFFFF"/>
+            <w:tcMar>
+              <w:top w:w="0" w:type="dxa"/>
+              <w:bottom w:w="0" w:type="dxa"/>
+              <w:left w:w="0" w:type="dxa"/>
+              <w:right w:w="0" w:type="dxa"/>
+            </w:tcMar>
+            <w:vAlign w:val="center"/>
+          </w:tcPr>
+          <w:p>
+            <w:pPr>
+              <w:jc w:val="left"/>
+              <w:pBdr>
+                <w:bottom w:val="none" w:sz="0" w:space="0" w:color="000000"/>
+                <w:top w:val="none" w:sz="0" w:space="0" w:color="000000"/>
+                <w:left w:val="none" w:sz="0" w:space="0" w:color="000000"/>
+                <w:right w:val="none" w:sz="0" w:space="0" w:color="000000"/>
+              </w:pBdr>
+              <w:spacing w:after="100" w:before="100" w:line="240"/>
+              <w:ind w:left="100" w:right="100" w:firstLine="0" w:firstLineChars="0"/>
+              <w:rPr>
+                <w:rFonts w:ascii="Helvetica" w:hAnsi="Helvetica" w:eastAsia="Helvetica" w:cs="Helvetica"/>
+                <w:i w:val="false"/>
+                <w:b w:val="false"/>
+                <w:u w:val="none"/>
+                <w:strike w:val="false"/>
+                <w:sz w:val="22"/>
+                <w:szCs w:val="22"/>
+                <w:color w:val="000000"/>
+              </w:rPr>
+            </w:pPr>
+            <w:r xmlns:w="http://schemas.openxmlformats.org/wordprocessingml/2006/main" xmlns:wp="http://schemas.openxmlformats.org/drawingml/2006/wordprocessingDrawing" xmlns:r="http://schemas.openxmlformats.org/officeDocument/2006/relationships" xmlns:w14="http://schemas.microsoft.com/office/word/2010/wordml">
+              <w:rPr>
+                <w:rFonts w:ascii="Helvetica" w:hAnsi="Helvetica" w:eastAsia="Helvetica" w:cs="Helvetica"/>
+                <w:i w:val="false"/>
+                <w:b w:val="false"/>
+                <w:u w:val="none"/>
+                <w:strike w:val="false"/>
+                <w:sz w:val="22"/>
+                <w:szCs w:val="22"/>
+                <w:color w:val="000000"/>
+              </w:rPr>
+              <w:t xml:space="preserve">2.22</w:t>
+            </w:r>
+          </w:p>
+        </w:tc>
+        <w:tc>
+          <w:tcPr>
+            <w:tcBorders>
+              <w:bottom w:val="none" w:sz="0" w:space="0" w:color="000000"/>
+              <w:top w:val="none" w:sz="0" w:space="0" w:color="000000"/>
+              <w:left w:val="none" w:sz="0" w:space="0" w:color="000000"/>
+              <w:right w:val="none" w:sz="0" w:space="0" w:color="000000"/>
+            </w:tcBorders>
+            <w:shd w:val="clear" w:color="auto" w:fill="FFFFFF"/>
+            <w:tcMar>
+              <w:top w:w="0" w:type="dxa"/>
+              <w:bottom w:w="0" w:type="dxa"/>
+              <w:left w:w="0" w:type="dxa"/>
+              <w:right w:w="0" w:type="dxa"/>
+            </w:tcMar>
+            <w:vAlign w:val="center"/>
+          </w:tcPr>
+          <w:p>
+            <w:pPr>
+              <w:jc w:val="left"/>
+              <w:pBdr>
+                <w:bottom w:val="none" w:sz="0" w:space="0" w:color="000000"/>
+                <w:top w:val="none" w:sz="0" w:space="0" w:color="000000"/>
+                <w:left w:val="none" w:sz="0" w:space="0" w:color="000000"/>
+                <w:right w:val="none" w:sz="0" w:space="0" w:color="000000"/>
+              </w:pBdr>
+              <w:spacing w:after="100" w:before="100" w:line="240"/>
+              <w:ind w:left="100" w:right="100" w:firstLine="0" w:firstLineChars="0"/>
+              <w:rPr>
+                <w:rFonts w:ascii="Helvetica" w:hAnsi="Helvetica" w:eastAsia="Helvetica" w:cs="Helvetica"/>
+                <w:i w:val="false"/>
+                <w:b w:val="false"/>
+                <w:u w:val="none"/>
+                <w:strike w:val="false"/>
+                <w:sz w:val="22"/>
+                <w:szCs w:val="22"/>
+                <w:color w:val="000000"/>
+              </w:rPr>
+            </w:pPr>
+            <w:r xmlns:w="http://schemas.openxmlformats.org/wordprocessingml/2006/main" xmlns:wp="http://schemas.openxmlformats.org/drawingml/2006/wordprocessingDrawing" xmlns:r="http://schemas.openxmlformats.org/officeDocument/2006/relationships" xmlns:w14="http://schemas.microsoft.com/office/word/2010/wordml">
+              <w:rPr>
+                <w:rFonts w:ascii="Helvetica" w:hAnsi="Helvetica" w:eastAsia="Helvetica" w:cs="Helvetica"/>
+                <w:i w:val="false"/>
+                <w:b w:val="false"/>
+                <w:u w:val="none"/>
+                <w:strike w:val="false"/>
+                <w:sz w:val="22"/>
+                <w:szCs w:val="22"/>
+                <w:color w:val="000000"/>
+              </w:rPr>
+              <w:t xml:space="preserve">[1.20, 2.22]</w:t>
+            </w:r>
+          </w:p>
+        </w:tc>
       </w:tr>
       <w:tr>
         <w:trPr>
           <w:trHeight w:val="619" w:hRule="auto"/>
         </w:trPr>
-        body6
         <w:tc>
           <w:tcPr>
             <w:tcBorders>
@@ -9079,6 +10348,168 @@
             </w:r>
           </w:p>
         </w:tc>
+        <w:tc>
+          <w:tcPr>
+            <w:tcBorders>
+              <w:bottom w:val="single" w:sz="12" w:space="0" w:color="666666"/>
+              <w:top w:val="none" w:sz="0" w:space="0" w:color="000000"/>
+              <w:left w:val="none" w:sz="0" w:space="0" w:color="000000"/>
+              <w:right w:val="none" w:sz="0" w:space="0" w:color="000000"/>
+            </w:tcBorders>
+            <w:shd w:val="clear" w:color="auto" w:fill="FFFFFF"/>
+            <w:tcMar>
+              <w:top w:w="0" w:type="dxa"/>
+              <w:bottom w:w="0" w:type="dxa"/>
+              <w:left w:w="0" w:type="dxa"/>
+              <w:right w:w="0" w:type="dxa"/>
+            </w:tcMar>
+            <w:vAlign w:val="center"/>
+          </w:tcPr>
+          <w:p>
+            <w:pPr>
+              <w:jc w:val="left"/>
+              <w:pBdr>
+                <w:bottom w:val="none" w:sz="0" w:space="0" w:color="000000"/>
+                <w:top w:val="none" w:sz="0" w:space="0" w:color="000000"/>
+                <w:left w:val="none" w:sz="0" w:space="0" w:color="000000"/>
+                <w:right w:val="none" w:sz="0" w:space="0" w:color="000000"/>
+              </w:pBdr>
+              <w:spacing w:after="100" w:before="100" w:line="240"/>
+              <w:ind w:left="100" w:right="100" w:firstLine="0" w:firstLineChars="0"/>
+              <w:rPr>
+                <w:rFonts w:ascii="Helvetica" w:hAnsi="Helvetica" w:eastAsia="Helvetica" w:cs="Helvetica"/>
+                <w:i w:val="false"/>
+                <w:b w:val="false"/>
+                <w:u w:val="none"/>
+                <w:strike w:val="false"/>
+                <w:sz w:val="22"/>
+                <w:szCs w:val="22"/>
+                <w:color w:val="000000"/>
+              </w:rPr>
+            </w:pPr>
+            <w:r xmlns:w="http://schemas.openxmlformats.org/wordprocessingml/2006/main" xmlns:wp="http://schemas.openxmlformats.org/drawingml/2006/wordprocessingDrawing" xmlns:r="http://schemas.openxmlformats.org/officeDocument/2006/relationships" xmlns:w14="http://schemas.microsoft.com/office/word/2010/wordml">
+              <w:rPr>
+                <w:rFonts w:ascii="Helvetica" w:hAnsi="Helvetica" w:eastAsia="Helvetica" w:cs="Helvetica"/>
+                <w:i w:val="false"/>
+                <w:b w:val="false"/>
+                <w:u w:val="none"/>
+                <w:strike w:val="false"/>
+                <w:sz w:val="22"/>
+                <w:szCs w:val="22"/>
+                <w:color w:val="000000"/>
+              </w:rPr>
+              <w:t xml:space="preserve">1.08</w:t>
+            </w:r>
+          </w:p>
+        </w:tc>
+        <w:tc>
+          <w:tcPr>
+            <w:tcBorders>
+              <w:bottom w:val="single" w:sz="12" w:space="0" w:color="666666"/>
+              <w:top w:val="none" w:sz="0" w:space="0" w:color="000000"/>
+              <w:left w:val="none" w:sz="0" w:space="0" w:color="000000"/>
+              <w:right w:val="none" w:sz="0" w:space="0" w:color="000000"/>
+            </w:tcBorders>
+            <w:shd w:val="clear" w:color="auto" w:fill="FFFFFF"/>
+            <w:tcMar>
+              <w:top w:w="0" w:type="dxa"/>
+              <w:bottom w:w="0" w:type="dxa"/>
+              <w:left w:w="0" w:type="dxa"/>
+              <w:right w:w="0" w:type="dxa"/>
+            </w:tcMar>
+            <w:vAlign w:val="center"/>
+          </w:tcPr>
+          <w:p>
+            <w:pPr>
+              <w:jc w:val="left"/>
+              <w:pBdr>
+                <w:bottom w:val="none" w:sz="0" w:space="0" w:color="000000"/>
+                <w:top w:val="none" w:sz="0" w:space="0" w:color="000000"/>
+                <w:left w:val="none" w:sz="0" w:space="0" w:color="000000"/>
+                <w:right w:val="none" w:sz="0" w:space="0" w:color="000000"/>
+              </w:pBdr>
+              <w:spacing w:after="100" w:before="100" w:line="240"/>
+              <w:ind w:left="100" w:right="100" w:firstLine="0" w:firstLineChars="0"/>
+              <w:rPr>
+                <w:rFonts w:ascii="Helvetica" w:hAnsi="Helvetica" w:eastAsia="Helvetica" w:cs="Helvetica"/>
+                <w:i w:val="false"/>
+                <w:b w:val="false"/>
+                <w:u w:val="none"/>
+                <w:strike w:val="false"/>
+                <w:sz w:val="22"/>
+                <w:szCs w:val="22"/>
+                <w:color w:val="000000"/>
+              </w:rPr>
+            </w:pPr>
+            <w:r xmlns:w="http://schemas.openxmlformats.org/wordprocessingml/2006/main" xmlns:wp="http://schemas.openxmlformats.org/drawingml/2006/wordprocessingDrawing" xmlns:r="http://schemas.openxmlformats.org/officeDocument/2006/relationships" xmlns:w14="http://schemas.microsoft.com/office/word/2010/wordml">
+              <w:rPr>
+                <w:rFonts w:ascii="Helvetica" w:hAnsi="Helvetica" w:eastAsia="Helvetica" w:cs="Helvetica"/>
+                <w:i w:val="false"/>
+                <w:b w:val="false"/>
+                <w:u w:val="none"/>
+                <w:strike w:val="false"/>
+                <w:sz w:val="22"/>
+                <w:szCs w:val="22"/>
+                <w:color w:val="000000"/>
+              </w:rPr>
+              <w:t xml:space="preserve">2.59</w:t>
+            </w:r>
+          </w:p>
+        </w:tc>
+        <w:tc>
+          <w:tcPr>
+            <w:tcBorders>
+              <w:bottom w:val="single" w:sz="12" w:space="0" w:color="666666"/>
+              <w:top w:val="none" w:sz="0" w:space="0" w:color="000000"/>
+              <w:left w:val="none" w:sz="0" w:space="0" w:color="000000"/>
+              <w:right w:val="none" w:sz="0" w:space="0" w:color="000000"/>
+            </w:tcBorders>
+            <w:shd w:val="clear" w:color="auto" w:fill="FFFFFF"/>
+            <w:tcMar>
+              <w:top w:w="0" w:type="dxa"/>
+              <w:bottom w:w="0" w:type="dxa"/>
+              <w:left w:w="0" w:type="dxa"/>
+              <w:right w:w="0" w:type="dxa"/>
+            </w:tcMar>
+            <w:vAlign w:val="center"/>
+          </w:tcPr>
+          <w:p>
+            <w:pPr>
+              <w:jc w:val="left"/>
+              <w:pBdr>
+                <w:bottom w:val="none" w:sz="0" w:space="0" w:color="000000"/>
+                <w:top w:val="none" w:sz="0" w:space="0" w:color="000000"/>
+                <w:left w:val="none" w:sz="0" w:space="0" w:color="000000"/>
+                <w:right w:val="none" w:sz="0" w:space="0" w:color="000000"/>
+              </w:pBdr>
+              <w:spacing w:after="100" w:before="100" w:line="240"/>
+              <w:ind w:left="100" w:right="100" w:firstLine="0" w:firstLineChars="0"/>
+              <w:rPr>
+                <w:rFonts w:ascii="Helvetica" w:hAnsi="Helvetica" w:eastAsia="Helvetica" w:cs="Helvetica"/>
+                <w:i w:val="false"/>
+                <w:b w:val="false"/>
+                <w:u w:val="none"/>
+                <w:strike w:val="false"/>
+                <w:sz w:val="22"/>
+                <w:szCs w:val="22"/>
+                <w:color w:val="000000"/>
+              </w:rPr>
+            </w:pPr>
+            <w:r xmlns:w="http://schemas.openxmlformats.org/wordprocessingml/2006/main" xmlns:wp="http://schemas.openxmlformats.org/drawingml/2006/wordprocessingDrawing" xmlns:r="http://schemas.openxmlformats.org/officeDocument/2006/relationships" xmlns:w14="http://schemas.microsoft.com/office/word/2010/wordml">
+              <w:rPr>
+                <w:rFonts w:ascii="Helvetica" w:hAnsi="Helvetica" w:eastAsia="Helvetica" w:cs="Helvetica"/>
+                <w:i w:val="false"/>
+                <w:b w:val="false"/>
+                <w:u w:val="none"/>
+                <w:strike w:val="false"/>
+                <w:sz w:val="22"/>
+                <w:szCs w:val="22"/>
+                <w:color w:val="000000"/>
+              </w:rPr>
+              <w:t xml:space="preserve">[1.08, 2.59]</w:t>
+            </w:r>
+          </w:p>
+        </w:tc>
       </w:tr>
     </w:tbl>
     <w:p>
@@ -9086,8 +10517,8 @@
         <w:br w:type="page"/>
       </w:r>
     </w:p>
-    <w:bookmarkEnd w:id="93"/>
-    <w:bookmarkStart w:id="118" w:name="figures"/>
+    <w:bookmarkEnd w:id="90"/>
+    <w:bookmarkStart w:id="115" w:name="figures"/>
     <w:p>
       <w:pPr>
         <w:pStyle w:val="Heading1"/>
@@ -9105,18 +10536,18 @@
           <wp:inline>
             <wp:extent cx="5727700" cy="1908334"/>
             <wp:effectExtent b="0" l="0" r="0" t="0"/>
-            <wp:docPr descr="Figure 1: Sampling distributions of transition rates for the focal single-MPM example (Agrimonia eupatoria, population B), showing transition rates as reported in COMPADRE (A), the underlying transition counts used for estimation (B), and bootstrap-based sampling distributions (C). In panel C, green density ribbons show transition-rate sampling distributions, red dashed vertical lines show point estimates, and grey dotted vertical lines show posterior medians. Transition rates are probabilities (bounded 0-1). Together, these panels show that several matrix elements are weakly estimated from finite samples." title="" id="95" name="Picture"/>
+            <wp:docPr descr="Figure 1: Sampling distributions of transition rates for the focal single-MPM example (Agrimonia eupatoria, population B), showing transition rates as reported in COMPADRE (A), the underlying transition counts used for estimation (B), and bootstrap-based sampling distributions (C). In panel C, green density ribbons show transition-rate sampling distributions, red dashed vertical lines show point estimates, and grey dotted vertical lines show posterior medians. Transition rates are probabilities (bounded 0-1). Together, these panels show that several matrix elements are weakly estimated from finite samples." title="" id="92" name="Picture"/>
             <a:graphic>
               <a:graphicData uri="http://schemas.openxmlformats.org/drawingml/2006/picture">
                 <pic:pic>
                   <pic:nvPicPr>
-                    <pic:cNvPr descr="../../figures/Figure_1_transition_rates_single_mpm.png" id="96" name="Picture"/>
+                    <pic:cNvPr descr="sampling_uncertainty_mpm_main_files/b2aba0db56ecc9ec329c1fce4627fa03b466ca53.png" id="93" name="Picture"/>
                     <pic:cNvPicPr>
                       <a:picLocks noChangeArrowheads="1" noChangeAspect="1"/>
                     </pic:cNvPicPr>
                   </pic:nvPicPr>
                   <pic:blipFill>
-                    <a:blip r:embed="rId94"/>
+                    <a:blip r:embed="rId91"/>
                     <a:stretch>
                       <a:fillRect/>
                     </a:stretch>
@@ -9147,8 +10578,8 @@
       <w:pPr>
         <w:pStyle w:val="ImageCaption"/>
       </w:pPr>
-      <w:bookmarkStart w:id="97" w:name="fig:fig-main-1a"/>
-      <w:bookmarkEnd w:id="97"/>
+      <w:bookmarkStart w:id="94" w:name="fig:fig-main-1a"/>
+      <w:bookmarkEnd w:id="94"/>
       <w:r>
         <w:t xml:space="preserve">Figure 1: Sampling distributions of transition rates for the focal single-MPM example (</w:t>
       </w:r>
@@ -9177,18 +10608,18 @@
           <wp:inline>
             <wp:extent cx="5727700" cy="2355769"/>
             <wp:effectExtent b="0" l="0" r="0" t="0"/>
-            <wp:docPr descr="Figure 2: Sampling distributions of demographic quantities derived from the focal single MPM, including population growth rate (λ), damping ratio (ρ), generation time (T), and life expectancy (l₀). Orange density ribbons show derived-quantity sampling distributions; red dashed vertical lines show point estimates; grey dotted vertical lines show posterior medians. Quantities are shown on their natural scales (T and l₀ are in years). Uncertainty in transition rates propagates to substantial uncertainty in these derived parameters, with the largest spread in quantities that depend on long-term survivorship and reproduction." title="" id="99" name="Picture"/>
+            <wp:docPr descr="Figure 2: Sampling distributions of demographic quantities derived from the focal single MPM, including population growth rate (λ), damping ratio (ρ), generation time (T), and life expectancy (l₀). Orange density ribbons show derived-quantity sampling distributions; red dashed vertical lines show point estimates; grey dotted vertical lines show posterior medians. Quantities are shown on their natural scales (T and l₀ are in years). Uncertainty in transition rates propagates to substantial uncertainty in these derived parameters, with the largest spread in quantities that depend on long-term survivorship and reproduction." title="" id="96" name="Picture"/>
             <a:graphic>
               <a:graphicData uri="http://schemas.openxmlformats.org/drawingml/2006/picture">
                 <pic:pic>
                   <pic:nvPicPr>
-                    <pic:cNvPr descr="../../figures/Figure_2_derived_parameters_single_mpm.png" id="100" name="Picture"/>
+                    <pic:cNvPr descr="sampling_uncertainty_mpm_main_files/0d4d790f4c43f8144c7f28ee99151a38ae6a0687.png" id="97" name="Picture"/>
                     <pic:cNvPicPr>
                       <a:picLocks noChangeArrowheads="1" noChangeAspect="1"/>
                     </pic:cNvPicPr>
                   </pic:nvPicPr>
                   <pic:blipFill>
-                    <a:blip r:embed="rId98"/>
+                    <a:blip r:embed="rId95"/>
                     <a:stretch>
                       <a:fillRect/>
                     </a:stretch>
@@ -9219,8 +10650,8 @@
       <w:pPr>
         <w:pStyle w:val="ImageCaption"/>
       </w:pPr>
-      <w:bookmarkStart w:id="101" w:name="fig:fig-main-1b"/>
-      <w:bookmarkEnd w:id="101"/>
+      <w:bookmarkStart w:id="98" w:name="fig:fig-main-1b"/>
+      <w:bookmarkEnd w:id="98"/>
       <w:r>
         <w:t xml:space="preserve">Figure 2: Sampling distributions of demographic quantities derived from the focal single MPM, including population growth rate (λ), damping ratio (ρ), generation time (T), and life expectancy (l₀). Orange density ribbons show derived-quantity sampling distributions; red dashed vertical lines show point estimates; grey dotted vertical lines show posterior medians. Quantities are shown on their natural scales (T and l₀ are in years). Uncertainty in transition rates propagates to substantial uncertainty in these derived parameters, with the largest spread in quantities that depend on long-term survivorship and reproduction.</w:t>
       </w:r>
@@ -9239,18 +10670,18 @@
           <wp:inline>
             <wp:extent cx="3247802" cy="4440497"/>
             <wp:effectExtent b="0" l="0" r="0" t="0"/>
-            <wp:docPr descr="Figure 3: Analysis 1 comparison of point estimates versus sampling-distribution summaries for population-level life expectancy and shape. Panel A shows mortality-trajectory shape, and panel B shows mature life expectancy (years). Purple distributions/points correspond to estimates from matrix point estimates, and green distributions/points correspond to uncertainty-aware summaries from transition-rate sampling distributions. The figure shows systematic shifts and shrinkage in extreme values when sampling uncertainty is propagated." title="" id="103" name="Picture"/>
+            <wp:docPr descr="Figure 3: Analysis 1 comparison of point estimates versus sampling-distribution summaries for population-level life expectancy and shape. Panel A shows mortality-trajectory shape, and panel B shows mature life expectancy (years). Purple points show estimates derived directly from the matrix point estimates, whereas green distributions show uncertainty-aware summaries from transition-rate sampling distributions. The figure shows systematic shifts and shrinkage in extreme values when sampling uncertainty is propagated." title="" id="100" name="Picture"/>
             <a:graphic>
               <a:graphicData uri="http://schemas.openxmlformats.org/drawingml/2006/picture">
                 <pic:pic>
                   <pic:nvPicPr>
-                    <pic:cNvPr descr="../../figures/Figure_3_analysis1_point_vs_sampling_distributions.png" id="104" name="Picture"/>
+                    <pic:cNvPr descr="sampling_uncertainty_mpm_main_files/1d97de92535eeb793298a583ba95629e1012f164.png" id="101" name="Picture"/>
                     <pic:cNvPicPr>
                       <a:picLocks noChangeArrowheads="1" noChangeAspect="1"/>
                     </pic:cNvPicPr>
                   </pic:nvPicPr>
                   <pic:blipFill>
-                    <a:blip r:embed="rId102"/>
+                    <a:blip r:embed="rId99"/>
                     <a:stretch>
                       <a:fillRect/>
                     </a:stretch>
@@ -9281,10 +10712,10 @@
       <w:pPr>
         <w:pStyle w:val="ImageCaption"/>
       </w:pPr>
-      <w:bookmarkStart w:id="105" w:name="fig:fig-main-2"/>
-      <w:bookmarkEnd w:id="105"/>
-      <w:r>
-        <w:t xml:space="preserve">Figure 3: Analysis 1 comparison of point estimates versus sampling-distribution summaries for population-level life expectancy and shape. Panel A shows mortality-trajectory shape, and panel B shows mature life expectancy (years). Purple distributions/points correspond to estimates from matrix point estimates, and green distributions/points correspond to uncertainty-aware summaries from transition-rate sampling distributions. The figure shows systematic shifts and shrinkage in extreme values when sampling uncertainty is propagated.</w:t>
+      <w:bookmarkStart w:id="102" w:name="fig:fig-main-2"/>
+      <w:bookmarkEnd w:id="102"/>
+      <w:r>
+        <w:t xml:space="preserve">Figure 3: Analysis 1 comparison of point estimates versus sampling-distribution summaries for population-level life expectancy and shape. Panel A shows mortality-trajectory shape, and panel B shows mature life expectancy (years). Purple points show estimates derived directly from the matrix point estimates, whereas green distributions show uncertainty-aware summaries from transition-rate sampling distributions. The figure shows systematic shifts and shrinkage in extreme values when sampling uncertainty is propagated.</w:t>
       </w:r>
     </w:p>
     <w:p>
@@ -9301,18 +10732,18 @@
           <wp:inline>
             <wp:extent cx="5727700" cy="2832853"/>
             <wp:effectExtent b="0" l="0" r="0" t="0"/>
-            <wp:docPr descr="Figure 4: Analysis 1 relationship between life expectancy and shape under models with and without sampling uncertainty propagation. In panel A, purple points/line/ribbon show the model using point estimates. Green crosses/line/ribbon show the uncertainty-aware model; crosses are centred on sampling-distribution medians with horizontal and vertical bars showing 95% intervals. The displacement between faint reference points and crosses indicates that propagated sampling distributions can shift central tendency away from point estimates, consistent with the offsets between dashed lines and density peaks in Figure 3. Axes are mature life expectancy (years, log scale) and mortality-trajectory shape. Panel B shows posterior densities for the slope parameter β (unit change in shape per unit change in log life expectancy). This figure shows that accounting for sampling uncertainty shifts posterior support towards a positive association." title="" id="107" name="Picture"/>
+            <wp:docPr descr="Figure 4: Analysis 1 relationship between life expectancy and shape under models with and without sampling uncertainty propagation. In panel A, purple points, line, and ribbon show the model using point estimates. Green crosses, line, and ribbon show the uncertainty-aware model; crosses are centred on sampling-distribution medians with horizontal and vertical bars showing 95% intervals. The displacement between faint reference points and crosses indicates that propagated sampling distributions can shift central tendency away from point estimates, consistent with the offsets between dashed lines and density peaks in Figure 3. Axes are mature life expectancy (years, log scale) and mortality-trajectory shape. Panel B shows posterior densities for the slope parameter β (unit change in shape per unit change in log life expectancy), with purple for the point-estimate model and green for the uncertainty-aware model. This figure shows that accounting for sampling uncertainty shifts posterior support towards a positive association." title="" id="104" name="Picture"/>
             <a:graphic>
               <a:graphicData uri="http://schemas.openxmlformats.org/drawingml/2006/picture">
                 <pic:pic>
                   <pic:nvPicPr>
-                    <pic:cNvPr descr="../../figures/Figure_4_analysis1_life_expectancy_shape_relationship.png" id="108" name="Picture"/>
+                    <pic:cNvPr descr="sampling_uncertainty_mpm_main_files/b638022c2b68dfb6b3a563df4dbc7c40e1f69a4f.png" id="105" name="Picture"/>
                     <pic:cNvPicPr>
                       <a:picLocks noChangeArrowheads="1" noChangeAspect="1"/>
                     </pic:cNvPicPr>
                   </pic:nvPicPr>
                   <pic:blipFill>
-                    <a:blip r:embed="rId106"/>
+                    <a:blip r:embed="rId103"/>
                     <a:stretch>
                       <a:fillRect/>
                     </a:stretch>
@@ -9343,10 +10774,10 @@
       <w:pPr>
         <w:pStyle w:val="ImageCaption"/>
       </w:pPr>
-      <w:bookmarkStart w:id="109" w:name="fig:fig-main-3"/>
-      <w:bookmarkEnd w:id="109"/>
-      <w:r>
-        <w:t xml:space="preserve">Figure 4: Analysis 1 relationship between life expectancy and shape under models with and without sampling uncertainty propagation. In panel A, purple points/line/ribbon show the model using point estimates. Green crosses/line/ribbon show the uncertainty-aware model; crosses are centred on sampling-distribution medians with horizontal and vertical bars showing 95% intervals. The displacement between faint reference points and crosses indicates that propagated sampling distributions can shift central tendency away from point estimates, consistent with the offsets between dashed lines and density peaks in Figure</w:t>
+      <w:bookmarkStart w:id="106" w:name="fig:fig-main-3"/>
+      <w:bookmarkEnd w:id="106"/>
+      <w:r>
+        <w:t xml:space="preserve">Figure 4: Analysis 1 relationship between life expectancy and shape under models with and without sampling uncertainty propagation. In panel A, purple points, line, and ribbon show the model using point estimates. Green crosses, line, and ribbon show the uncertainty-aware model; crosses are centred on sampling-distribution medians with horizontal and vertical bars showing 95% intervals. The displacement between faint reference points and crosses indicates that propagated sampling distributions can shift central tendency away from point estimates, consistent with the offsets between dashed lines and density peaks in Figure</w:t>
       </w:r>
       <w:r>
         <w:t xml:space="preserve"> </w:t>
@@ -9355,7 +10786,7 @@
         <w:t xml:space="preserve">3</w:t>
       </w:r>
       <w:r>
-        <w:t xml:space="preserve">. Axes are mature life expectancy (years, log scale) and mortality-trajectory shape. Panel B shows posterior densities for the slope parameter β (unit change in shape per unit change in log life expectancy). This figure shows that accounting for sampling uncertainty shifts posterior support towards a positive association.</w:t>
+        <w:t xml:space="preserve">. Axes are mature life expectancy (years, log scale) and mortality-trajectory shape. Panel B shows posterior densities for the slope parameter β (unit change in shape per unit change in log life expectancy), with purple for the point-estimate model and green for the uncertainty-aware model. This figure shows that accounting for sampling uncertainty shifts posterior support towards a positive association.</w:t>
       </w:r>
     </w:p>
     <w:p>
@@ -9372,18 +10803,18 @@
           <wp:inline>
             <wp:extent cx="3247802" cy="7043020"/>
             <wp:effectExtent b="0" l="0" r="0" t="0"/>
-            <wp:docPr descr="Figure 5: Analysis 2 climate effects on recruitment and stage-specific survival in Silene spaldingii. Panels A-B show monthly-lag and spring-temperature recruitment models for point-estimate (purple) and uncertainty-aware (green) formulations, with similar posterior coefficient estimates and interval widths. In panel A, y-values are temperature coefficients b for monthly temperature deviations (months before survey on the x-axis). In panel B, recruitment is seedlings per reproductive plant and spring temperature is February-April temperature deviation. Panel C shows stage-specific survival-temperature coefficients on the logit scale (beta) where estimable (stages 2-3). Open circles in panel C are descriptive markers without interval bars for non-estimable stages: stage 1 shows mean survival across years, and stage 4 shows survival = 1 (100% survival in all usable years)." title="" id="111" name="Picture"/>
+            <wp:docPr descr="Figure 5: Analysis 2 climate effects on recruitment and stage-specific survival in Silene spaldingii. Panels A-B show monthly-lag and spring-temperature recruitment models for point-estimate (purple) and uncertainty-aware (green) formulations, with similar posterior coefficient estimates and interval widths. In panel A, y-values are temperature coefficients b for monthly temperature deviations (months before survey on the x-axis). In panel B, recruitment is seedlings per reproductive plant and spring temperature is February-April temperature deviation. Panel C shows stage-specific survival-temperature coefficients on the logit scale (β) where estimable (stages 2-3), again with purple for the point-estimate model and green for the uncertainty-aware model. Open circles in panel C are descriptive markers without interval bars for non-estimable stages: stage 1 shows mean survival across years, and stage 4 shows survival = 1 (100% survival in all usable years)." title="" id="108" name="Picture"/>
             <a:graphic>
               <a:graphicData uri="http://schemas.openxmlformats.org/drawingml/2006/picture">
                 <pic:pic>
                   <pic:nvPicPr>
-                    <pic:cNvPr descr="../../figures/Figure_5_analysis2_climate_effects_recruitment.png" id="112" name="Picture"/>
+                    <pic:cNvPr descr="sampling_uncertainty_mpm_main_files/4d6e73f8b7e26648688ff56538b870046b569a71.png" id="109" name="Picture"/>
                     <pic:cNvPicPr>
                       <a:picLocks noChangeArrowheads="1" noChangeAspect="1"/>
                     </pic:cNvPicPr>
                   </pic:nvPicPr>
                   <pic:blipFill>
-                    <a:blip r:embed="rId110"/>
+                    <a:blip r:embed="rId107"/>
                     <a:stretch>
                       <a:fillRect/>
                     </a:stretch>
@@ -9414,8 +10845,8 @@
       <w:pPr>
         <w:pStyle w:val="ImageCaption"/>
       </w:pPr>
-      <w:bookmarkStart w:id="113" w:name="fig:fig-main-4"/>
-      <w:bookmarkEnd w:id="113"/>
+      <w:bookmarkStart w:id="110" w:name="fig:fig-main-4"/>
+      <w:bookmarkEnd w:id="110"/>
       <w:r>
         <w:t xml:space="preserve">Figure 5: Analysis 2 climate effects on recruitment and stage-specific survival in</w:t>
       </w:r>
@@ -9430,7 +10861,7 @@
         <w:t xml:space="preserve">Silene spaldingii</w:t>
       </w:r>
       <w:r>
-        <w:t xml:space="preserve">. Panels A-B show monthly-lag and spring-temperature recruitment models for point-estimate (purple) and uncertainty-aware (green) formulations, with similar posterior coefficient estimates and interval widths. In panel A, y-values are temperature coefficients b for monthly temperature deviations (months before survey on the x-axis). In panel B, recruitment is seedlings per reproductive plant and spring temperature is February-April temperature deviation. Panel C shows stage-specific survival-temperature coefficients on the logit scale (beta) where estimable (stages 2-3). Open circles in panel C are descriptive markers without interval bars for non-estimable stages: stage 1 shows mean survival across years, and stage 4 shows survival = 1 (100% survival in all usable years).</w:t>
+        <w:t xml:space="preserve">. Panels A-B show monthly-lag and spring-temperature recruitment models for point-estimate (purple) and uncertainty-aware (green) formulations, with similar posterior coefficient estimates and interval widths. In panel A, y-values are temperature coefficients b for monthly temperature deviations (months before survey on the x-axis). In panel B, recruitment is seedlings per reproductive plant and spring temperature is February-April temperature deviation. Panel C shows stage-specific survival-temperature coefficients on the logit scale (β) where estimable (stages 2-3), again with purple for the point-estimate model and green for the uncertainty-aware model. Open circles in panel C are descriptive markers without interval bars for non-estimable stages: stage 1 shows mean survival across years, and stage 4 shows survival = 1 (100% survival in all usable years).</w:t>
       </w:r>
     </w:p>
     <w:p>
@@ -9447,18 +10878,18 @@
           <wp:inline>
             <wp:extent cx="5727700" cy="4773682"/>
             <wp:effectExtent b="0" l="0" r="0" t="0"/>
-            <wp:docPr descr="Figure 6: Analysis 3 multisite climate-demography comparison for Astragalus scaphoides. Panel A (Haynes Creek), panel B (McDevitt Creek), and panel C (Sheep Corral Gulch) each show monthly-lag temperature coefficients, recruitment-temperature fits, and stage-specific survival-temperature coefficients for point-estimate (purple) and uncertainty-aware (green) formulations. Recruitment is seedlings per reproductive plant, and stage-specific survival coefficients are on the logit scale (β). Across sites, the two formulations remain closely aligned, showing that among-site ecological differences are larger than differences induced by uncertainty propagation." title="" id="115" name="Picture"/>
+            <wp:docPr descr="Figure 6: Analysis 3 multisite climate-demography comparison for Astragalus scaphoides. Panel A (Haynes Creek), panel B (McDevitt Creek), and panel C (Sheep Corral Gulch) each show monthly-lag temperature coefficients, recruitment-temperature fits, and stage-specific survival-temperature coefficients for point-estimate (purple) and uncertainty-aware (green) formulations. Recruitment is seedlings per reproductive plant, and stage-specific survival coefficients are on the logit scale (β). Across sites, the two formulations remain closely aligned, showing that among-site ecological differences are larger than differences induced by uncertainty propagation." title="" id="112" name="Picture"/>
             <a:graphic>
               <a:graphicData uri="http://schemas.openxmlformats.org/drawingml/2006/picture">
                 <pic:pic>
                   <pic:nvPicPr>
-                    <pic:cNvPr descr="../../figures/Figure_6_analysis3_climate_effects_multisite.png" id="116" name="Picture"/>
+                    <pic:cNvPr descr="sampling_uncertainty_mpm_main_files/07961aeadb3b8be6075e27c19a217a966c209c17.png" id="113" name="Picture"/>
                     <pic:cNvPicPr>
                       <a:picLocks noChangeArrowheads="1" noChangeAspect="1"/>
                     </pic:cNvPicPr>
                   </pic:nvPicPr>
                   <pic:blipFill>
-                    <a:blip r:embed="rId114"/>
+                    <a:blip r:embed="rId111"/>
                     <a:stretch>
                       <a:fillRect/>
                     </a:stretch>
@@ -9489,8 +10920,8 @@
       <w:pPr>
         <w:pStyle w:val="ImageCaption"/>
       </w:pPr>
-      <w:bookmarkStart w:id="117" w:name="fig:fig-main-5"/>
-      <w:bookmarkEnd w:id="117"/>
+      <w:bookmarkStart w:id="114" w:name="fig:fig-main-5"/>
+      <w:bookmarkEnd w:id="114"/>
       <w:r>
         <w:t xml:space="preserve">Figure 6: Analysis 3 multisite climate-demography comparison for</w:t>
       </w:r>
@@ -9508,10 +10939,10 @@
         <w:t xml:space="preserve">. Panel A (Haynes Creek), panel B (McDevitt Creek), and panel C (Sheep Corral Gulch) each show monthly-lag temperature coefficients, recruitment-temperature fits, and stage-specific survival-temperature coefficients for point-estimate (purple) and uncertainty-aware (green) formulations. Recruitment is seedlings per reproductive plant, and stage-specific survival coefficients are on the logit scale (β). Across sites, the two formulations remain closely aligned, showing that among-site ecological differences are larger than differences induced by uncertainty propagation.</w:t>
       </w:r>
     </w:p>
-    <w:bookmarkEnd w:id="118"/>
+    <w:bookmarkEnd w:id="115"/>
     <w:sectPr>
-      <w:footerReference r:id="rId10" w:type="even"/>
-      <w:footerReference r:id="rId9" w:type="default"/>
+      <w:footerReference r:id="rId7" w:type="even"/>
+      <w:footerReference r:id="rId8" w:type="default"/>
       <w:footnotePr>
         <w:numRestart w:val="eachSect"/>
       </w:footnotePr>
